--- a/Guia_de_Usuario_Novedades_Nomina.docx
+++ b/Guia_de_Usuario_Novedades_Nomina.docx
@@ -1,10 +1,10 @@
 
 <file path=word/document.xml><?xml version="1.0" encoding="utf-8"?>
-<w:document xmlns:wpc="http://schemas.microsoft.com/office/word/2010/wordprocessingCanvas" xmlns:mc="http://schemas.openxmlformats.org/markup-compatibility/2006" xmlns:o="urn:schemas-microsoft-com:office:office" xmlns:r="http://schemas.openxmlformats.org/officeDocument/2006/relationships" xmlns:m="http://schemas.openxmlformats.org/officeDocument/2006/math" xmlns:v="urn:schemas-microsoft-com:vml" xmlns:wp14="http://schemas.microsoft.com/office/word/2010/wordprocessingDrawing" xmlns:wp="http://schemas.openxmlformats.org/drawingml/2006/wordprocessingDrawing" xmlns:w10="urn:schemas-microsoft-com:office:word" xmlns:w="http://schemas.openxmlformats.org/wordprocessingml/2006/main" xmlns:w14="http://schemas.microsoft.com/office/word/2010/wordml" xmlns:w15="http://schemas.microsoft.com/office/word/2012/wordml" xmlns:wpg="http://schemas.microsoft.com/office/word/2010/wordprocessingGroup" xmlns:wpi="http://schemas.microsoft.com/office/word/2010/wordprocessingInk" xmlns:wne="http://schemas.microsoft.com/office/word/2006/wordml" xmlns:wps="http://schemas.microsoft.com/office/word/2010/wordprocessingShape" xmlns:cx="http://schemas.microsoft.com/office/drawing/2014/chartex" xmlns:cx1="http://schemas.microsoft.com/office/drawing/2015/9/8/chartex" xmlns:cx2="http://schemas.microsoft.com/office/drawing/2015/10/21/chartex" xmlns:cx3="http://schemas.microsoft.com/office/drawing/2016/5/9/chartex" xmlns:cx4="http://schemas.microsoft.com/office/drawing/2016/5/10/chartex" xmlns:cx5="http://schemas.microsoft.com/office/drawing/2016/5/11/chartex" xmlns:cx6="http://schemas.microsoft.com/office/drawing/2016/5/12/chartex" xmlns:cx7="http://schemas.microsoft.com/office/drawing/2016/5/13/chartex" xmlns:cx8="http://schemas.microsoft.com/office/drawing/2016/5/14/chartex" xmlns:aink="http://schemas.microsoft.com/office/drawing/2016/ink" xmlns:am3d="http://schemas.microsoft.com/office/drawing/2017/model3d" xmlns:w16cex="http://schemas.microsoft.com/office/word/2018/wordml/cex" xmlns:w16cid="http://schemas.microsoft.com/office/word/2016/wordml/cid" xmlns:w16="http://schemas.microsoft.com/office/word/2018/wordml" xmlns:w16sdtdh="http://schemas.microsoft.com/office/word/2020/wordml/sdtdatahash" xmlns:w16se="http://schemas.microsoft.com/office/word/2015/wordml/symex" mc:Ignorable="w14 w15 wp14">
+<w:document xmlns:wpc="http://schemas.microsoft.com/office/word/2010/wordprocessingCanvas" xmlns:cx="http://schemas.microsoft.com/office/drawing/2014/chartex" xmlns:cx1="http://schemas.microsoft.com/office/drawing/2015/9/8/chartex" xmlns:cx2="http://schemas.microsoft.com/office/drawing/2015/10/21/chartex" xmlns:cx3="http://schemas.microsoft.com/office/drawing/2016/5/9/chartex" xmlns:cx4="http://schemas.microsoft.com/office/drawing/2016/5/10/chartex" xmlns:cx5="http://schemas.microsoft.com/office/drawing/2016/5/11/chartex" xmlns:cx6="http://schemas.microsoft.com/office/drawing/2016/5/12/chartex" xmlns:cx7="http://schemas.microsoft.com/office/drawing/2016/5/13/chartex" xmlns:cx8="http://schemas.microsoft.com/office/drawing/2016/5/14/chartex" xmlns:mc="http://schemas.openxmlformats.org/markup-compatibility/2006" xmlns:aink="http://schemas.microsoft.com/office/drawing/2016/ink" xmlns:am3d="http://schemas.microsoft.com/office/drawing/2017/model3d" xmlns:o="urn:schemas-microsoft-com:office:office" xmlns:oel="http://schemas.microsoft.com/office/2019/extlst" xmlns:r="http://schemas.openxmlformats.org/officeDocument/2006/relationships" xmlns:m="http://schemas.openxmlformats.org/officeDocument/2006/math" xmlns:v="urn:schemas-microsoft-com:vml" xmlns:wp14="http://schemas.microsoft.com/office/word/2010/wordprocessingDrawing" xmlns:wp="http://schemas.openxmlformats.org/drawingml/2006/wordprocessingDrawing" xmlns:w10="urn:schemas-microsoft-com:office:word" xmlns:w="http://schemas.openxmlformats.org/wordprocessingml/2006/main" xmlns:w14="http://schemas.microsoft.com/office/word/2010/wordml" xmlns:w15="http://schemas.microsoft.com/office/word/2012/wordml" xmlns:w16cex="http://schemas.microsoft.com/office/word/2018/wordml/cex" xmlns:w16cid="http://schemas.microsoft.com/office/word/2016/wordml/cid" xmlns:w16="http://schemas.microsoft.com/office/word/2018/wordml" xmlns:w16du="http://schemas.microsoft.com/office/word/2023/wordml/word16du" xmlns:w16sdtdh="http://schemas.microsoft.com/office/word/2020/wordml/sdtdatahash" xmlns:w16sdtfl="http://schemas.microsoft.com/office/word/2024/wordml/sdtformatlock" xmlns:w16se="http://schemas.microsoft.com/office/word/2015/wordml/symex" xmlns:wpg="http://schemas.microsoft.com/office/word/2010/wordprocessingGroup" xmlns:wpi="http://schemas.microsoft.com/office/word/2010/wordprocessingInk" xmlns:wne="http://schemas.microsoft.com/office/word/2006/wordml" xmlns:wps="http://schemas.microsoft.com/office/word/2010/wordprocessingShape" mc:Ignorable="w14 w15 w16se w16cid w16 w16cex w16sdtdh w16sdtfl w16du wp14">
   <w:body>
     <w:p>
       <w:pPr>
-        <w:spacing w:after="0" w:before="1800"/>
+        <w:spacing w:before="1800"/>
         <w:jc w:val="center"/>
       </w:pPr>
       <w:r>
@@ -16,7 +16,7 @@
           <w:sz w:val="30"/>
           <w:szCs w:val="30"/>
         </w:rPr>
-        <w:t xml:space="preserve">COLLECTIVE MINING</w:t>
+        <w:t>COLLECTIVE MINING</w:t>
       </w:r>
     </w:p>
     <w:p>
@@ -27,10 +27,8 @@
       <w:r>
         <w:rPr>
           <w:color w:val="5A6473"/>
-          <w:sz w:val="22"/>
-          <w:szCs w:val="22"/>
-        </w:rPr>
-        <w:t xml:space="preserve">Sistema de Novedades de Nómina · MineDax</w:t>
+        </w:rPr>
+        <w:t>Sistema de Novedades de Nómina · MineDax</w:t>
       </w:r>
     </w:p>
     <w:p>
@@ -46,7 +44,7 @@
           <w:sz w:val="64"/>
           <w:szCs w:val="64"/>
         </w:rPr>
-        <w:t xml:space="preserve">Guía de Usuario</w:t>
+        <w:t>Guía de Usuario</w:t>
       </w:r>
     </w:p>
     <w:p>
@@ -60,7 +58,7 @@
           <w:sz w:val="26"/>
           <w:szCs w:val="26"/>
         </w:rPr>
-        <w:t xml:space="preserve">Cómo usar la plataforma, paso a paso</w:t>
+        <w:t>Cómo usar la plataforma, paso a paso</w:t>
       </w:r>
     </w:p>
     <w:p>
@@ -76,20 +74,23 @@
           <w:sz w:val="20"/>
           <w:szCs w:val="20"/>
         </w:rPr>
-        <w:t xml:space="preserve">Una guía sencilla para todo el equipo — sin tecnicismos</w:t>
+        <w:t>Una guía sencilla para todo el equipo — sin tecnicismos</w:t>
       </w:r>
     </w:p>
     <w:p>
       <w:pPr>
         <w:keepNext/>
-        <w:spacing w:after="60" w:before="160"/>
+        <w:spacing w:before="160" w:after="60"/>
         <w:jc w:val="center"/>
       </w:pPr>
       <w:r>
+        <w:rPr>
+          <w:noProof/>
+        </w:rPr>
         <w:drawing>
-          <wp:inline distT="0" distB="0" distL="0" distR="0">
+          <wp:inline distT="0" distB="0" distL="0" distR="0" wp14:anchorId="34E26CB7" wp14:editId="34E26CB8">
             <wp:extent cx="5715000" cy="3571875"/>
-            <wp:effectExtent t="0" r="0" b="0" l="0"/>
+            <wp:effectExtent l="0" t="0" r="0" b="0"/>
             <wp:docPr id="1" name="01_login.png" descr="01_login.png" title="01_login.png"/>
             <wp:cNvGraphicFramePr>
               <a:graphicFrameLocks xmlns:a="http://schemas.openxmlformats.org/drawingml/2006/main" noChangeAspect="1"/>
@@ -98,13 +99,13 @@
               <a:graphicData uri="http://schemas.openxmlformats.org/drawingml/2006/picture">
                 <pic:pic xmlns:pic="http://schemas.openxmlformats.org/drawingml/2006/picture">
                   <pic:nvPicPr>
-                    <pic:cNvPr id="0" name="" descr=""/>
+                    <pic:cNvPr id="0" name=""/>
                     <pic:cNvPicPr>
                       <a:picLocks noChangeAspect="1" noChangeArrowheads="1"/>
                     </pic:cNvPicPr>
                   </pic:nvPicPr>
                   <pic:blipFill>
-                    <a:blip r:embed="rId9" cstate="none"/>
+                    <a:blip r:embed="rId7"/>
                     <a:srcRect/>
                     <a:stretch>
                       <a:fillRect/>
@@ -137,7 +138,7 @@
           <w:sz w:val="18"/>
           <w:szCs w:val="18"/>
         </w:rPr>
-        <w:t xml:space="preserve">Documento de uso interno · Collective Mining / Adecco</w:t>
+        <w:t>Documento de uso interno · Collective Mining / Adecco</w:t>
       </w:r>
     </w:p>
     <w:p>
@@ -150,7 +151,7 @@
           <w:sz w:val="18"/>
           <w:szCs w:val="18"/>
         </w:rPr>
-        <w:t xml:space="preserve">Versión de la guía: Junio 2026</w:t>
+        <w:t>Versión de la guía: Junio 2026</w:t>
       </w:r>
     </w:p>
     <w:p>
@@ -170,18 +171,24 @@
           <w:sz w:val="36"/>
           <w:szCs w:val="36"/>
         </w:rPr>
-        <w:t xml:space="preserve">Contenido</w:t>
+        <w:lastRenderedPageBreak/>
+        <w:t>Contenido</w:t>
       </w:r>
     </w:p>
     <w:sdt>
       <w:sdtPr>
         <w:alias w:val="Contenido"/>
+        <w:id w:val="-31733120"/>
       </w:sdtPr>
       <w:sdtContent>
         <w:p>
           <w:r>
-            <w:fldChar w:fldCharType="begin" w:dirty="true"/>
-            <w:instrText xml:space="preserve">TOC \h \o "1-2"</w:instrText>
+            <w:fldChar w:fldCharType="begin"/>
+          </w:r>
+          <w:r>
+            <w:instrText>TOC \h \o "1-2"</w:instrText>
+          </w:r>
+          <w:r>
             <w:fldChar w:fldCharType="separate"/>
           </w:r>
         </w:p>
@@ -199,15 +206,16 @@
     </w:p>
     <w:p>
       <w:pPr>
-        <w:pStyle w:val="Heading1"/>
-      </w:pPr>
-      <w:r>
-        <w:t xml:space="preserve">1. ¿Qué es este sistema y para qué sirve?</w:t>
-      </w:r>
-    </w:p>
-    <w:p>
-      <w:pPr>
-        <w:spacing w:after="140" w:line="276"/>
+        <w:pStyle w:val="Ttulo1"/>
+      </w:pPr>
+      <w:r>
+        <w:lastRenderedPageBreak/>
+        <w:t>1. ¿Qué es este sistema y para qué sirve?</w:t>
+      </w:r>
+    </w:p>
+    <w:p>
+      <w:pPr>
+        <w:spacing w:after="140" w:line="276" w:lineRule="auto"/>
       </w:pPr>
       <w:r>
         <w:t xml:space="preserve">Esta plataforma es el lugar donde el equipo de Talento Humano y Nómina de </w:t>
@@ -217,7 +225,7 @@
           <w:b/>
           <w:bCs/>
         </w:rPr>
-        <w:t xml:space="preserve">Collective Mining</w:t>
+        <w:t>Collective Mining</w:t>
       </w:r>
       <w:r>
         <w:t xml:space="preserve"> registra, revisa y organiza todas las </w:t>
@@ -227,7 +235,7 @@
           <w:b/>
           <w:bCs/>
         </w:rPr>
-        <w:t xml:space="preserve">novedades de nómina</w:t>
+        <w:t>novedades de nómina</w:t>
       </w:r>
       <w:r>
         <w:t xml:space="preserve"> de cada período. En pocas palabras: es el puente entre lo que pasa con los empleados durante el mes (horas extra, incapacidades, descuentos, vacaciones, cambios de cargo, ingresos nuevos…) y el archivo final que se le entrega a Adecco para liquidar la nómina.</w:t>
@@ -235,43 +243,54 @@
     </w:p>
     <w:p>
       <w:pPr>
-        <w:spacing w:after="140" w:line="276"/>
-      </w:pPr>
-      <w:r>
-        <w:t xml:space="preserve">Todo vive en una sola pantalla con pestañas a la izquierda. No necesitas instalar nada: se abre en el navegador (Chrome, Edge, etc.). Tampoco necesitas saber de programación ni de bases de datos — esta guía te lleva de la mano por cada sección con imágenes reales del sistema.</w:t>
+        <w:spacing w:after="140" w:line="276" w:lineRule="auto"/>
+      </w:pPr>
+      <w:r>
+        <w:t>Todo vive en una sola pantalla con pestañas a la izquierda. No necesitas instalar nada: se abre en el navegador (Chrome, Edge, etc.). Tampoco necesitas saber de programación ni de bases de datos — esta guía te lleva de la mano por cada sección con imágenes reales del sistema.</w:t>
       </w:r>
     </w:p>
     <w:tbl>
       <w:tblPr>
-        <w:tblW w:type="dxa" w:w="9360"/>
+        <w:tblW w:w="9360" w:type="dxa"/>
         <w:tblBorders>
-          <w:top w:val="single" w:color="auto" w:sz="4"/>
-          <w:left w:val="single" w:color="auto" w:sz="4"/>
-          <w:bottom w:val="single" w:color="auto" w:sz="4"/>
-          <w:right w:val="single" w:color="auto" w:sz="4"/>
-          <w:insideH w:val="single" w:color="auto" w:sz="4"/>
-          <w:insideV w:val="single" w:color="auto" w:sz="4"/>
+          <w:top w:val="single" w:sz="4" w:space="0" w:color="auto"/>
+          <w:left w:val="single" w:sz="4" w:space="0" w:color="auto"/>
+          <w:bottom w:val="single" w:sz="4" w:space="0" w:color="auto"/>
+          <w:right w:val="single" w:sz="4" w:space="0" w:color="auto"/>
+          <w:insideH w:val="single" w:sz="4" w:space="0" w:color="auto"/>
+          <w:insideV w:val="single" w:sz="4" w:space="0" w:color="auto"/>
         </w:tblBorders>
+        <w:tblCellMar>
+          <w:left w:w="10" w:type="dxa"/>
+          <w:right w:w="10" w:type="dxa"/>
+        </w:tblCellMar>
+        <w:tblLook w:val="04A0" w:firstRow="1" w:lastRow="0" w:firstColumn="1" w:lastColumn="0" w:noHBand="0" w:noVBand="1"/>
       </w:tblPr>
       <w:tblGrid>
         <w:gridCol w:w="9360"/>
       </w:tblGrid>
       <w:tr>
+        <w:tblPrEx>
+          <w:tblCellMar>
+            <w:top w:w="0" w:type="dxa"/>
+            <w:bottom w:w="0" w:type="dxa"/>
+          </w:tblCellMar>
+        </w:tblPrEx>
         <w:tc>
           <w:tcPr>
-            <w:tcW w:type="dxa" w:w="9360"/>
+            <w:tcW w:w="9360" w:type="dxa"/>
             <w:tcBorders>
-              <w:top w:val="single" w:color="20A7C9" w:sz="2"/>
-              <w:left w:val="single" w:color="20A7C9" w:sz="18"/>
-              <w:bottom w:val="single" w:color="20A7C9" w:sz="2"/>
-              <w:right w:val="single" w:color="20A7C9" w:sz="2"/>
+              <w:top w:val="single" w:sz="2" w:space="0" w:color="20A7C9"/>
+              <w:left w:val="single" w:sz="18" w:space="0" w:color="20A7C9"/>
+              <w:bottom w:val="single" w:sz="2" w:space="0" w:color="20A7C9"/>
+              <w:right w:val="single" w:sz="2" w:space="0" w:color="20A7C9"/>
             </w:tcBorders>
-            <w:shd w:fill="EAF6F9" w:val="clear"/>
+            <w:shd w:val="clear" w:color="auto" w:fill="EAF6F9"/>
             <w:tcMar>
-              <w:top w:type="dxa" w:w="120"/>
-              <w:left w:type="dxa" w:w="200"/>
-              <w:bottom w:type="dxa" w:w="120"/>
-              <w:right w:type="dxa" w:w="160"/>
+              <w:top w:w="120" w:type="dxa"/>
+              <w:left w:w="200" w:type="dxa"/>
+              <w:bottom w:w="120" w:type="dxa"/>
+              <w:right w:w="160" w:type="dxa"/>
             </w:tcMar>
           </w:tcPr>
           <w:p>
@@ -286,19 +305,19 @@
                 <w:sz w:val="21"/>
                 <w:szCs w:val="21"/>
               </w:rPr>
-              <w:t xml:space="preserve">En una frase</w:t>
+              <w:t>En una frase</w:t>
             </w:r>
           </w:p>
           <w:p>
             <w:pPr>
-              <w:spacing w:after="40" w:line="264"/>
+              <w:spacing w:after="40" w:line="264" w:lineRule="auto"/>
             </w:pPr>
             <w:r>
               <w:rPr>
                 <w:sz w:val="20"/>
                 <w:szCs w:val="20"/>
               </w:rPr>
-              <w:t xml:space="preserve">Aquí registras todo lo que afecta el pago de un empleado en un período, y al final exportas un Excel listo para Adecco.</w:t>
+              <w:t>Aquí registras todo lo que afecta el pago de un empleado en un período, y al final exportas un Excel listo para Adecco.</w:t>
             </w:r>
           </w:p>
         </w:tc>
@@ -308,26 +327,23 @@
       <w:pPr>
         <w:spacing w:after="120"/>
       </w:pPr>
-      <w:r>
-        <w:t xml:space="preserve"/>
-      </w:r>
-    </w:p>
-    <w:p>
-      <w:pPr>
-        <w:pStyle w:val="Heading2"/>
-      </w:pPr>
-      <w:r>
-        <w:t xml:space="preserve">Lo que vas a encontrar</w:t>
-      </w:r>
-    </w:p>
-    <w:p>
-      <w:pPr>
-        <w:pStyle w:val="ListParagraph"/>
+    </w:p>
+    <w:p>
+      <w:pPr>
+        <w:pStyle w:val="Ttulo2"/>
+      </w:pPr>
+      <w:r>
+        <w:t>Lo que vas a encontrar</w:t>
+      </w:r>
+    </w:p>
+    <w:p>
+      <w:pPr>
+        <w:pStyle w:val="Prrafodelista"/>
         <w:numPr>
           <w:ilvl w:val="0"/>
           <w:numId w:val="2"/>
         </w:numPr>
-        <w:spacing w:after="70" w:line="270"/>
+        <w:spacing w:after="70" w:line="270" w:lineRule="auto"/>
       </w:pPr>
       <w:r>
         <w:rPr>
@@ -337,17 +353,17 @@
         <w:t xml:space="preserve">Un panel (Dashboard) </w:t>
       </w:r>
       <w:r>
-        <w:t xml:space="preserve">con el resumen del período y la actividad reciente.</w:t>
-      </w:r>
-    </w:p>
-    <w:p>
-      <w:pPr>
-        <w:pStyle w:val="ListParagraph"/>
+        <w:t>con el resumen del período y la actividad reciente.</w:t>
+      </w:r>
+    </w:p>
+    <w:p>
+      <w:pPr>
+        <w:pStyle w:val="Prrafodelista"/>
         <w:numPr>
           <w:ilvl w:val="0"/>
           <w:numId w:val="2"/>
         </w:numPr>
-        <w:spacing w:after="70" w:line="270"/>
+        <w:spacing w:after="70" w:line="270" w:lineRule="auto"/>
       </w:pPr>
       <w:r>
         <w:rPr>
@@ -357,17 +373,17 @@
         <w:t xml:space="preserve">Cuatro tipos de novedades: </w:t>
       </w:r>
       <w:r>
-        <w:t xml:space="preserve">Ocasionales, Fijas, Ausentismos y Cambios e Ingresos.</w:t>
-      </w:r>
-    </w:p>
-    <w:p>
-      <w:pPr>
-        <w:pStyle w:val="ListParagraph"/>
+        <w:t>Ocasionales, Fijas, Ausentismos y Cambios e Ingresos.</w:t>
+      </w:r>
+    </w:p>
+    <w:p>
+      <w:pPr>
+        <w:pStyle w:val="Prrafodelista"/>
         <w:numPr>
           <w:ilvl w:val="0"/>
           <w:numId w:val="2"/>
         </w:numPr>
-        <w:spacing w:after="70" w:line="270"/>
+        <w:spacing w:after="70" w:line="270" w:lineRule="auto"/>
       </w:pPr>
       <w:r>
         <w:rPr>
@@ -377,17 +393,17 @@
         <w:t xml:space="preserve">El Maestro de empleados, </w:t>
       </w:r>
       <w:r>
-        <w:t xml:space="preserve">donde se dan de alta las personas y sus datos.</w:t>
-      </w:r>
-    </w:p>
-    <w:p>
-      <w:pPr>
-        <w:pStyle w:val="ListParagraph"/>
+        <w:t>donde se dan de alta las personas y sus datos.</w:t>
+      </w:r>
+    </w:p>
+    <w:p>
+      <w:pPr>
+        <w:pStyle w:val="Prrafodelista"/>
         <w:numPr>
           <w:ilvl w:val="0"/>
           <w:numId w:val="2"/>
         </w:numPr>
-        <w:spacing w:after="70" w:line="270"/>
+        <w:spacing w:after="70" w:line="270" w:lineRule="auto"/>
       </w:pPr>
       <w:r>
         <w:rPr>
@@ -397,17 +413,17 @@
         <w:t xml:space="preserve">Importación masiva </w:t>
       </w:r>
       <w:r>
-        <w:t xml:space="preserve">desde Excel/ADECCO y desde PDF (con lectura automática).</w:t>
-      </w:r>
-    </w:p>
-    <w:p>
-      <w:pPr>
-        <w:pStyle w:val="ListParagraph"/>
+        <w:t>desde Excel/ADECCO y desde PDF (con lectura automática).</w:t>
+      </w:r>
+    </w:p>
+    <w:p>
+      <w:pPr>
+        <w:pStyle w:val="Prrafodelista"/>
         <w:numPr>
           <w:ilvl w:val="0"/>
           <w:numId w:val="2"/>
         </w:numPr>
-        <w:spacing w:after="70" w:line="270"/>
+        <w:spacing w:after="70" w:line="270" w:lineRule="auto"/>
       </w:pPr>
       <w:r>
         <w:rPr>
@@ -417,17 +433,17 @@
         <w:t xml:space="preserve">Gráficos y analítica </w:t>
       </w:r>
       <w:r>
-        <w:t xml:space="preserve">para ver todo en tableros tipo Power BI.</w:t>
-      </w:r>
-    </w:p>
-    <w:p>
-      <w:pPr>
-        <w:pStyle w:val="ListParagraph"/>
+        <w:t>para ver todo en tableros tipo Power BI.</w:t>
+      </w:r>
+    </w:p>
+    <w:p>
+      <w:pPr>
+        <w:pStyle w:val="Prrafodelista"/>
         <w:numPr>
           <w:ilvl w:val="0"/>
           <w:numId w:val="2"/>
         </w:numPr>
-        <w:spacing w:after="70" w:line="270"/>
+        <w:spacing w:after="70" w:line="270" w:lineRule="auto"/>
       </w:pPr>
       <w:r>
         <w:rPr>
@@ -437,7 +453,7 @@
         <w:t xml:space="preserve">Formularios de autoservicio </w:t>
       </w:r>
       <w:r>
-        <w:t xml:space="preserve">para que el propio empleado pida permisos y vacaciones desde su celular.</w:t>
+        <w:t>para que el propio empleado pida permisos y vacaciones desde su celular.</w:t>
       </w:r>
     </w:p>
     <w:p>
@@ -447,15 +463,16 @@
     </w:p>
     <w:p>
       <w:pPr>
-        <w:pStyle w:val="Heading1"/>
-      </w:pPr>
-      <w:r>
-        <w:t xml:space="preserve">2. Roles: quién puede hacer qué</w:t>
-      </w:r>
-    </w:p>
-    <w:p>
-      <w:pPr>
-        <w:spacing w:after="140" w:line="276"/>
+        <w:pStyle w:val="Ttulo1"/>
+      </w:pPr>
+      <w:r>
+        <w:lastRenderedPageBreak/>
+        <w:t>2. Roles: quién puede hacer qué</w:t>
+      </w:r>
+    </w:p>
+    <w:p>
+      <w:pPr>
+        <w:spacing w:after="140" w:line="276" w:lineRule="auto"/>
       </w:pPr>
       <w:r>
         <w:t xml:space="preserve">El sistema reconoce </w:t>
@@ -465,23 +482,28 @@
           <w:b/>
           <w:bCs/>
         </w:rPr>
-        <w:t xml:space="preserve">tres niveles de usuario</w:t>
-      </w:r>
-      <w:r>
-        <w:t xml:space="preserve">. Según tu nivel, verás más o menos opciones. Esto evita que alguien cambie por error algo que no le corresponde.</w:t>
+        <w:t>tres niveles de usuario</w:t>
+      </w:r>
+      <w:r>
+        <w:t>. Según tu nivel, verás más o menos opciones. Esto evita que alguien cambie por error algo que no le corresponde.</w:t>
       </w:r>
     </w:p>
     <w:tbl>
       <w:tblPr>
-        <w:tblW w:type="dxa" w:w="9360"/>
+        <w:tblW w:w="9360" w:type="dxa"/>
         <w:tblBorders>
-          <w:top w:val="single" w:color="auto" w:sz="4"/>
-          <w:left w:val="single" w:color="auto" w:sz="4"/>
-          <w:bottom w:val="single" w:color="auto" w:sz="4"/>
-          <w:right w:val="single" w:color="auto" w:sz="4"/>
-          <w:insideH w:val="single" w:color="auto" w:sz="4"/>
-          <w:insideV w:val="single" w:color="auto" w:sz="4"/>
+          <w:top w:val="single" w:sz="4" w:space="0" w:color="auto"/>
+          <w:left w:val="single" w:sz="4" w:space="0" w:color="auto"/>
+          <w:bottom w:val="single" w:sz="4" w:space="0" w:color="auto"/>
+          <w:right w:val="single" w:sz="4" w:space="0" w:color="auto"/>
+          <w:insideH w:val="single" w:sz="4" w:space="0" w:color="auto"/>
+          <w:insideV w:val="single" w:sz="4" w:space="0" w:color="auto"/>
         </w:tblBorders>
+        <w:tblCellMar>
+          <w:left w:w="10" w:type="dxa"/>
+          <w:right w:w="10" w:type="dxa"/>
+        </w:tblCellMar>
+        <w:tblLook w:val="04A0" w:firstRow="1" w:lastRow="0" w:firstColumn="1" w:lastColumn="0" w:noHBand="0" w:noVBand="1"/>
       </w:tblPr>
       <w:tblGrid>
         <w:gridCol w:w="1000"/>
@@ -489,24 +511,30 @@
         <w:gridCol w:w="6160"/>
       </w:tblGrid>
       <w:tr>
+        <w:tblPrEx>
+          <w:tblCellMar>
+            <w:top w:w="0" w:type="dxa"/>
+            <w:bottom w:w="0" w:type="dxa"/>
+          </w:tblCellMar>
+        </w:tblPrEx>
         <w:trPr>
           <w:tblHeader/>
         </w:trPr>
         <w:tc>
           <w:tcPr>
-            <w:tcW w:type="dxa" w:w="1000"/>
+            <w:tcW w:w="1000" w:type="dxa"/>
             <w:tcBorders>
-              <w:top w:val="single" w:color="CCCCCC" w:sz="1"/>
-              <w:left w:val="single" w:color="CCCCCC" w:sz="1"/>
-              <w:bottom w:val="single" w:color="CCCCCC" w:sz="1"/>
-              <w:right w:val="single" w:color="CCCCCC" w:sz="1"/>
+              <w:top w:val="single" w:sz="1" w:space="0" w:color="CCCCCC"/>
+              <w:left w:val="single" w:sz="1" w:space="0" w:color="CCCCCC"/>
+              <w:bottom w:val="single" w:sz="1" w:space="0" w:color="CCCCCC"/>
+              <w:right w:val="single" w:sz="1" w:space="0" w:color="CCCCCC"/>
             </w:tcBorders>
-            <w:shd w:fill="1B2A4A" w:val="clear"/>
+            <w:shd w:val="clear" w:color="auto" w:fill="1B2A4A"/>
             <w:tcMar>
-              <w:top w:type="dxa" w:w="70"/>
-              <w:left w:type="dxa" w:w="110"/>
-              <w:bottom w:type="dxa" w:w="70"/>
-              <w:right w:type="dxa" w:w="110"/>
+              <w:top w:w="70" w:type="dxa"/>
+              <w:left w:w="110" w:type="dxa"/>
+              <w:bottom w:w="70" w:type="dxa"/>
+              <w:right w:w="110" w:type="dxa"/>
             </w:tcMar>
             <w:vAlign w:val="center"/>
           </w:tcPr>
@@ -519,25 +547,25 @@
                 <w:sz w:val="19"/>
                 <w:szCs w:val="19"/>
               </w:rPr>
-              <w:t xml:space="preserve">Nivel</w:t>
+              <w:t>Nivel</w:t>
             </w:r>
           </w:p>
         </w:tc>
         <w:tc>
           <w:tcPr>
-            <w:tcW w:type="dxa" w:w="2200"/>
+            <w:tcW w:w="2200" w:type="dxa"/>
             <w:tcBorders>
-              <w:top w:val="single" w:color="CCCCCC" w:sz="1"/>
-              <w:left w:val="single" w:color="CCCCCC" w:sz="1"/>
-              <w:bottom w:val="single" w:color="CCCCCC" w:sz="1"/>
-              <w:right w:val="single" w:color="CCCCCC" w:sz="1"/>
+              <w:top w:val="single" w:sz="1" w:space="0" w:color="CCCCCC"/>
+              <w:left w:val="single" w:sz="1" w:space="0" w:color="CCCCCC"/>
+              <w:bottom w:val="single" w:sz="1" w:space="0" w:color="CCCCCC"/>
+              <w:right w:val="single" w:sz="1" w:space="0" w:color="CCCCCC"/>
             </w:tcBorders>
-            <w:shd w:fill="1B2A4A" w:val="clear"/>
+            <w:shd w:val="clear" w:color="auto" w:fill="1B2A4A"/>
             <w:tcMar>
-              <w:top w:type="dxa" w:w="70"/>
-              <w:left w:type="dxa" w:w="110"/>
-              <w:bottom w:type="dxa" w:w="70"/>
-              <w:right w:type="dxa" w:w="110"/>
+              <w:top w:w="70" w:type="dxa"/>
+              <w:left w:w="110" w:type="dxa"/>
+              <w:bottom w:w="70" w:type="dxa"/>
+              <w:right w:w="110" w:type="dxa"/>
             </w:tcMar>
             <w:vAlign w:val="center"/>
           </w:tcPr>
@@ -550,25 +578,25 @@
                 <w:sz w:val="19"/>
                 <w:szCs w:val="19"/>
               </w:rPr>
-              <w:t xml:space="preserve">Rol</w:t>
+              <w:t>Rol</w:t>
             </w:r>
           </w:p>
         </w:tc>
         <w:tc>
           <w:tcPr>
-            <w:tcW w:type="dxa" w:w="6160"/>
+            <w:tcW w:w="6160" w:type="dxa"/>
             <w:tcBorders>
-              <w:top w:val="single" w:color="CCCCCC" w:sz="1"/>
-              <w:left w:val="single" w:color="CCCCCC" w:sz="1"/>
-              <w:bottom w:val="single" w:color="CCCCCC" w:sz="1"/>
-              <w:right w:val="single" w:color="CCCCCC" w:sz="1"/>
+              <w:top w:val="single" w:sz="1" w:space="0" w:color="CCCCCC"/>
+              <w:left w:val="single" w:sz="1" w:space="0" w:color="CCCCCC"/>
+              <w:bottom w:val="single" w:sz="1" w:space="0" w:color="CCCCCC"/>
+              <w:right w:val="single" w:sz="1" w:space="0" w:color="CCCCCC"/>
             </w:tcBorders>
-            <w:shd w:fill="1B2A4A" w:val="clear"/>
+            <w:shd w:val="clear" w:color="auto" w:fill="1B2A4A"/>
             <w:tcMar>
-              <w:top w:type="dxa" w:w="70"/>
-              <w:left w:type="dxa" w:w="110"/>
-              <w:bottom w:type="dxa" w:w="70"/>
-              <w:right w:type="dxa" w:w="110"/>
+              <w:top w:w="70" w:type="dxa"/>
+              <w:left w:w="110" w:type="dxa"/>
+              <w:bottom w:w="70" w:type="dxa"/>
+              <w:right w:w="110" w:type="dxa"/>
             </w:tcMar>
             <w:vAlign w:val="center"/>
           </w:tcPr>
@@ -581,27 +609,33 @@
                 <w:sz w:val="19"/>
                 <w:szCs w:val="19"/>
               </w:rPr>
-              <w:t xml:space="preserve">Qué puede hacer</w:t>
+              <w:t>Qué puede hacer</w:t>
             </w:r>
           </w:p>
         </w:tc>
       </w:tr>
       <w:tr>
+        <w:tblPrEx>
+          <w:tblCellMar>
+            <w:top w:w="0" w:type="dxa"/>
+            <w:bottom w:w="0" w:type="dxa"/>
+          </w:tblCellMar>
+        </w:tblPrEx>
         <w:tc>
           <w:tcPr>
-            <w:tcW w:type="dxa" w:w="1000"/>
+            <w:tcW w:w="1000" w:type="dxa"/>
             <w:tcBorders>
-              <w:top w:val="single" w:color="CCCCCC" w:sz="1"/>
-              <w:left w:val="single" w:color="CCCCCC" w:sz="1"/>
-              <w:bottom w:val="single" w:color="CCCCCC" w:sz="1"/>
-              <w:right w:val="single" w:color="CCCCCC" w:sz="1"/>
+              <w:top w:val="single" w:sz="1" w:space="0" w:color="CCCCCC"/>
+              <w:left w:val="single" w:sz="1" w:space="0" w:color="CCCCCC"/>
+              <w:bottom w:val="single" w:sz="1" w:space="0" w:color="CCCCCC"/>
+              <w:right w:val="single" w:sz="1" w:space="0" w:color="CCCCCC"/>
             </w:tcBorders>
-            <w:shd w:fill="FFFFFF" w:val="clear"/>
+            <w:shd w:val="clear" w:color="auto" w:fill="FFFFFF"/>
             <w:tcMar>
-              <w:top w:type="dxa" w:w="60"/>
-              <w:left w:type="dxa" w:w="110"/>
-              <w:bottom w:type="dxa" w:w="60"/>
-              <w:right w:type="dxa" w:w="110"/>
+              <w:top w:w="60" w:type="dxa"/>
+              <w:left w:w="110" w:type="dxa"/>
+              <w:bottom w:w="60" w:type="dxa"/>
+              <w:right w:w="110" w:type="dxa"/>
             </w:tcMar>
             <w:vAlign w:val="center"/>
           </w:tcPr>
@@ -611,25 +645,25 @@
                 <w:sz w:val="19"/>
                 <w:szCs w:val="19"/>
               </w:rPr>
-              <w:t xml:space="preserve">1</w:t>
+              <w:t>1</w:t>
             </w:r>
           </w:p>
         </w:tc>
         <w:tc>
           <w:tcPr>
-            <w:tcW w:type="dxa" w:w="2200"/>
+            <w:tcW w:w="2200" w:type="dxa"/>
             <w:tcBorders>
-              <w:top w:val="single" w:color="CCCCCC" w:sz="1"/>
-              <w:left w:val="single" w:color="CCCCCC" w:sz="1"/>
-              <w:bottom w:val="single" w:color="CCCCCC" w:sz="1"/>
-              <w:right w:val="single" w:color="CCCCCC" w:sz="1"/>
+              <w:top w:val="single" w:sz="1" w:space="0" w:color="CCCCCC"/>
+              <w:left w:val="single" w:sz="1" w:space="0" w:color="CCCCCC"/>
+              <w:bottom w:val="single" w:sz="1" w:space="0" w:color="CCCCCC"/>
+              <w:right w:val="single" w:sz="1" w:space="0" w:color="CCCCCC"/>
             </w:tcBorders>
-            <w:shd w:fill="FFFFFF" w:val="clear"/>
+            <w:shd w:val="clear" w:color="auto" w:fill="FFFFFF"/>
             <w:tcMar>
-              <w:top w:type="dxa" w:w="60"/>
-              <w:left w:type="dxa" w:w="110"/>
-              <w:bottom w:type="dxa" w:w="60"/>
-              <w:right w:type="dxa" w:w="110"/>
+              <w:top w:w="60" w:type="dxa"/>
+              <w:left w:w="110" w:type="dxa"/>
+              <w:bottom w:w="60" w:type="dxa"/>
+              <w:right w:w="110" w:type="dxa"/>
             </w:tcMar>
             <w:vAlign w:val="center"/>
           </w:tcPr>
@@ -639,25 +673,25 @@
                 <w:sz w:val="19"/>
                 <w:szCs w:val="19"/>
               </w:rPr>
-              <w:t xml:space="preserve">Empleado</w:t>
+              <w:t>Empleado</w:t>
             </w:r>
           </w:p>
         </w:tc>
         <w:tc>
           <w:tcPr>
-            <w:tcW w:type="dxa" w:w="6160"/>
+            <w:tcW w:w="6160" w:type="dxa"/>
             <w:tcBorders>
-              <w:top w:val="single" w:color="CCCCCC" w:sz="1"/>
-              <w:left w:val="single" w:color="CCCCCC" w:sz="1"/>
-              <w:bottom w:val="single" w:color="CCCCCC" w:sz="1"/>
-              <w:right w:val="single" w:color="CCCCCC" w:sz="1"/>
+              <w:top w:val="single" w:sz="1" w:space="0" w:color="CCCCCC"/>
+              <w:left w:val="single" w:sz="1" w:space="0" w:color="CCCCCC"/>
+              <w:bottom w:val="single" w:sz="1" w:space="0" w:color="CCCCCC"/>
+              <w:right w:val="single" w:sz="1" w:space="0" w:color="CCCCCC"/>
             </w:tcBorders>
-            <w:shd w:fill="FFFFFF" w:val="clear"/>
+            <w:shd w:val="clear" w:color="auto" w:fill="FFFFFF"/>
             <w:tcMar>
-              <w:top w:type="dxa" w:w="60"/>
-              <w:left w:type="dxa" w:w="110"/>
-              <w:bottom w:type="dxa" w:w="60"/>
-              <w:right w:type="dxa" w:w="110"/>
+              <w:top w:w="60" w:type="dxa"/>
+              <w:left w:w="110" w:type="dxa"/>
+              <w:bottom w:w="60" w:type="dxa"/>
+              <w:right w:w="110" w:type="dxa"/>
             </w:tcMar>
             <w:vAlign w:val="center"/>
           </w:tcPr>
@@ -667,27 +701,33 @@
                 <w:sz w:val="19"/>
                 <w:szCs w:val="19"/>
               </w:rPr>
-              <w:t xml:space="preserve">Consulta sus propios datos y usa los formularios públicos de permisos y vacaciones.</w:t>
+              <w:t>Consulta sus propios datos y usa los formularios públicos de permisos y vacaciones.</w:t>
             </w:r>
           </w:p>
         </w:tc>
       </w:tr>
       <w:tr>
+        <w:tblPrEx>
+          <w:tblCellMar>
+            <w:top w:w="0" w:type="dxa"/>
+            <w:bottom w:w="0" w:type="dxa"/>
+          </w:tblCellMar>
+        </w:tblPrEx>
         <w:tc>
           <w:tcPr>
-            <w:tcW w:type="dxa" w:w="1000"/>
+            <w:tcW w:w="1000" w:type="dxa"/>
             <w:tcBorders>
-              <w:top w:val="single" w:color="CCCCCC" w:sz="1"/>
-              <w:left w:val="single" w:color="CCCCCC" w:sz="1"/>
-              <w:bottom w:val="single" w:color="CCCCCC" w:sz="1"/>
-              <w:right w:val="single" w:color="CCCCCC" w:sz="1"/>
+              <w:top w:val="single" w:sz="1" w:space="0" w:color="CCCCCC"/>
+              <w:left w:val="single" w:sz="1" w:space="0" w:color="CCCCCC"/>
+              <w:bottom w:val="single" w:sz="1" w:space="0" w:color="CCCCCC"/>
+              <w:right w:val="single" w:sz="1" w:space="0" w:color="CCCCCC"/>
             </w:tcBorders>
-            <w:shd w:fill="F3F7FA" w:val="clear"/>
+            <w:shd w:val="clear" w:color="auto" w:fill="F3F7FA"/>
             <w:tcMar>
-              <w:top w:type="dxa" w:w="60"/>
-              <w:left w:type="dxa" w:w="110"/>
-              <w:bottom w:type="dxa" w:w="60"/>
-              <w:right w:type="dxa" w:w="110"/>
+              <w:top w:w="60" w:type="dxa"/>
+              <w:left w:w="110" w:type="dxa"/>
+              <w:bottom w:w="60" w:type="dxa"/>
+              <w:right w:w="110" w:type="dxa"/>
             </w:tcMar>
             <w:vAlign w:val="center"/>
           </w:tcPr>
@@ -697,25 +737,25 @@
                 <w:sz w:val="19"/>
                 <w:szCs w:val="19"/>
               </w:rPr>
-              <w:t xml:space="preserve">2</w:t>
+              <w:t>2</w:t>
             </w:r>
           </w:p>
         </w:tc>
         <w:tc>
           <w:tcPr>
-            <w:tcW w:type="dxa" w:w="2200"/>
+            <w:tcW w:w="2200" w:type="dxa"/>
             <w:tcBorders>
-              <w:top w:val="single" w:color="CCCCCC" w:sz="1"/>
-              <w:left w:val="single" w:color="CCCCCC" w:sz="1"/>
-              <w:bottom w:val="single" w:color="CCCCCC" w:sz="1"/>
-              <w:right w:val="single" w:color="CCCCCC" w:sz="1"/>
+              <w:top w:val="single" w:sz="1" w:space="0" w:color="CCCCCC"/>
+              <w:left w:val="single" w:sz="1" w:space="0" w:color="CCCCCC"/>
+              <w:bottom w:val="single" w:sz="1" w:space="0" w:color="CCCCCC"/>
+              <w:right w:val="single" w:sz="1" w:space="0" w:color="CCCCCC"/>
             </w:tcBorders>
-            <w:shd w:fill="F3F7FA" w:val="clear"/>
+            <w:shd w:val="clear" w:color="auto" w:fill="F3F7FA"/>
             <w:tcMar>
-              <w:top w:type="dxa" w:w="60"/>
-              <w:left w:type="dxa" w:w="110"/>
-              <w:bottom w:type="dxa" w:w="60"/>
-              <w:right w:type="dxa" w:w="110"/>
+              <w:top w:w="60" w:type="dxa"/>
+              <w:left w:w="110" w:type="dxa"/>
+              <w:bottom w:w="60" w:type="dxa"/>
+              <w:right w:w="110" w:type="dxa"/>
             </w:tcMar>
             <w:vAlign w:val="center"/>
           </w:tcPr>
@@ -725,25 +765,25 @@
                 <w:sz w:val="19"/>
                 <w:szCs w:val="19"/>
               </w:rPr>
-              <w:t xml:space="preserve">Supervisor</w:t>
+              <w:t>Supervisor</w:t>
             </w:r>
           </w:p>
         </w:tc>
         <w:tc>
           <w:tcPr>
-            <w:tcW w:type="dxa" w:w="6160"/>
+            <w:tcW w:w="6160" w:type="dxa"/>
             <w:tcBorders>
-              <w:top w:val="single" w:color="CCCCCC" w:sz="1"/>
-              <w:left w:val="single" w:color="CCCCCC" w:sz="1"/>
-              <w:bottom w:val="single" w:color="CCCCCC" w:sz="1"/>
-              <w:right w:val="single" w:color="CCCCCC" w:sz="1"/>
+              <w:top w:val="single" w:sz="1" w:space="0" w:color="CCCCCC"/>
+              <w:left w:val="single" w:sz="1" w:space="0" w:color="CCCCCC"/>
+              <w:bottom w:val="single" w:sz="1" w:space="0" w:color="CCCCCC"/>
+              <w:right w:val="single" w:sz="1" w:space="0" w:color="CCCCCC"/>
             </w:tcBorders>
-            <w:shd w:fill="F3F7FA" w:val="clear"/>
+            <w:shd w:val="clear" w:color="auto" w:fill="F3F7FA"/>
             <w:tcMar>
-              <w:top w:type="dxa" w:w="60"/>
-              <w:left w:type="dxa" w:w="110"/>
-              <w:bottom w:type="dxa" w:w="60"/>
-              <w:right w:type="dxa" w:w="110"/>
+              <w:top w:w="60" w:type="dxa"/>
+              <w:left w:w="110" w:type="dxa"/>
+              <w:bottom w:w="60" w:type="dxa"/>
+              <w:right w:w="110" w:type="dxa"/>
             </w:tcMar>
             <w:vAlign w:val="center"/>
           </w:tcPr>
@@ -753,27 +793,33 @@
                 <w:sz w:val="19"/>
                 <w:szCs w:val="19"/>
               </w:rPr>
-              <w:t xml:space="preserve">Registra y edita novedades, importa archivos, consulta gráficos y exporta a Adecco.</w:t>
+              <w:t>Registra y edita novedades, importa archivos, consulta gráficos y exporta a Adecco.</w:t>
             </w:r>
           </w:p>
         </w:tc>
       </w:tr>
       <w:tr>
+        <w:tblPrEx>
+          <w:tblCellMar>
+            <w:top w:w="0" w:type="dxa"/>
+            <w:bottom w:w="0" w:type="dxa"/>
+          </w:tblCellMar>
+        </w:tblPrEx>
         <w:tc>
           <w:tcPr>
-            <w:tcW w:type="dxa" w:w="1000"/>
+            <w:tcW w:w="1000" w:type="dxa"/>
             <w:tcBorders>
-              <w:top w:val="single" w:color="CCCCCC" w:sz="1"/>
-              <w:left w:val="single" w:color="CCCCCC" w:sz="1"/>
-              <w:bottom w:val="single" w:color="CCCCCC" w:sz="1"/>
-              <w:right w:val="single" w:color="CCCCCC" w:sz="1"/>
+              <w:top w:val="single" w:sz="1" w:space="0" w:color="CCCCCC"/>
+              <w:left w:val="single" w:sz="1" w:space="0" w:color="CCCCCC"/>
+              <w:bottom w:val="single" w:sz="1" w:space="0" w:color="CCCCCC"/>
+              <w:right w:val="single" w:sz="1" w:space="0" w:color="CCCCCC"/>
             </w:tcBorders>
-            <w:shd w:fill="FFFFFF" w:val="clear"/>
+            <w:shd w:val="clear" w:color="auto" w:fill="FFFFFF"/>
             <w:tcMar>
-              <w:top w:type="dxa" w:w="60"/>
-              <w:left w:type="dxa" w:w="110"/>
-              <w:bottom w:type="dxa" w:w="60"/>
-              <w:right w:type="dxa" w:w="110"/>
+              <w:top w:w="60" w:type="dxa"/>
+              <w:left w:w="110" w:type="dxa"/>
+              <w:bottom w:w="60" w:type="dxa"/>
+              <w:right w:w="110" w:type="dxa"/>
             </w:tcMar>
             <w:vAlign w:val="center"/>
           </w:tcPr>
@@ -783,25 +829,25 @@
                 <w:sz w:val="19"/>
                 <w:szCs w:val="19"/>
               </w:rPr>
-              <w:t xml:space="preserve">3</w:t>
+              <w:t>3</w:t>
             </w:r>
           </w:p>
         </w:tc>
         <w:tc>
           <w:tcPr>
-            <w:tcW w:type="dxa" w:w="2200"/>
+            <w:tcW w:w="2200" w:type="dxa"/>
             <w:tcBorders>
-              <w:top w:val="single" w:color="CCCCCC" w:sz="1"/>
-              <w:left w:val="single" w:color="CCCCCC" w:sz="1"/>
-              <w:bottom w:val="single" w:color="CCCCCC" w:sz="1"/>
-              <w:right w:val="single" w:color="CCCCCC" w:sz="1"/>
+              <w:top w:val="single" w:sz="1" w:space="0" w:color="CCCCCC"/>
+              <w:left w:val="single" w:sz="1" w:space="0" w:color="CCCCCC"/>
+              <w:bottom w:val="single" w:sz="1" w:space="0" w:color="CCCCCC"/>
+              <w:right w:val="single" w:sz="1" w:space="0" w:color="CCCCCC"/>
             </w:tcBorders>
-            <w:shd w:fill="FFFFFF" w:val="clear"/>
+            <w:shd w:val="clear" w:color="auto" w:fill="FFFFFF"/>
             <w:tcMar>
-              <w:top w:type="dxa" w:w="60"/>
-              <w:left w:type="dxa" w:w="110"/>
-              <w:bottom w:type="dxa" w:w="60"/>
-              <w:right w:type="dxa" w:w="110"/>
+              <w:top w:w="60" w:type="dxa"/>
+              <w:left w:w="110" w:type="dxa"/>
+              <w:bottom w:w="60" w:type="dxa"/>
+              <w:right w:w="110" w:type="dxa"/>
             </w:tcMar>
             <w:vAlign w:val="center"/>
           </w:tcPr>
@@ -811,25 +857,25 @@
                 <w:sz w:val="19"/>
                 <w:szCs w:val="19"/>
               </w:rPr>
-              <w:t xml:space="preserve">Administrador</w:t>
+              <w:t>Administrador</w:t>
             </w:r>
           </w:p>
         </w:tc>
         <w:tc>
           <w:tcPr>
-            <w:tcW w:type="dxa" w:w="6160"/>
+            <w:tcW w:w="6160" w:type="dxa"/>
             <w:tcBorders>
-              <w:top w:val="single" w:color="CCCCCC" w:sz="1"/>
-              <w:left w:val="single" w:color="CCCCCC" w:sz="1"/>
-              <w:bottom w:val="single" w:color="CCCCCC" w:sz="1"/>
-              <w:right w:val="single" w:color="CCCCCC" w:sz="1"/>
+              <w:top w:val="single" w:sz="1" w:space="0" w:color="CCCCCC"/>
+              <w:left w:val="single" w:sz="1" w:space="0" w:color="CCCCCC"/>
+              <w:bottom w:val="single" w:sz="1" w:space="0" w:color="CCCCCC"/>
+              <w:right w:val="single" w:sz="1" w:space="0" w:color="CCCCCC"/>
             </w:tcBorders>
-            <w:shd w:fill="FFFFFF" w:val="clear"/>
+            <w:shd w:val="clear" w:color="auto" w:fill="FFFFFF"/>
             <w:tcMar>
-              <w:top w:type="dxa" w:w="60"/>
-              <w:left w:type="dxa" w:w="110"/>
-              <w:bottom w:type="dxa" w:w="60"/>
-              <w:right w:type="dxa" w:w="110"/>
+              <w:top w:w="60" w:type="dxa"/>
+              <w:left w:w="110" w:type="dxa"/>
+              <w:bottom w:w="60" w:type="dxa"/>
+              <w:right w:w="110" w:type="dxa"/>
             </w:tcMar>
             <w:vAlign w:val="center"/>
           </w:tcPr>
@@ -839,7 +885,7 @@
                 <w:sz w:val="19"/>
                 <w:szCs w:val="19"/>
               </w:rPr>
-              <w:t xml:space="preserve">Todo lo anterior, más la gestión de empleados (Maestro), usuarios y la configuración del sistema.</w:t>
+              <w:t>Todo lo anterior, más la gestión de empleados (Maestro), usuarios y la configuración del sistema.</w:t>
             </w:r>
           </w:p>
         </w:tc>
@@ -849,41 +895,49 @@
       <w:pPr>
         <w:spacing w:after="120"/>
       </w:pPr>
-      <w:r>
-        <w:t xml:space="preserve"/>
-      </w:r>
     </w:p>
     <w:tbl>
       <w:tblPr>
-        <w:tblW w:type="dxa" w:w="9360"/>
+        <w:tblW w:w="9360" w:type="dxa"/>
         <w:tblBorders>
-          <w:top w:val="single" w:color="auto" w:sz="4"/>
-          <w:left w:val="single" w:color="auto" w:sz="4"/>
-          <w:bottom w:val="single" w:color="auto" w:sz="4"/>
-          <w:right w:val="single" w:color="auto" w:sz="4"/>
-          <w:insideH w:val="single" w:color="auto" w:sz="4"/>
-          <w:insideV w:val="single" w:color="auto" w:sz="4"/>
+          <w:top w:val="single" w:sz="4" w:space="0" w:color="auto"/>
+          <w:left w:val="single" w:sz="4" w:space="0" w:color="auto"/>
+          <w:bottom w:val="single" w:sz="4" w:space="0" w:color="auto"/>
+          <w:right w:val="single" w:sz="4" w:space="0" w:color="auto"/>
+          <w:insideH w:val="single" w:sz="4" w:space="0" w:color="auto"/>
+          <w:insideV w:val="single" w:sz="4" w:space="0" w:color="auto"/>
         </w:tblBorders>
+        <w:tblCellMar>
+          <w:left w:w="10" w:type="dxa"/>
+          <w:right w:w="10" w:type="dxa"/>
+        </w:tblCellMar>
+        <w:tblLook w:val="04A0" w:firstRow="1" w:lastRow="0" w:firstColumn="1" w:lastColumn="0" w:noHBand="0" w:noVBand="1"/>
       </w:tblPr>
       <w:tblGrid>
         <w:gridCol w:w="9360"/>
       </w:tblGrid>
       <w:tr>
+        <w:tblPrEx>
+          <w:tblCellMar>
+            <w:top w:w="0" w:type="dxa"/>
+            <w:bottom w:w="0" w:type="dxa"/>
+          </w:tblCellMar>
+        </w:tblPrEx>
         <w:tc>
           <w:tcPr>
-            <w:tcW w:type="dxa" w:w="9360"/>
+            <w:tcW w:w="9360" w:type="dxa"/>
             <w:tcBorders>
-              <w:top w:val="single" w:color="20A7C9" w:sz="2"/>
-              <w:left w:val="single" w:color="B8860B" w:sz="18"/>
-              <w:bottom w:val="single" w:color="20A7C9" w:sz="2"/>
-              <w:right w:val="single" w:color="20A7C9" w:sz="2"/>
+              <w:top w:val="single" w:sz="2" w:space="0" w:color="20A7C9"/>
+              <w:left w:val="single" w:sz="18" w:space="0" w:color="B8860B"/>
+              <w:bottom w:val="single" w:sz="2" w:space="0" w:color="20A7C9"/>
+              <w:right w:val="single" w:sz="2" w:space="0" w:color="20A7C9"/>
             </w:tcBorders>
-            <w:shd w:fill="EAF6F9" w:val="clear"/>
+            <w:shd w:val="clear" w:color="auto" w:fill="EAF6F9"/>
             <w:tcMar>
-              <w:top w:type="dxa" w:w="120"/>
-              <w:left w:type="dxa" w:w="200"/>
-              <w:bottom w:type="dxa" w:w="120"/>
-              <w:right w:type="dxa" w:w="160"/>
+              <w:top w:w="120" w:type="dxa"/>
+              <w:left w:w="200" w:type="dxa"/>
+              <w:bottom w:w="120" w:type="dxa"/>
+              <w:right w:w="160" w:type="dxa"/>
             </w:tcMar>
           </w:tcPr>
           <w:p>
@@ -898,19 +952,19 @@
                 <w:sz w:val="21"/>
                 <w:szCs w:val="21"/>
               </w:rPr>
-              <w:t xml:space="preserve">Buena noticia</w:t>
+              <w:t>Buena noticia</w:t>
             </w:r>
           </w:p>
           <w:p>
             <w:pPr>
-              <w:spacing w:after="40" w:line="264"/>
+              <w:spacing w:after="40" w:line="264" w:lineRule="auto"/>
             </w:pPr>
             <w:r>
               <w:rPr>
                 <w:sz w:val="20"/>
                 <w:szCs w:val="20"/>
               </w:rPr>
-              <w:t xml:space="preserve">No tienes que memorizar tu nivel. Si una opción no aparece en tu menú, simplemente es porque tu rol no la necesita. Habla con un administrador si crees que te falta acceso.</w:t>
+              <w:t>No tienes que memorizar tu nivel. Si una opción no aparece en tu menú, simplemente es porque tu rol no la necesita. Habla con un administrador si crees que te falta acceso.</w:t>
             </w:r>
           </w:p>
         </w:tc>
@@ -923,15 +977,16 @@
     </w:p>
     <w:p>
       <w:pPr>
-        <w:pStyle w:val="Heading1"/>
-      </w:pPr>
-      <w:r>
-        <w:t xml:space="preserve">3. Entrar al sistema (inicio de sesión)</w:t>
-      </w:r>
-    </w:p>
-    <w:p>
-      <w:pPr>
-        <w:spacing w:after="140" w:line="276"/>
+        <w:pStyle w:val="Ttulo1"/>
+      </w:pPr>
+      <w:r>
+        <w:lastRenderedPageBreak/>
+        <w:t>3. Entrar al sistema (inicio de sesión)</w:t>
+      </w:r>
+    </w:p>
+    <w:p>
+      <w:pPr>
+        <w:spacing w:after="140" w:line="276" w:lineRule="auto"/>
       </w:pPr>
       <w:r>
         <w:t xml:space="preserve">La primera pantalla que verás es la de acceso. Tiene tres pestañas en la parte superior: </w:t>
@@ -941,7 +996,7 @@
           <w:b/>
           <w:bCs/>
         </w:rPr>
-        <w:t xml:space="preserve">Iniciar sesión</w:t>
+        <w:t>Iniciar sesión</w:t>
       </w:r>
       <w:r>
         <w:t xml:space="preserve">, </w:t>
@@ -951,7 +1006,7 @@
           <w:b/>
           <w:bCs/>
         </w:rPr>
-        <w:t xml:space="preserve">Crear cuenta</w:t>
+        <w:t>Crear cuenta</w:t>
       </w:r>
       <w:r>
         <w:t xml:space="preserve"> y </w:t>
@@ -961,24 +1016,27 @@
           <w:b/>
           <w:bCs/>
         </w:rPr>
-        <w:t xml:space="preserve">Olvidé mi contraseña</w:t>
-      </w:r>
-      <w:r>
-        <w:t xml:space="preserve">.</w:t>
+        <w:t>Olvidé mi contraseña</w:t>
+      </w:r>
+      <w:r>
+        <w:t>.</w:t>
       </w:r>
     </w:p>
     <w:p>
       <w:pPr>
         <w:keepNext/>
-        <w:spacing w:after="60" w:before="160"/>
+        <w:spacing w:before="160" w:after="60"/>
         <w:jc w:val="center"/>
       </w:pPr>
       <w:r>
+        <w:rPr>
+          <w:noProof/>
+        </w:rPr>
         <w:drawing>
-          <wp:inline distT="0" distB="0" distL="0" distR="0">
+          <wp:inline distT="0" distB="0" distL="0" distR="0" wp14:anchorId="34E26CB9" wp14:editId="34E26CBA">
             <wp:extent cx="5715000" cy="3571875"/>
-            <wp:effectExtent t="0" r="0" b="0" l="0"/>
-            <wp:docPr id="1" name="01_login.png" descr="Pantalla de inicio de sesión — el punto de entrada al sistema." title="Pantalla de inicio de sesión — el punto de entrada al sistema."/>
+            <wp:effectExtent l="0" t="0" r="0" b="0"/>
+            <wp:docPr id="289617195" name="01_login.png" descr="Pantalla de inicio de sesión — el punto de entrada al sistema." title="Pantalla de inicio de sesión — el punto de entrada al sistema."/>
             <wp:cNvGraphicFramePr>
               <a:graphicFrameLocks xmlns:a="http://schemas.openxmlformats.org/drawingml/2006/main" noChangeAspect="1"/>
             </wp:cNvGraphicFramePr>
@@ -986,13 +1044,13 @@
               <a:graphicData uri="http://schemas.openxmlformats.org/drawingml/2006/picture">
                 <pic:pic xmlns:pic="http://schemas.openxmlformats.org/drawingml/2006/picture">
                   <pic:nvPicPr>
-                    <pic:cNvPr id="0" name="" descr=""/>
+                    <pic:cNvPr id="0" name=""/>
                     <pic:cNvPicPr>
                       <a:picLocks noChangeAspect="1" noChangeArrowheads="1"/>
                     </pic:cNvPicPr>
                   </pic:nvPicPr>
                   <pic:blipFill>
-                    <a:blip r:embed="rId9" cstate="none"/>
+                    <a:blip r:embed="rId7"/>
                     <a:srcRect/>
                     <a:stretch>
                       <a:fillRect/>
@@ -1027,25 +1085,25 @@
           <w:sz w:val="18"/>
           <w:szCs w:val="18"/>
         </w:rPr>
-        <w:t xml:space="preserve">Pantalla de inicio de sesión — el punto de entrada al sistema.</w:t>
-      </w:r>
-    </w:p>
-    <w:p>
-      <w:pPr>
-        <w:pStyle w:val="Heading2"/>
-      </w:pPr>
-      <w:r>
-        <w:t xml:space="preserve">Iniciar sesión</w:t>
-      </w:r>
-    </w:p>
-    <w:p>
-      <w:pPr>
-        <w:pStyle w:val="ListParagraph"/>
+        <w:t>Pantalla de inicio de sesión — el punto de entrada al sistema.</w:t>
+      </w:r>
+    </w:p>
+    <w:p>
+      <w:pPr>
+        <w:pStyle w:val="Ttulo2"/>
+      </w:pPr>
+      <w:r>
+        <w:t>Iniciar sesión</w:t>
+      </w:r>
+    </w:p>
+    <w:p>
+      <w:pPr>
+        <w:pStyle w:val="Prrafodelista"/>
         <w:numPr>
           <w:ilvl w:val="0"/>
           <w:numId w:val="3"/>
         </w:numPr>
-        <w:spacing w:after="70" w:line="270"/>
+        <w:spacing w:after="70" w:line="270" w:lineRule="auto"/>
       </w:pPr>
       <w:r>
         <w:t xml:space="preserve">Escribe tu </w:t>
@@ -1055,7 +1113,7 @@
           <w:b/>
           <w:bCs/>
         </w:rPr>
-        <w:t xml:space="preserve">correo</w:t>
+        <w:t>correo</w:t>
       </w:r>
       <w:r>
         <w:t xml:space="preserve"> y tu </w:t>
@@ -1065,20 +1123,20 @@
           <w:b/>
           <w:bCs/>
         </w:rPr>
-        <w:t xml:space="preserve">contraseña</w:t>
-      </w:r>
-      <w:r>
-        <w:t xml:space="preserve">.</w:t>
-      </w:r>
-    </w:p>
-    <w:p>
-      <w:pPr>
-        <w:pStyle w:val="ListParagraph"/>
+        <w:t>contraseña</w:t>
+      </w:r>
+      <w:r>
+        <w:t>.</w:t>
+      </w:r>
+    </w:p>
+    <w:p>
+      <w:pPr>
+        <w:pStyle w:val="Prrafodelista"/>
         <w:numPr>
           <w:ilvl w:val="0"/>
           <w:numId w:val="3"/>
         </w:numPr>
-        <w:spacing w:after="70" w:line="270"/>
+        <w:spacing w:after="70" w:line="270" w:lineRule="auto"/>
       </w:pPr>
       <w:r>
         <w:t xml:space="preserve">Si quieres que el navegador te recuerde, marca </w:t>
@@ -1088,20 +1146,20 @@
           <w:b/>
           <w:bCs/>
         </w:rPr>
-        <w:t xml:space="preserve">"Recordar contraseña"</w:t>
-      </w:r>
-      <w:r>
-        <w:t xml:space="preserve">.</w:t>
-      </w:r>
-    </w:p>
-    <w:p>
-      <w:pPr>
-        <w:pStyle w:val="ListParagraph"/>
+        <w:t>"Recordar contraseña"</w:t>
+      </w:r>
+      <w:r>
+        <w:t>.</w:t>
+      </w:r>
+    </w:p>
+    <w:p>
+      <w:pPr>
+        <w:pStyle w:val="Prrafodelista"/>
         <w:numPr>
           <w:ilvl w:val="0"/>
           <w:numId w:val="3"/>
         </w:numPr>
-        <w:spacing w:after="70" w:line="270"/>
+        <w:spacing w:after="70" w:line="270" w:lineRule="auto"/>
       </w:pPr>
       <w:r>
         <w:t xml:space="preserve">Haz clic en </w:t>
@@ -1111,23 +1169,23 @@
           <w:b/>
           <w:bCs/>
         </w:rPr>
-        <w:t xml:space="preserve">"Iniciar Sesión"</w:t>
-      </w:r>
-      <w:r>
-        <w:t xml:space="preserve">. Entrarás directamente al panel principal.</w:t>
-      </w:r>
-    </w:p>
-    <w:p>
-      <w:pPr>
-        <w:pStyle w:val="Heading2"/>
-      </w:pPr>
-      <w:r>
-        <w:t xml:space="preserve">Crear una cuenta nueva</w:t>
-      </w:r>
-    </w:p>
-    <w:p>
-      <w:pPr>
-        <w:spacing w:after="140" w:line="276"/>
+        <w:t>"Iniciar Sesión"</w:t>
+      </w:r>
+      <w:r>
+        <w:t>. Entrarás directamente al panel principal.</w:t>
+      </w:r>
+    </w:p>
+    <w:p>
+      <w:pPr>
+        <w:pStyle w:val="Ttulo2"/>
+      </w:pPr>
+      <w:r>
+        <w:t>Crear una cuenta nueva</w:t>
+      </w:r>
+    </w:p>
+    <w:p>
+      <w:pPr>
+        <w:spacing w:after="140" w:line="276" w:lineRule="auto"/>
       </w:pPr>
       <w:r>
         <w:t xml:space="preserve">Usa la pestaña </w:t>
@@ -1137,7 +1195,7 @@
           <w:b/>
           <w:bCs/>
         </w:rPr>
-        <w:t xml:space="preserve">"Crear cuenta"</w:t>
+        <w:t>"Crear cuenta"</w:t>
       </w:r>
       <w:r>
         <w:t xml:space="preserve"> con tu </w:t>
@@ -1147,7 +1205,7 @@
           <w:b/>
           <w:bCs/>
         </w:rPr>
-        <w:t xml:space="preserve">correo corporativo</w:t>
+        <w:t>correo corporativo</w:t>
       </w:r>
       <w:r>
         <w:t xml:space="preserve">. Llena tu nombre, correo y una contraseña de al menos 8 caracteres (debes escribirla dos veces para confirmar). El sistema te enviará un </w:t>
@@ -1157,43 +1215,54 @@
           <w:b/>
           <w:bCs/>
         </w:rPr>
-        <w:t xml:space="preserve">correo de verificación</w:t>
-      </w:r>
-      <w:r>
-        <w:t xml:space="preserve">: abre ese correo y haz clic en el enlace para activar la cuenta.</w:t>
+        <w:t>correo de verificación</w:t>
+      </w:r>
+      <w:r>
+        <w:t>: abre ese correo y haz clic en el enlace para activar la cuenta.</w:t>
       </w:r>
     </w:p>
     <w:tbl>
       <w:tblPr>
-        <w:tblW w:type="dxa" w:w="9360"/>
+        <w:tblW w:w="9360" w:type="dxa"/>
         <w:tblBorders>
-          <w:top w:val="single" w:color="auto" w:sz="4"/>
-          <w:left w:val="single" w:color="auto" w:sz="4"/>
-          <w:bottom w:val="single" w:color="auto" w:sz="4"/>
-          <w:right w:val="single" w:color="auto" w:sz="4"/>
-          <w:insideH w:val="single" w:color="auto" w:sz="4"/>
-          <w:insideV w:val="single" w:color="auto" w:sz="4"/>
+          <w:top w:val="single" w:sz="4" w:space="0" w:color="auto"/>
+          <w:left w:val="single" w:sz="4" w:space="0" w:color="auto"/>
+          <w:bottom w:val="single" w:sz="4" w:space="0" w:color="auto"/>
+          <w:right w:val="single" w:sz="4" w:space="0" w:color="auto"/>
+          <w:insideH w:val="single" w:sz="4" w:space="0" w:color="auto"/>
+          <w:insideV w:val="single" w:sz="4" w:space="0" w:color="auto"/>
         </w:tblBorders>
+        <w:tblCellMar>
+          <w:left w:w="10" w:type="dxa"/>
+          <w:right w:w="10" w:type="dxa"/>
+        </w:tblCellMar>
+        <w:tblLook w:val="04A0" w:firstRow="1" w:lastRow="0" w:firstColumn="1" w:lastColumn="0" w:noHBand="0" w:noVBand="1"/>
       </w:tblPr>
       <w:tblGrid>
         <w:gridCol w:w="9360"/>
       </w:tblGrid>
       <w:tr>
+        <w:tblPrEx>
+          <w:tblCellMar>
+            <w:top w:w="0" w:type="dxa"/>
+            <w:bottom w:w="0" w:type="dxa"/>
+          </w:tblCellMar>
+        </w:tblPrEx>
         <w:tc>
           <w:tcPr>
-            <w:tcW w:type="dxa" w:w="9360"/>
+            <w:tcW w:w="9360" w:type="dxa"/>
             <w:tcBorders>
-              <w:top w:val="single" w:color="20A7C9" w:sz="2"/>
-              <w:left w:val="single" w:color="20A7C9" w:sz="18"/>
-              <w:bottom w:val="single" w:color="20A7C9" w:sz="2"/>
-              <w:right w:val="single" w:color="20A7C9" w:sz="2"/>
+              <w:top w:val="single" w:sz="2" w:space="0" w:color="20A7C9"/>
+              <w:left w:val="single" w:sz="18" w:space="0" w:color="20A7C9"/>
+              <w:bottom w:val="single" w:sz="2" w:space="0" w:color="20A7C9"/>
+              <w:right w:val="single" w:sz="2" w:space="0" w:color="20A7C9"/>
             </w:tcBorders>
-            <w:shd w:fill="EAF6F9" w:val="clear"/>
+            <w:shd w:val="clear" w:color="auto" w:fill="EAF6F9"/>
             <w:tcMar>
-              <w:top w:type="dxa" w:w="120"/>
-              <w:left w:type="dxa" w:w="200"/>
-              <w:bottom w:type="dxa" w:w="120"/>
-              <w:right w:type="dxa" w:w="160"/>
+              <w:top w:w="120" w:type="dxa"/>
+              <w:left w:w="200" w:type="dxa"/>
+              <w:bottom w:w="120" w:type="dxa"/>
+              <w:right w:w="160" w:type="dxa"/>
             </w:tcMar>
           </w:tcPr>
           <w:p>
@@ -1208,19 +1277,19 @@
                 <w:sz w:val="21"/>
                 <w:szCs w:val="21"/>
               </w:rPr>
-              <w:t xml:space="preserve">¿No te llegó el correo de verificación?</w:t>
+              <w:t>¿No te llegó el correo de verificación?</w:t>
             </w:r>
           </w:p>
           <w:p>
             <w:pPr>
-              <w:spacing w:after="40" w:line="264"/>
+              <w:spacing w:after="40" w:line="264" w:lineRule="auto"/>
             </w:pPr>
             <w:r>
               <w:rPr>
                 <w:sz w:val="20"/>
                 <w:szCs w:val="20"/>
               </w:rPr>
-              <w:t xml:space="preserve">En la pestaña de inicio de sesión aparece un botón para "Reenviar enlace de verificación". También puedes pedirlo desde la pantalla de crear cuenta. Revisa la carpeta de spam o correo no deseado por si acaso.</w:t>
+              <w:t>En la pestaña de inicio de sesión aparece un botón para "Reenviar enlace de verificación". También puedes pedirlo desde la pantalla de crear cuenta. Revisa la carpeta de spam o correo no deseado por si acaso.</w:t>
             </w:r>
           </w:p>
         </w:tc>
@@ -1228,17 +1297,18 @@
     </w:tbl>
     <w:p>
       <w:pPr>
-        <w:pStyle w:val="Heading2"/>
-      </w:pPr>
-      <w:r>
-        <w:t xml:space="preserve">Recuperar la contraseña</w:t>
-      </w:r>
-    </w:p>
-    <w:p>
-      <w:pPr>
-        <w:spacing w:after="140" w:line="276"/>
-      </w:pPr>
-      <w:r>
+        <w:pStyle w:val="Ttulo2"/>
+      </w:pPr>
+      <w:r>
+        <w:t>Recuperar la contraseña</w:t>
+      </w:r>
+    </w:p>
+    <w:p>
+      <w:pPr>
+        <w:spacing w:after="140" w:line="276" w:lineRule="auto"/>
+      </w:pPr>
+      <w:r>
+        <w:lastRenderedPageBreak/>
         <w:t xml:space="preserve">Si la olvidaste, entra a </w:t>
       </w:r>
       <w:r>
@@ -1246,7 +1316,7 @@
           <w:b/>
           <w:bCs/>
         </w:rPr>
-        <w:t xml:space="preserve">"Olvidé mi contraseña"</w:t>
+        <w:t>"Olvidé mi contraseña"</w:t>
       </w:r>
       <w:r>
         <w:t xml:space="preserve">, escribe tu correo y recibirás un enlace para crear una nueva. Ese enlace </w:t>
@@ -1256,10 +1326,10 @@
           <w:b/>
           <w:bCs/>
         </w:rPr>
-        <w:t xml:space="preserve">vence en 2 horas</w:t>
-      </w:r>
-      <w:r>
-        <w:t xml:space="preserve">, así que úsalo pronto.</w:t>
+        <w:t>vence en 2 horas</w:t>
+      </w:r>
+      <w:r>
+        <w:t>, así que úsalo pronto.</w:t>
       </w:r>
     </w:p>
     <w:p>
@@ -1269,36 +1339,37 @@
     </w:p>
     <w:p>
       <w:pPr>
-        <w:pStyle w:val="Heading1"/>
-      </w:pPr>
-      <w:r>
-        <w:t xml:space="preserve">4. Conociendo la pantalla principal</w:t>
-      </w:r>
-    </w:p>
-    <w:p>
-      <w:pPr>
-        <w:spacing w:after="140" w:line="276"/>
-      </w:pPr>
-      <w:r>
-        <w:t xml:space="preserve">Una vez dentro, la pantalla se divide en tres zonas que siempre están a la vista. Vale la pena conocerlas porque las usarás todo el tiempo.</w:t>
-      </w:r>
-    </w:p>
-    <w:p>
-      <w:pPr>
-        <w:pStyle w:val="Heading2"/>
-      </w:pPr>
-      <w:r>
-        <w:t xml:space="preserve">La barra superior (encabezado)</w:t>
-      </w:r>
-    </w:p>
-    <w:p>
-      <w:pPr>
-        <w:pStyle w:val="ListParagraph"/>
+        <w:pStyle w:val="Ttulo1"/>
+      </w:pPr>
+      <w:r>
+        <w:lastRenderedPageBreak/>
+        <w:t>4. Conociendo la pantalla principal</w:t>
+      </w:r>
+    </w:p>
+    <w:p>
+      <w:pPr>
+        <w:spacing w:after="140" w:line="276" w:lineRule="auto"/>
+      </w:pPr>
+      <w:r>
+        <w:t>Una vez dentro, la pantalla se divide en tres zonas que siempre están a la vista. Vale la pena conocerlas porque las usarás todo el tiempo.</w:t>
+      </w:r>
+    </w:p>
+    <w:p>
+      <w:pPr>
+        <w:pStyle w:val="Ttulo2"/>
+      </w:pPr>
+      <w:r>
+        <w:t>La barra superior (encabezado)</w:t>
+      </w:r>
+    </w:p>
+    <w:p>
+      <w:pPr>
+        <w:pStyle w:val="Prrafodelista"/>
         <w:numPr>
           <w:ilvl w:val="0"/>
           <w:numId w:val="2"/>
         </w:numPr>
-        <w:spacing w:after="70" w:line="270"/>
+        <w:spacing w:after="70" w:line="270" w:lineRule="auto"/>
       </w:pPr>
       <w:r>
         <w:rPr>
@@ -1308,17 +1379,17 @@
         <w:t xml:space="preserve">Tu bienvenida y nombre: </w:t>
       </w:r>
       <w:r>
-        <w:t xml:space="preserve">arriba a la izquierda verás "¡Bienvenido!" con tu nombre y tu rol.</w:t>
-      </w:r>
-    </w:p>
-    <w:p>
-      <w:pPr>
-        <w:pStyle w:val="ListParagraph"/>
+        <w:t>arriba a la izquierda verás "¡Bienvenido!" con tu nombre y tu rol.</w:t>
+      </w:r>
+    </w:p>
+    <w:p>
+      <w:pPr>
+        <w:pStyle w:val="Prrafodelista"/>
         <w:numPr>
           <w:ilvl w:val="0"/>
           <w:numId w:val="2"/>
         </w:numPr>
-        <w:spacing w:after="70" w:line="270"/>
+        <w:spacing w:after="70" w:line="270" w:lineRule="auto"/>
       </w:pPr>
       <w:r>
         <w:rPr>
@@ -1328,17 +1399,17 @@
         <w:t xml:space="preserve">Período: </w:t>
       </w:r>
       <w:r>
-        <w:t xml:space="preserve">una etiqueta azul muestra el período de nómina activo (por ejemplo, "Jun-2026 Q1"). Casi todo lo que registres se asocia a ese período.</w:t>
-      </w:r>
-    </w:p>
-    <w:p>
-      <w:pPr>
-        <w:pStyle w:val="ListParagraph"/>
+        <w:t>una etiqueta azul muestra el período de nómina activo (por ejemplo, "Jun-2026 Q1"). Casi todo lo que registres se asocia a ese período.</w:t>
+      </w:r>
+    </w:p>
+    <w:p>
+      <w:pPr>
+        <w:pStyle w:val="Prrafodelista"/>
         <w:numPr>
           <w:ilvl w:val="0"/>
           <w:numId w:val="2"/>
         </w:numPr>
-        <w:spacing w:after="70" w:line="270"/>
+        <w:spacing w:after="70" w:line="270" w:lineRule="auto"/>
       </w:pPr>
       <w:r>
         <w:rPr>
@@ -1348,17 +1419,17 @@
         <w:t xml:space="preserve">Exportar ADECCO: </w:t>
       </w:r>
       <w:r>
-        <w:t xml:space="preserve">el botón celeste que genera el Excel final para Adecco (lo vemos en el capítulo 9).</w:t>
-      </w:r>
-    </w:p>
-    <w:p>
-      <w:pPr>
-        <w:pStyle w:val="ListParagraph"/>
+        <w:t>el botón celeste que genera el Excel final para Adecco (lo vemos en el capítulo 9).</w:t>
+      </w:r>
+    </w:p>
+    <w:p>
+      <w:pPr>
+        <w:pStyle w:val="Prrafodelista"/>
         <w:numPr>
           <w:ilvl w:val="0"/>
           <w:numId w:val="2"/>
         </w:numPr>
-        <w:spacing w:after="70" w:line="270"/>
+        <w:spacing w:after="70" w:line="270" w:lineRule="auto"/>
       </w:pPr>
       <w:r>
         <w:rPr>
@@ -1368,20 +1439,20 @@
         <w:t xml:space="preserve">Cerrar sesión: </w:t>
       </w:r>
       <w:r>
-        <w:t xml:space="preserve">el botón redondo con el ícono de encendido, al extremo derecho.</w:t>
-      </w:r>
-    </w:p>
-    <w:p>
-      <w:pPr>
-        <w:pStyle w:val="Heading2"/>
-      </w:pPr>
-      <w:r>
-        <w:t xml:space="preserve">El menú lateral (izquierda)</w:t>
-      </w:r>
-    </w:p>
-    <w:p>
-      <w:pPr>
-        <w:spacing w:after="140" w:line="276"/>
+        <w:t>el botón redondo con el ícono de encendido, al extremo derecho.</w:t>
+      </w:r>
+    </w:p>
+    <w:p>
+      <w:pPr>
+        <w:pStyle w:val="Ttulo2"/>
+      </w:pPr>
+      <w:r>
+        <w:t>El menú lateral (izquierda)</w:t>
+      </w:r>
+    </w:p>
+    <w:p>
+      <w:pPr>
+        <w:spacing w:after="140" w:line="276" w:lineRule="auto"/>
       </w:pPr>
       <w:r>
         <w:t xml:space="preserve">Es tu navegación principal. Está agrupado por bloques: </w:t>
@@ -1391,7 +1462,7 @@
           <w:b/>
           <w:bCs/>
         </w:rPr>
-        <w:t xml:space="preserve">Módulos</w:t>
+        <w:t>Módulos</w:t>
       </w:r>
       <w:r>
         <w:t xml:space="preserve"> (Dashboard), </w:t>
@@ -1401,7 +1472,7 @@
           <w:b/>
           <w:bCs/>
         </w:rPr>
-        <w:t xml:space="preserve">Novedades</w:t>
+        <w:t>Novedades</w:t>
       </w:r>
       <w:r>
         <w:t xml:space="preserve"> (Ocasionales, Fijas, Ausentismos, Cambios e Ingresos), </w:t>
@@ -1411,7 +1482,7 @@
           <w:b/>
           <w:bCs/>
         </w:rPr>
-        <w:t xml:space="preserve">Maestro</w:t>
+        <w:t>Maestro</w:t>
       </w:r>
       <w:r>
         <w:t xml:space="preserve"> (empleados), </w:t>
@@ -1421,7 +1492,7 @@
           <w:b/>
           <w:bCs/>
         </w:rPr>
-        <w:t xml:space="preserve">Configuración</w:t>
+        <w:t>Configuración</w:t>
       </w:r>
       <w:r>
         <w:t xml:space="preserve"> (Importar, Gráficos), </w:t>
@@ -1431,7 +1502,7 @@
           <w:b/>
           <w:bCs/>
         </w:rPr>
-        <w:t xml:space="preserve">Autoservicio</w:t>
+        <w:t>Autoservicio</w:t>
       </w:r>
       <w:r>
         <w:t xml:space="preserve"> (Formularios) y </w:t>
@@ -1441,7 +1512,7 @@
           <w:b/>
           <w:bCs/>
         </w:rPr>
-        <w:t xml:space="preserve">Sistema</w:t>
+        <w:t>Sistema</w:t>
       </w:r>
       <w:r>
         <w:t xml:space="preserve"> (Versiones). Cada tipo de novedad muestra un pequeño número azul (</w:t>
@@ -1451,26 +1522,26 @@
           <w:b/>
           <w:bCs/>
         </w:rPr>
-        <w:t xml:space="preserve">badge</w:t>
-      </w:r>
-      <w:r>
-        <w:t xml:space="preserve">) que indica cuántos registros hay en ese período: una forma rápida de ver dónde hay movimiento.</w:t>
-      </w:r>
-    </w:p>
-    <w:p>
-      <w:pPr>
-        <w:pStyle w:val="Heading2"/>
-      </w:pPr>
-      <w:r>
-        <w:t xml:space="preserve">El área central</w:t>
-      </w:r>
-    </w:p>
-    <w:p>
-      <w:pPr>
-        <w:spacing w:after="140" w:line="276"/>
-      </w:pPr>
-      <w:r>
-        <w:t xml:space="preserve">Es donde aparece el contenido de la sección que elijas. Cambia cada vez que haces clic en una opción del menú. Todo lo demás (encabezado y menú) se queda fijo.</w:t>
+        <w:t>badge</w:t>
+      </w:r>
+      <w:r>
+        <w:t>) que indica cuántos registros hay en ese período: una forma rápida de ver dónde hay movimiento.</w:t>
+      </w:r>
+    </w:p>
+    <w:p>
+      <w:pPr>
+        <w:pStyle w:val="Ttulo2"/>
+      </w:pPr>
+      <w:r>
+        <w:t>El área central</w:t>
+      </w:r>
+    </w:p>
+    <w:p>
+      <w:pPr>
+        <w:spacing w:after="140" w:line="276" w:lineRule="auto"/>
+      </w:pPr>
+      <w:r>
+        <w:t>Es donde aparece el contenido de la sección que elijas. Cambia cada vez que haces clic en una opción del menú. Todo lo demás (encabezado y menú) se queda fijo.</w:t>
       </w:r>
     </w:p>
     <w:p>
@@ -1480,15 +1551,16 @@
     </w:p>
     <w:p>
       <w:pPr>
-        <w:pStyle w:val="Heading1"/>
-      </w:pPr>
-      <w:r>
-        <w:t xml:space="preserve">5. El Dashboard (panel de resumen)</w:t>
-      </w:r>
-    </w:p>
-    <w:p>
-      <w:pPr>
-        <w:spacing w:after="140" w:line="276"/>
+        <w:pStyle w:val="Ttulo1"/>
+      </w:pPr>
+      <w:r>
+        <w:lastRenderedPageBreak/>
+        <w:t>5. El Dashboard (panel de resumen)</w:t>
+      </w:r>
+    </w:p>
+    <w:p>
+      <w:pPr>
+        <w:spacing w:after="140" w:line="276" w:lineRule="auto"/>
       </w:pPr>
       <w:r>
         <w:t xml:space="preserve">Es la pantalla de inicio. Te da una foto rápida del estado del período y te deja </w:t>
@@ -1498,7 +1570,7 @@
           <w:b/>
           <w:bCs/>
         </w:rPr>
-        <w:t xml:space="preserve">buscar el historial</w:t>
+        <w:t>buscar el historial</w:t>
       </w:r>
       <w:r>
         <w:t xml:space="preserve"> de cualquier novedad. Vamos por partes.</w:t>
@@ -1507,15 +1579,18 @@
     <w:p>
       <w:pPr>
         <w:keepNext/>
-        <w:spacing w:after="60" w:before="160"/>
+        <w:spacing w:before="160" w:after="60"/>
         <w:jc w:val="center"/>
       </w:pPr>
       <w:r>
+        <w:rPr>
+          <w:noProof/>
+        </w:rPr>
         <w:drawing>
-          <wp:inline distT="0" distB="0" distL="0" distR="0">
+          <wp:inline distT="0" distB="0" distL="0" distR="0" wp14:anchorId="34E26CBB" wp14:editId="34E26CBC">
             <wp:extent cx="5715000" cy="6838950"/>
-            <wp:effectExtent t="0" r="0" b="0" l="0"/>
-            <wp:docPr id="1" name="02_dashboard.png" descr="Dashboard: tarjetas de resumen, período, trazabilidad por centro de costo y actividad reciente." title="Dashboard: tarjetas de resumen, período, trazabilidad por centro de costo y actividad reciente."/>
+            <wp:effectExtent l="0" t="0" r="0" b="0"/>
+            <wp:docPr id="1202139083" name="02_dashboard.png" descr="Dashboard: tarjetas de resumen, período, trazabilidad por centro de costo y actividad reciente." title="Dashboard: tarjetas de resumen, período, trazabilidad por centro de costo y actividad reciente."/>
             <wp:cNvGraphicFramePr>
               <a:graphicFrameLocks xmlns:a="http://schemas.openxmlformats.org/drawingml/2006/main" noChangeAspect="1"/>
             </wp:cNvGraphicFramePr>
@@ -1523,13 +1598,13 @@
               <a:graphicData uri="http://schemas.openxmlformats.org/drawingml/2006/picture">
                 <pic:pic xmlns:pic="http://schemas.openxmlformats.org/drawingml/2006/picture">
                   <pic:nvPicPr>
-                    <pic:cNvPr id="0" name="" descr=""/>
+                    <pic:cNvPr id="0" name=""/>
                     <pic:cNvPicPr>
                       <a:picLocks noChangeAspect="1" noChangeArrowheads="1"/>
                     </pic:cNvPicPr>
                   </pic:nvPicPr>
                   <pic:blipFill>
-                    <a:blip r:embed="rId10" cstate="none"/>
+                    <a:blip r:embed="rId8"/>
                     <a:srcRect/>
                     <a:stretch>
                       <a:fillRect/>
@@ -1564,62 +1639,63 @@
           <w:sz w:val="18"/>
           <w:szCs w:val="18"/>
         </w:rPr>
-        <w:t xml:space="preserve">Dashboard: tarjetas de resumen, período, trazabilidad por centro de costo y actividad reciente.</w:t>
-      </w:r>
-    </w:p>
-    <w:p>
-      <w:pPr>
-        <w:pStyle w:val="Heading2"/>
-      </w:pPr>
-      <w:r>
-        <w:t xml:space="preserve">Las tarjetas de arriba</w:t>
-      </w:r>
-    </w:p>
-    <w:p>
-      <w:pPr>
-        <w:spacing w:after="140" w:line="276"/>
-      </w:pPr>
-      <w:r>
-        <w:t xml:space="preserve">Cuatro tarjetas de colores resumen cuántas novedades hay de cada tipo en el período: Ocasionales, Fijas, Ausentismos y Cambios Maestro. Un vistazo y sabes cómo viene el mes.</w:t>
-      </w:r>
-    </w:p>
-    <w:p>
-      <w:pPr>
-        <w:pStyle w:val="Heading2"/>
-      </w:pPr>
-      <w:r>
-        <w:t xml:space="preserve">Período de Nómina</w:t>
-      </w:r>
-    </w:p>
-    <w:p>
-      <w:pPr>
-        <w:spacing w:after="140" w:line="276"/>
-      </w:pPr>
-      <w:r>
-        <w:t xml:space="preserve">Muestra la empresa, el período activo y el usuario que está registrando. Estos campos se llenan solos; son informativos para que confirmes que estás trabajando en el período correcto.</w:t>
-      </w:r>
-    </w:p>
-    <w:p>
-      <w:pPr>
-        <w:pStyle w:val="Heading2"/>
-      </w:pPr>
-      <w:r>
-        <w:t xml:space="preserve">Trazabilidad por Centro de Costo</w:t>
-      </w:r>
-    </w:p>
-    <w:p>
-      <w:pPr>
-        <w:spacing w:after="140" w:line="276"/>
-      </w:pPr>
-      <w:r>
-        <w:t xml:space="preserve">Esta es una de las secciones más potentes. Agrupa a los empleados por su </w:t>
-      </w:r>
-      <w:r>
-        <w:rPr>
-          <w:b/>
-          <w:bCs/>
-        </w:rPr>
-        <w:t xml:space="preserve">área de gestión (centro de costo)</w:t>
+        <w:t>Dashboard: tarjetas de resumen, período, trazabilidad por centro de costo y actividad reciente.</w:t>
+      </w:r>
+    </w:p>
+    <w:p>
+      <w:pPr>
+        <w:pStyle w:val="Ttulo2"/>
+      </w:pPr>
+      <w:r>
+        <w:lastRenderedPageBreak/>
+        <w:t>Las tarjetas de arriba</w:t>
+      </w:r>
+    </w:p>
+    <w:p>
+      <w:pPr>
+        <w:spacing w:after="140" w:line="276" w:lineRule="auto"/>
+      </w:pPr>
+      <w:r>
+        <w:t>Cuatro tarjetas de colores resumen cuántas novedades hay de cada tipo en el período: Ocasionales, Fijas, Ausentismos y Cambios Maestro. Un vistazo y sabes cómo viene el mes.</w:t>
+      </w:r>
+    </w:p>
+    <w:p>
+      <w:pPr>
+        <w:pStyle w:val="Ttulo2"/>
+      </w:pPr>
+      <w:r>
+        <w:t>Período de Nómina</w:t>
+      </w:r>
+    </w:p>
+    <w:p>
+      <w:pPr>
+        <w:spacing w:after="140" w:line="276" w:lineRule="auto"/>
+      </w:pPr>
+      <w:r>
+        <w:t>Muestra la empresa, el período activo y el usuario que está registrando. Estos campos se llenan solos; son informativos para que confirmes que estás trabajando en el período correcto.</w:t>
+      </w:r>
+    </w:p>
+    <w:p>
+      <w:pPr>
+        <w:pStyle w:val="Ttulo2"/>
+      </w:pPr>
+      <w:r>
+        <w:t>Trazabilidad por Centro de Costo</w:t>
+      </w:r>
+    </w:p>
+    <w:p>
+      <w:pPr>
+        <w:spacing w:after="140" w:line="276" w:lineRule="auto"/>
+      </w:pPr>
+      <w:r>
+        <w:t xml:space="preserve">Agrupa a los empleados por su </w:t>
+      </w:r>
+      <w:r>
+        <w:rPr>
+          <w:b/>
+          <w:bCs/>
+        </w:rPr>
+        <w:t>área de gestión (centro de costo)</w:t>
       </w:r>
       <w:r>
         <w:t xml:space="preserve"> y resume toda la actividad: devengos acumulados, deducciones, ausentismos y cambios. Sirve para responder preguntas como "¿cuánto se está pagando de más en Operaciones este mes?".</w:t>
@@ -1627,7 +1703,7 @@
     </w:p>
     <w:p>
       <w:pPr>
-        <w:spacing w:after="140" w:line="276"/>
+        <w:spacing w:after="140" w:line="276" w:lineRule="auto"/>
       </w:pPr>
       <w:r>
         <w:t xml:space="preserve">Tienes filtros para elegir el </w:t>
@@ -1637,7 +1713,7 @@
           <w:b/>
           <w:bCs/>
         </w:rPr>
-        <w:t xml:space="preserve">período</w:t>
+        <w:t>período</w:t>
       </w:r>
       <w:r>
         <w:t xml:space="preserve">, uno o varios </w:t>
@@ -1647,7 +1723,7 @@
           <w:b/>
           <w:bCs/>
         </w:rPr>
-        <w:t xml:space="preserve">centros de costo</w:t>
+        <w:t>centros de costo</w:t>
       </w:r>
       <w:r>
         <w:t xml:space="preserve">, el </w:t>
@@ -1657,7 +1733,7 @@
           <w:b/>
           <w:bCs/>
         </w:rPr>
-        <w:t xml:space="preserve">estado</w:t>
+        <w:t>estado</w:t>
       </w:r>
       <w:r>
         <w:t xml:space="preserve"> (activos, inactivos o ambos) y cómo </w:t>
@@ -1667,7 +1743,7 @@
           <w:b/>
           <w:bCs/>
         </w:rPr>
-        <w:t xml:space="preserve">ordenar las tarjetas</w:t>
+        <w:t>ordenar las tarjetas</w:t>
       </w:r>
       <w:r>
         <w:t xml:space="preserve">. Pulsa </w:t>
@@ -1677,7 +1753,7 @@
           <w:b/>
           <w:bCs/>
         </w:rPr>
-        <w:t xml:space="preserve">"Consultar"</w:t>
+        <w:t>"Consultar"</w:t>
       </w:r>
       <w:r>
         <w:t xml:space="preserve"> y verás los indicadores globales (centros activos, total de novedades, devengos, deducciones y neto) y una tarjeta por cada área.</w:t>
@@ -1685,25 +1761,25 @@
     </w:p>
     <w:p>
       <w:pPr>
-        <w:pStyle w:val="Heading2"/>
-      </w:pPr>
-      <w:r>
-        <w:t xml:space="preserve">Trazabilidad Histórica de Novedades</w:t>
-      </w:r>
-    </w:p>
-    <w:p>
-      <w:pPr>
-        <w:spacing w:after="140" w:line="276"/>
-      </w:pPr>
-      <w:r>
-        <w:t xml:space="preserve">Un buscador muy completo. Escribe una </w:t>
-      </w:r>
-      <w:r>
-        <w:rPr>
-          <w:b/>
-          <w:bCs/>
-        </w:rPr>
-        <w:t xml:space="preserve">cédula, nombre, concepto u observación</w:t>
+        <w:pStyle w:val="Ttulo2"/>
+      </w:pPr>
+      <w:r>
+        <w:t>Trazabilidad Histórica de Novedades</w:t>
+      </w:r>
+    </w:p>
+    <w:p>
+      <w:pPr>
+        <w:spacing w:after="140" w:line="276" w:lineRule="auto"/>
+      </w:pPr>
+      <w:r>
+        <w:t xml:space="preserve">Escribe una </w:t>
+      </w:r>
+      <w:r>
+        <w:rPr>
+          <w:b/>
+          <w:bCs/>
+        </w:rPr>
+        <w:t>cédula, nombre, concepto u observación</w:t>
       </w:r>
       <w:r>
         <w:t xml:space="preserve"> y filtra por tipo de novedad, período, estado, rango de fechas, centro de costo y cantidad de resultados. Es ideal para auditar: "¿qué se le registró a Juan Pérez en mayo?". Los resultados salen en una tabla con el responsable y el estado de cada registro.</w:t>
@@ -1711,18 +1787,18 @@
     </w:p>
     <w:p>
       <w:pPr>
-        <w:pStyle w:val="Heading2"/>
-      </w:pPr>
-      <w:r>
-        <w:t xml:space="preserve">Actividad reciente</w:t>
-      </w:r>
-    </w:p>
-    <w:p>
-      <w:pPr>
-        <w:spacing w:after="140" w:line="276"/>
-      </w:pPr>
-      <w:r>
-        <w:t xml:space="preserve">Al final, una tabla muestra los últimos movimientos del sistema (los 10 más recientes por defecto, ajustable a 25, 50 o 100). Útil para ver "qué se hizo hoy" sin entrar a cada módulo.</w:t>
+        <w:pStyle w:val="Ttulo2"/>
+      </w:pPr>
+      <w:r>
+        <w:t>Actividad reciente</w:t>
+      </w:r>
+    </w:p>
+    <w:p>
+      <w:pPr>
+        <w:spacing w:after="140" w:line="276" w:lineRule="auto"/>
+      </w:pPr>
+      <w:r>
+        <w:t>Al final, una tabla muestra los últimos movimientos del sistema (los 10 más recientes por defecto, ajustable a 25, 50 o 100). Útil para ver "qué se hizo hoy" sin entrar a cada módulo.</w:t>
       </w:r>
     </w:p>
     <w:p>
@@ -1732,15 +1808,16 @@
     </w:p>
     <w:p>
       <w:pPr>
-        <w:pStyle w:val="Heading1"/>
-      </w:pPr>
-      <w:r>
-        <w:t xml:space="preserve">6. Las novedades: el corazón del sistema</w:t>
-      </w:r>
-    </w:p>
-    <w:p>
-      <w:pPr>
-        <w:spacing w:after="140" w:line="276"/>
+        <w:pStyle w:val="Ttulo1"/>
+      </w:pPr>
+      <w:r>
+        <w:lastRenderedPageBreak/>
+        <w:t>6. Las novedades: el corazón del sistema</w:t>
+      </w:r>
+    </w:p>
+    <w:p>
+      <w:pPr>
+        <w:spacing w:after="140" w:line="276" w:lineRule="auto"/>
       </w:pPr>
       <w:r>
         <w:t xml:space="preserve">Una </w:t>
@@ -1750,7 +1827,7 @@
           <w:b/>
           <w:bCs/>
         </w:rPr>
-        <w:t xml:space="preserve">novedad</w:t>
+        <w:t>novedad</w:t>
       </w:r>
       <w:r>
         <w:t xml:space="preserve"> es cualquier cosa que afecta el pago de un empleado en el período. Hay </w:t>
@@ -1760,23 +1837,23 @@
           <w:b/>
           <w:bCs/>
         </w:rPr>
-        <w:t xml:space="preserve">cuatro tipos</w:t>
-      </w:r>
-      <w:r>
-        <w:t xml:space="preserve">, y cada uno tiene su propia pestaña en el menú. Todos comparten una lógica parecida: arriba un formulario para registrar, y abajo una tabla con lo que ya se cargó.</w:t>
-      </w:r>
-    </w:p>
-    <w:p>
-      <w:pPr>
-        <w:pStyle w:val="Heading2"/>
-      </w:pPr>
-      <w:r>
-        <w:t xml:space="preserve">Devengo vs. Deducción</w:t>
-      </w:r>
-    </w:p>
-    <w:p>
-      <w:pPr>
-        <w:spacing w:after="140" w:line="276"/>
+        <w:t>cuatro tipos</w:t>
+      </w:r>
+      <w:r>
+        <w:t>, y cada uno tiene su propia pestaña en el menú. Todos comparten una lógica parecida: arriba un formulario para registrar, y abajo una tabla con lo que ya se cargó.</w:t>
+      </w:r>
+    </w:p>
+    <w:p>
+      <w:pPr>
+        <w:pStyle w:val="Ttulo2"/>
+      </w:pPr>
+      <w:r>
+        <w:t>Devengo vs. Deducción</w:t>
+      </w:r>
+    </w:p>
+    <w:p>
+      <w:pPr>
+        <w:spacing w:after="140" w:line="276" w:lineRule="auto"/>
       </w:pPr>
       <w:r>
         <w:t xml:space="preserve">Antes de seguir, dos palabras clave que verás por todos lados: un </w:t>
@@ -1786,7 +1863,7 @@
           <w:b/>
           <w:bCs/>
         </w:rPr>
-        <w:t xml:space="preserve">DEVENGO</w:t>
+        <w:t>DEVENGO</w:t>
       </w:r>
       <w:r>
         <w:t xml:space="preserve"> es algo que </w:t>
@@ -1796,7 +1873,7 @@
           <w:b/>
           <w:bCs/>
         </w:rPr>
-        <w:t xml:space="preserve">suma</w:t>
+        <w:t>suma</w:t>
       </w:r>
       <w:r>
         <w:t xml:space="preserve"> al pago del empleado (una hora extra, una bonificación). Una </w:t>
@@ -1806,7 +1883,7 @@
           <w:b/>
           <w:bCs/>
         </w:rPr>
-        <w:t xml:space="preserve">DEDUCCIÓN</w:t>
+        <w:t>DEDUCCIÓN</w:t>
       </w:r>
       <w:r>
         <w:t xml:space="preserve"> es algo que </w:t>
@@ -1816,7 +1893,7 @@
           <w:b/>
           <w:bCs/>
         </w:rPr>
-        <w:t xml:space="preserve">resta</w:t>
+        <w:t>resta</w:t>
       </w:r>
       <w:r>
         <w:t xml:space="preserve"> (un préstamo, un embargo, un descuento). El sistema te lo pide al registrar y lo usa para calcular el neto.</w:t>
@@ -1824,20 +1901,20 @@
     </w:p>
     <w:p>
       <w:pPr>
-        <w:pStyle w:val="Heading2"/>
-      </w:pPr>
-      <w:r>
-        <w:t xml:space="preserve">Cosas que funcionan igual en todas las pestañas</w:t>
-      </w:r>
-    </w:p>
-    <w:p>
-      <w:pPr>
-        <w:pStyle w:val="ListParagraph"/>
+        <w:pStyle w:val="Ttulo2"/>
+      </w:pPr>
+      <w:r>
+        <w:t>Cosas que funcionan igual en todas las pestañas</w:t>
+      </w:r>
+    </w:p>
+    <w:p>
+      <w:pPr>
+        <w:pStyle w:val="Prrafodelista"/>
         <w:numPr>
           <w:ilvl w:val="0"/>
           <w:numId w:val="2"/>
         </w:numPr>
-        <w:spacing w:after="70" w:line="270"/>
+        <w:spacing w:after="70" w:line="270" w:lineRule="auto"/>
       </w:pPr>
       <w:r>
         <w:rPr>
@@ -1847,17 +1924,17 @@
         <w:t xml:space="preserve">Buscar empleado por cédula: </w:t>
       </w:r>
       <w:r>
-        <w:t xml:space="preserve">al escribir la identificación, aparece una lista para autocompletar; al elegir, el nombre se llena solo.</w:t>
-      </w:r>
-    </w:p>
-    <w:p>
-      <w:pPr>
-        <w:pStyle w:val="ListParagraph"/>
+        <w:t>al escribir la identificación, aparece una lista para autocompletar; al elegir, el nombre se llena solo.</w:t>
+      </w:r>
+    </w:p>
+    <w:p>
+      <w:pPr>
+        <w:pStyle w:val="Prrafodelista"/>
         <w:numPr>
           <w:ilvl w:val="0"/>
           <w:numId w:val="2"/>
         </w:numPr>
-        <w:spacing w:after="70" w:line="270"/>
+        <w:spacing w:after="70" w:line="270" w:lineRule="auto"/>
       </w:pPr>
       <w:r>
         <w:rPr>
@@ -1867,17 +1944,17 @@
         <w:t xml:space="preserve">Buscador de la tabla: </w:t>
       </w:r>
       <w:r>
-        <w:t xml:space="preserve">arriba de cada tabla hay una lupa para filtrar por nombre.</w:t>
-      </w:r>
-    </w:p>
-    <w:p>
-      <w:pPr>
-        <w:pStyle w:val="ListParagraph"/>
+        <w:t>arriba de cada tabla hay una lupa para filtrar por nombre.</w:t>
+      </w:r>
+    </w:p>
+    <w:p>
+      <w:pPr>
+        <w:pStyle w:val="Prrafodelista"/>
         <w:numPr>
           <w:ilvl w:val="0"/>
           <w:numId w:val="2"/>
         </w:numPr>
-        <w:spacing w:after="70" w:line="270"/>
+        <w:spacing w:after="70" w:line="270" w:lineRule="auto"/>
       </w:pPr>
       <w:r>
         <w:rPr>
@@ -1887,17 +1964,17 @@
         <w:t xml:space="preserve">Editar y anular: </w:t>
       </w:r>
       <w:r>
-        <w:t xml:space="preserve">cada fila tiene acciones para editar o anular. El sistema nunca borra de verdad: marca el registro como inactivo (así queda la trazabilidad).</w:t>
-      </w:r>
-    </w:p>
-    <w:p>
-      <w:pPr>
-        <w:pStyle w:val="ListParagraph"/>
+        <w:t>cada fila tiene acciones para editar o anular. El sistema nunca borra de verdad: marca el registro como inactivo (así queda la trazabilidad).</w:t>
+      </w:r>
+    </w:p>
+    <w:p>
+      <w:pPr>
+        <w:pStyle w:val="Prrafodelista"/>
         <w:numPr>
           <w:ilvl w:val="0"/>
           <w:numId w:val="2"/>
         </w:numPr>
-        <w:spacing w:after="70" w:line="270"/>
+        <w:spacing w:after="70" w:line="270" w:lineRule="auto"/>
       </w:pPr>
       <w:r>
         <w:rPr>
@@ -1907,45 +1984,46 @@
         <w:t xml:space="preserve">Selección múltiple: </w:t>
       </w:r>
       <w:r>
-        <w:t xml:space="preserve">puedes marcar varias filas con las casillas y anularlas todas a la vez.</w:t>
+        <w:t>puedes marcar varias filas con las casillas y anularlas todas a la vez.</w:t>
       </w:r>
     </w:p>
     <w:p>
       <w:pPr>
         <w:spacing w:after="120"/>
       </w:pPr>
-      <w:r>
-        <w:t xml:space="preserve"/>
-      </w:r>
-    </w:p>
-    <w:p>
-      <w:pPr>
-        <w:pStyle w:val="Heading2"/>
-      </w:pPr>
-      <w:r>
-        <w:t xml:space="preserve">6.1 Novedades Ocasionales</w:t>
-      </w:r>
-    </w:p>
-    <w:p>
-      <w:pPr>
-        <w:spacing w:after="140" w:line="276"/>
-      </w:pPr>
-      <w:r>
-        <w:t xml:space="preserve">Son los conceptos que no se repiten todos los meses: horas extra, bonificaciones, préstamos y similares.</w:t>
+    </w:p>
+    <w:p>
+      <w:pPr>
+        <w:pStyle w:val="Ttulo2"/>
+      </w:pPr>
+      <w:r>
+        <w:t>6.1 Novedades Ocasionales</w:t>
+      </w:r>
+    </w:p>
+    <w:p>
+      <w:pPr>
+        <w:spacing w:after="140" w:line="276" w:lineRule="auto"/>
+      </w:pPr>
+      <w:r>
+        <w:t>Son los conceptos que no se repiten todos los meses: horas extra, bonificaciones, préstamos y similares.</w:t>
       </w:r>
     </w:p>
     <w:p>
       <w:pPr>
         <w:keepNext/>
-        <w:spacing w:after="60" w:before="160"/>
+        <w:spacing w:before="160" w:after="60"/>
         <w:jc w:val="center"/>
       </w:pPr>
       <w:r>
+        <w:rPr>
+          <w:noProof/>
+        </w:rPr>
+        <w:lastRenderedPageBreak/>
         <w:drawing>
-          <wp:inline distT="0" distB="0" distL="0" distR="0">
+          <wp:inline distT="0" distB="0" distL="0" distR="0" wp14:anchorId="34E26CBD" wp14:editId="34E26CBE">
             <wp:extent cx="5715000" cy="3571875"/>
-            <wp:effectExtent t="0" r="0" b="0" l="0"/>
-            <wp:docPr id="1" name="03_ocasionales.png" descr="Ocasionales: formulario de nuevo registro y tabla del período." title="Ocasionales: formulario de nuevo registro y tabla del período."/>
+            <wp:effectExtent l="0" t="0" r="0" b="0"/>
+            <wp:docPr id="1837118390" name="03_ocasionales.png" descr="Ocasionales: formulario de nuevo registro y tabla del período." title="Ocasionales: formulario de nuevo registro y tabla del período."/>
             <wp:cNvGraphicFramePr>
               <a:graphicFrameLocks xmlns:a="http://schemas.openxmlformats.org/drawingml/2006/main" noChangeAspect="1"/>
             </wp:cNvGraphicFramePr>
@@ -1953,13 +2031,13 @@
               <a:graphicData uri="http://schemas.openxmlformats.org/drawingml/2006/picture">
                 <pic:pic xmlns:pic="http://schemas.openxmlformats.org/drawingml/2006/picture">
                   <pic:nvPicPr>
-                    <pic:cNvPr id="0" name="" descr=""/>
+                    <pic:cNvPr id="0" name=""/>
                     <pic:cNvPicPr>
                       <a:picLocks noChangeAspect="1" noChangeArrowheads="1"/>
                     </pic:cNvPicPr>
                   </pic:nvPicPr>
                   <pic:blipFill>
-                    <a:blip r:embed="rId11" cstate="none"/>
+                    <a:blip r:embed="rId9"/>
                     <a:srcRect/>
                     <a:stretch>
                       <a:fillRect/>
@@ -1994,29 +2072,29 @@
           <w:sz w:val="18"/>
           <w:szCs w:val="18"/>
         </w:rPr>
-        <w:t xml:space="preserve">Ocasionales: formulario de nuevo registro y tabla del período.</w:t>
-      </w:r>
-    </w:p>
-    <w:p>
-      <w:pPr>
-        <w:spacing w:after="140" w:line="276"/>
-      </w:pPr>
-      <w:r>
-        <w:rPr>
-          <w:b/>
-          <w:bCs/>
-        </w:rPr>
-        <w:t xml:space="preserve">Para registrar una ocasional:</w:t>
-      </w:r>
-    </w:p>
-    <w:p>
-      <w:pPr>
-        <w:pStyle w:val="ListParagraph"/>
+        <w:t>Ocasionales: formulario de nuevo registro y tabla del período.</w:t>
+      </w:r>
+    </w:p>
+    <w:p>
+      <w:pPr>
+        <w:spacing w:after="140" w:line="276" w:lineRule="auto"/>
+      </w:pPr>
+      <w:r>
+        <w:rPr>
+          <w:b/>
+          <w:bCs/>
+        </w:rPr>
+        <w:t>Para registrar una ocasional:</w:t>
+      </w:r>
+    </w:p>
+    <w:p>
+      <w:pPr>
+        <w:pStyle w:val="Prrafodelista"/>
         <w:numPr>
           <w:ilvl w:val="0"/>
           <w:numId w:val="3"/>
         </w:numPr>
-        <w:spacing w:after="70" w:line="270"/>
+        <w:spacing w:after="70" w:line="270" w:lineRule="auto"/>
       </w:pPr>
       <w:r>
         <w:t xml:space="preserve">Escribe la </w:t>
@@ -2026,7 +2104,7 @@
           <w:b/>
           <w:bCs/>
         </w:rPr>
-        <w:t xml:space="preserve">cédula</w:t>
+        <w:t>cédula</w:t>
       </w:r>
       <w:r>
         <w:t xml:space="preserve"> y elige al empleado (el nombre se completa solo).</w:t>
@@ -2034,12 +2112,12 @@
     </w:p>
     <w:p>
       <w:pPr>
-        <w:pStyle w:val="ListParagraph"/>
+        <w:pStyle w:val="Prrafodelista"/>
         <w:numPr>
           <w:ilvl w:val="0"/>
           <w:numId w:val="3"/>
         </w:numPr>
-        <w:spacing w:after="70" w:line="270"/>
+        <w:spacing w:after="70" w:line="270" w:lineRule="auto"/>
       </w:pPr>
       <w:r>
         <w:t xml:space="preserve">Selecciona la </w:t>
@@ -2049,7 +2127,7 @@
           <w:b/>
           <w:bCs/>
         </w:rPr>
-        <w:t xml:space="preserve">Novedad (código)</w:t>
+        <w:t>Novedad (código)</w:t>
       </w:r>
       <w:r>
         <w:t xml:space="preserve">; el </w:t>
@@ -2059,7 +2137,7 @@
           <w:b/>
           <w:bCs/>
         </w:rPr>
-        <w:t xml:space="preserve">tipo</w:t>
+        <w:t>tipo</w:t>
       </w:r>
       <w:r>
         <w:t xml:space="preserve"> (devengo o deducción) se ajusta solo, pero puedes cambiarlo.</w:t>
@@ -2067,12 +2145,12 @@
     </w:p>
     <w:p>
       <w:pPr>
-        <w:pStyle w:val="ListParagraph"/>
+        <w:pStyle w:val="Prrafodelista"/>
         <w:numPr>
           <w:ilvl w:val="0"/>
           <w:numId w:val="3"/>
         </w:numPr>
-        <w:spacing w:after="70" w:line="270"/>
+        <w:spacing w:after="70" w:line="270" w:lineRule="auto"/>
       </w:pPr>
       <w:r>
         <w:t xml:space="preserve">Indica </w:t>
@@ -2082,7 +2160,7 @@
           <w:b/>
           <w:bCs/>
         </w:rPr>
-        <w:t xml:space="preserve">cantidad</w:t>
+        <w:t>cantidad</w:t>
       </w:r>
       <w:r>
         <w:t xml:space="preserve"> (por ejemplo, número de horas) y </w:t>
@@ -2092,7 +2170,7 @@
           <w:b/>
           <w:bCs/>
         </w:rPr>
-        <w:t xml:space="preserve">valor</w:t>
+        <w:t>valor</w:t>
       </w:r>
       <w:r>
         <w:t xml:space="preserve">. Agrega una </w:t>
@@ -2102,7 +2180,7 @@
           <w:b/>
           <w:bCs/>
         </w:rPr>
-        <w:t xml:space="preserve">observación</w:t>
+        <w:t>observación</w:t>
       </w:r>
       <w:r>
         <w:t xml:space="preserve"> si hace falta.</w:t>
@@ -2110,12 +2188,12 @@
     </w:p>
     <w:p>
       <w:pPr>
-        <w:pStyle w:val="ListParagraph"/>
+        <w:pStyle w:val="Prrafodelista"/>
         <w:numPr>
           <w:ilvl w:val="0"/>
           <w:numId w:val="3"/>
         </w:numPr>
-        <w:spacing w:after="70" w:line="270"/>
+        <w:spacing w:after="70" w:line="270" w:lineRule="auto"/>
       </w:pPr>
       <w:r>
         <w:t xml:space="preserve">Pulsa </w:t>
@@ -2125,40 +2203,44 @@
           <w:b/>
           <w:bCs/>
         </w:rPr>
-        <w:t xml:space="preserve">"Guardar Registro"</w:t>
-      </w:r>
-      <w:r>
-        <w:t xml:space="preserve">. Aparecerá en la tabla de abajo.</w:t>
-      </w:r>
-    </w:p>
-    <w:p>
-      <w:pPr>
-        <w:pStyle w:val="Heading2"/>
-      </w:pPr>
-      <w:r>
-        <w:t xml:space="preserve">6.2 Novedades Fijas</w:t>
-      </w:r>
-    </w:p>
-    <w:p>
-      <w:pPr>
-        <w:spacing w:after="140" w:line="276"/>
-      </w:pPr>
-      <w:r>
-        <w:t xml:space="preserve">Son conceptos periódicos que se repiten: AFC, APV, embargos, libranzas, etc. Por eso tienen campos extra para manejar vigencias y cuotas.</w:t>
+        <w:t>"Guardar Registro"</w:t>
+      </w:r>
+      <w:r>
+        <w:t>. Aparecerá en la tabla de abajo.</w:t>
+      </w:r>
+    </w:p>
+    <w:p>
+      <w:pPr>
+        <w:pStyle w:val="Ttulo2"/>
+      </w:pPr>
+      <w:r>
+        <w:t>6.2 Novedades Fijas</w:t>
+      </w:r>
+    </w:p>
+    <w:p>
+      <w:pPr>
+        <w:spacing w:after="140" w:line="276" w:lineRule="auto"/>
+      </w:pPr>
+      <w:r>
+        <w:t>Son conceptos periódicos que se repiten: AFC, APV, embargos, libranzas, etc. Por eso tienen campos extra para manejar vigencias y cuotas.</w:t>
       </w:r>
     </w:p>
     <w:p>
       <w:pPr>
         <w:keepNext/>
-        <w:spacing w:after="60" w:before="160"/>
+        <w:spacing w:before="160" w:after="60"/>
         <w:jc w:val="center"/>
       </w:pPr>
       <w:r>
+        <w:rPr>
+          <w:noProof/>
+        </w:rPr>
+        <w:lastRenderedPageBreak/>
         <w:drawing>
-          <wp:inline distT="0" distB="0" distL="0" distR="0">
+          <wp:inline distT="0" distB="0" distL="0" distR="0" wp14:anchorId="34E26CBF" wp14:editId="34E26CC0">
             <wp:extent cx="5715000" cy="3571875"/>
-            <wp:effectExtent t="0" r="0" b="0" l="0"/>
-            <wp:docPr id="1" name="04_fijas.png" descr="Fijas: incluye fechas de vigencia, cuotas y cuenta." title="Fijas: incluye fechas de vigencia, cuotas y cuenta."/>
+            <wp:effectExtent l="0" t="0" r="0" b="0"/>
+            <wp:docPr id="1663274174" name="04_fijas.png" descr="Fijas: incluye fechas de vigencia, cuotas y cuenta." title="Fijas: incluye fechas de vigencia, cuotas y cuenta."/>
             <wp:cNvGraphicFramePr>
               <a:graphicFrameLocks xmlns:a="http://schemas.openxmlformats.org/drawingml/2006/main" noChangeAspect="1"/>
             </wp:cNvGraphicFramePr>
@@ -2166,13 +2248,13 @@
               <a:graphicData uri="http://schemas.openxmlformats.org/drawingml/2006/picture">
                 <pic:pic xmlns:pic="http://schemas.openxmlformats.org/drawingml/2006/picture">
                   <pic:nvPicPr>
-                    <pic:cNvPr id="0" name="" descr=""/>
+                    <pic:cNvPr id="0" name=""/>
                     <pic:cNvPicPr>
                       <a:picLocks noChangeAspect="1" noChangeArrowheads="1"/>
                     </pic:cNvPicPr>
                   </pic:nvPicPr>
                   <pic:blipFill>
-                    <a:blip r:embed="rId12" cstate="none"/>
+                    <a:blip r:embed="rId10"/>
                     <a:srcRect/>
                     <a:stretch>
                       <a:fillRect/>
@@ -2207,12 +2289,12 @@
           <w:sz w:val="18"/>
           <w:szCs w:val="18"/>
         </w:rPr>
-        <w:t xml:space="preserve">Fijas: incluye fechas de vigencia, cuotas y cuenta.</w:t>
-      </w:r>
-    </w:p>
-    <w:p>
-      <w:pPr>
-        <w:spacing w:after="140" w:line="276"/>
+        <w:t>Fijas: incluye fechas de vigencia, cuotas y cuenta.</w:t>
+      </w:r>
+    </w:p>
+    <w:p>
+      <w:pPr>
+        <w:spacing w:after="140" w:line="276" w:lineRule="auto"/>
       </w:pPr>
       <w:r>
         <w:t xml:space="preserve">Además de cédula, concepto, tipo y valor, las fijas te dejan definir la </w:t>
@@ -2222,7 +2304,7 @@
           <w:b/>
           <w:bCs/>
         </w:rPr>
-        <w:t xml:space="preserve">Aplicación</w:t>
+        <w:t>Aplicación</w:t>
       </w:r>
       <w:r>
         <w:t xml:space="preserve"> (normal, retroactivo, 1ra o 2da quincena), las </w:t>
@@ -2232,7 +2314,7 @@
           <w:b/>
           <w:bCs/>
         </w:rPr>
-        <w:t xml:space="preserve">fechas inicial y final</w:t>
+        <w:t>fechas inicial y final</w:t>
       </w:r>
       <w:r>
         <w:t xml:space="preserve"> de vigencia, el número de </w:t>
@@ -2242,7 +2324,7 @@
           <w:b/>
           <w:bCs/>
         </w:rPr>
-        <w:t xml:space="preserve">cuotas</w:t>
+        <w:t>cuotas</w:t>
       </w:r>
       <w:r>
         <w:t xml:space="preserve"> y una </w:t>
@@ -2252,7 +2334,7 @@
           <w:b/>
           <w:bCs/>
         </w:rPr>
-        <w:t xml:space="preserve">cuenta</w:t>
+        <w:t>cuenta</w:t>
       </w:r>
       <w:r>
         <w:t xml:space="preserve"> asociada. Esto es clave para descuentos que duran varios meses.</w:t>
@@ -2260,32 +2342,36 @@
     </w:p>
     <w:p>
       <w:pPr>
-        <w:pStyle w:val="Heading2"/>
-      </w:pPr>
-      <w:r>
-        <w:t xml:space="preserve">6.3 Ausentismos y Vacaciones</w:t>
-      </w:r>
-    </w:p>
-    <w:p>
-      <w:pPr>
-        <w:spacing w:after="140" w:line="276"/>
-      </w:pPr>
-      <w:r>
-        <w:t xml:space="preserve">Incapacidades, vacaciones disfrutadas, licencias de maternidad o paternidad, licencias no remuneradas y más.</w:t>
+        <w:pStyle w:val="Ttulo2"/>
+      </w:pPr>
+      <w:r>
+        <w:t>6.3 Ausentismos y Vacaciones</w:t>
+      </w:r>
+    </w:p>
+    <w:p>
+      <w:pPr>
+        <w:spacing w:after="140" w:line="276" w:lineRule="auto"/>
+      </w:pPr>
+      <w:r>
+        <w:t>Incapacidades, vacaciones disfrutadas, licencias de maternidad o paternidad, licencias no remuneradas y más.</w:t>
       </w:r>
     </w:p>
     <w:p>
       <w:pPr>
         <w:keepNext/>
-        <w:spacing w:after="60" w:before="160"/>
+        <w:spacing w:before="160" w:after="60"/>
         <w:jc w:val="center"/>
       </w:pPr>
       <w:r>
+        <w:rPr>
+          <w:noProof/>
+        </w:rPr>
+        <w:lastRenderedPageBreak/>
         <w:drawing>
-          <wp:inline distT="0" distB="0" distL="0" distR="0">
+          <wp:inline distT="0" distB="0" distL="0" distR="0" wp14:anchorId="34E26CC1" wp14:editId="34E26CC2">
             <wp:extent cx="5715000" cy="3695700"/>
-            <wp:effectExtent t="0" r="0" b="0" l="0"/>
-            <wp:docPr id="1" name="05_ausentismos.png" descr="Ausentismos: el sistema calcula los días automáticamente." title="Ausentismos: el sistema calcula los días automáticamente."/>
+            <wp:effectExtent l="0" t="0" r="0" b="0"/>
+            <wp:docPr id="749033930" name="05_ausentismos.png" descr="Ausentismos: el sistema calcula los días automáticamente." title="Ausentismos: el sistema calcula los días automáticamente."/>
             <wp:cNvGraphicFramePr>
               <a:graphicFrameLocks xmlns:a="http://schemas.openxmlformats.org/drawingml/2006/main" noChangeAspect="1"/>
             </wp:cNvGraphicFramePr>
@@ -2293,13 +2379,13 @@
               <a:graphicData uri="http://schemas.openxmlformats.org/drawingml/2006/picture">
                 <pic:pic xmlns:pic="http://schemas.openxmlformats.org/drawingml/2006/picture">
                   <pic:nvPicPr>
-                    <pic:cNvPr id="0" name="" descr=""/>
+                    <pic:cNvPr id="0" name=""/>
                     <pic:cNvPicPr>
                       <a:picLocks noChangeAspect="1" noChangeArrowheads="1"/>
                     </pic:cNvPicPr>
                   </pic:nvPicPr>
                   <pic:blipFill>
-                    <a:blip r:embed="rId13" cstate="none"/>
+                    <a:blip r:embed="rId11"/>
                     <a:srcRect/>
                     <a:stretch>
                       <a:fillRect/>
@@ -2334,12 +2420,12 @@
           <w:sz w:val="18"/>
           <w:szCs w:val="18"/>
         </w:rPr>
-        <w:t xml:space="preserve">Ausentismos: el sistema calcula los días automáticamente.</w:t>
-      </w:r>
-    </w:p>
-    <w:p>
-      <w:pPr>
-        <w:spacing w:after="140" w:line="276"/>
+        <w:t>Ausentismos: el sistema calcula los días automáticamente.</w:t>
+      </w:r>
+    </w:p>
+    <w:p>
+      <w:pPr>
+        <w:spacing w:after="140" w:line="276" w:lineRule="auto"/>
       </w:pPr>
       <w:r>
         <w:t xml:space="preserve">Eliges el </w:t>
@@ -2349,7 +2435,7 @@
           <w:b/>
           <w:bCs/>
         </w:rPr>
-        <w:t xml:space="preserve">tipo de ausentismo</w:t>
+        <w:t>tipo de ausentismo</w:t>
       </w:r>
       <w:r>
         <w:t xml:space="preserve">, puedes anotar el </w:t>
@@ -2359,7 +2445,7 @@
           <w:b/>
           <w:bCs/>
         </w:rPr>
-        <w:t xml:space="preserve">diagnóstico (CIE-10)</w:t>
+        <w:t>diagnóstico (CIE-10)</w:t>
       </w:r>
       <w:r>
         <w:t xml:space="preserve"> y las </w:t>
@@ -2369,7 +2455,7 @@
           <w:b/>
           <w:bCs/>
         </w:rPr>
-        <w:t xml:space="preserve">fechas inicial y final</w:t>
+        <w:t>fechas inicial y final</w:t>
       </w:r>
       <w:r>
         <w:t xml:space="preserve">. Los </w:t>
@@ -2379,7 +2465,7 @@
           <w:b/>
           <w:bCs/>
         </w:rPr>
-        <w:t xml:space="preserve">días totales se calculan solos</w:t>
+        <w:t>días totales se calculan solos</w:t>
       </w:r>
       <w:r>
         <w:t xml:space="preserve"> al poner las fechas. Hay un campo de </w:t>
@@ -2389,7 +2475,7 @@
           <w:b/>
           <w:bCs/>
         </w:rPr>
-        <w:t xml:space="preserve">prórroga</w:t>
+        <w:t>prórroga</w:t>
       </w:r>
       <w:r>
         <w:t xml:space="preserve"> para incapacidades que se extienden, y un espacio de observaciones para el número de radicado u otros detalles.</w:t>
@@ -2397,32 +2483,36 @@
     </w:p>
     <w:p>
       <w:pPr>
-        <w:pStyle w:val="Heading2"/>
-      </w:pPr>
-      <w:r>
-        <w:t xml:space="preserve">6.4 Cambios e Ingresos</w:t>
-      </w:r>
-    </w:p>
-    <w:p>
-      <w:pPr>
-        <w:spacing w:after="140" w:line="276"/>
-      </w:pPr>
-      <w:r>
-        <w:t xml:space="preserve">Cambios de cargo, salario, sucursal o centro de costo, y también el ingreso de personas nuevas.</w:t>
+        <w:pStyle w:val="Ttulo2"/>
+      </w:pPr>
+      <w:r>
+        <w:t>6.4 Cambios e Ingresos</w:t>
+      </w:r>
+    </w:p>
+    <w:p>
+      <w:pPr>
+        <w:spacing w:after="140" w:line="276" w:lineRule="auto"/>
+      </w:pPr>
+      <w:r>
+        <w:t>Cambios de cargo, salario, sucursal o centro de costo, y también el ingreso de personas nuevas.</w:t>
       </w:r>
     </w:p>
     <w:p>
       <w:pPr>
         <w:keepNext/>
-        <w:spacing w:after="60" w:before="160"/>
+        <w:spacing w:before="160" w:after="60"/>
         <w:jc w:val="center"/>
       </w:pPr>
       <w:r>
+        <w:rPr>
+          <w:noProof/>
+        </w:rPr>
+        <w:lastRenderedPageBreak/>
         <w:drawing>
-          <wp:inline distT="0" distB="0" distL="0" distR="0">
+          <wp:inline distT="0" distB="0" distL="0" distR="0" wp14:anchorId="34E26CC3" wp14:editId="34E26CC4">
             <wp:extent cx="5715000" cy="3571875"/>
-            <wp:effectExtent t="0" r="0" b="0" l="0"/>
-            <wp:docPr id="1" name="06_cambios.png" descr="Cambios e Ingresos: registra el &quot;antes y después&quot; de un dato laboral." title="Cambios e Ingresos: registra el &quot;antes y después&quot; de un dato laboral."/>
+            <wp:effectExtent l="0" t="0" r="0" b="0"/>
+            <wp:docPr id="1898395495" name="06_cambios.png" descr="Cambios e Ingresos: registra el &quot;antes y después&quot; de un dato laboral." title="Cambios e Ingresos: registra el &quot;antes y después&quot; de un dato laboral."/>
             <wp:cNvGraphicFramePr>
               <a:graphicFrameLocks xmlns:a="http://schemas.openxmlformats.org/drawingml/2006/main" noChangeAspect="1"/>
             </wp:cNvGraphicFramePr>
@@ -2430,13 +2520,13 @@
               <a:graphicData uri="http://schemas.openxmlformats.org/drawingml/2006/picture">
                 <pic:pic xmlns:pic="http://schemas.openxmlformats.org/drawingml/2006/picture">
                   <pic:nvPicPr>
-                    <pic:cNvPr id="0" name="" descr=""/>
+                    <pic:cNvPr id="0" name=""/>
                     <pic:cNvPicPr>
                       <a:picLocks noChangeAspect="1" noChangeArrowheads="1"/>
                     </pic:cNvPicPr>
                   </pic:nvPicPr>
                   <pic:blipFill>
-                    <a:blip r:embed="rId14" cstate="none"/>
+                    <a:blip r:embed="rId12"/>
                     <a:srcRect/>
                     <a:stretch>
                       <a:fillRect/>
@@ -2471,12 +2561,12 @@
           <w:sz w:val="18"/>
           <w:szCs w:val="18"/>
         </w:rPr>
-        <w:t xml:space="preserve">Cambios e Ingresos: registra el "antes y después" de un dato laboral.</w:t>
-      </w:r>
-    </w:p>
-    <w:p>
-      <w:pPr>
-        <w:spacing w:after="140" w:line="276"/>
+        <w:t>Cambios e Ingresos: registra el "antes y después" de un dato laboral.</w:t>
+      </w:r>
+    </w:p>
+    <w:p>
+      <w:pPr>
+        <w:spacing w:after="140" w:line="276" w:lineRule="auto"/>
       </w:pPr>
       <w:r>
         <w:t xml:space="preserve">Indica la </w:t>
@@ -2486,7 +2576,7 @@
           <w:b/>
           <w:bCs/>
         </w:rPr>
-        <w:t xml:space="preserve">cédula</w:t>
+        <w:t>cédula</w:t>
       </w:r>
       <w:r>
         <w:t xml:space="preserve">, el </w:t>
@@ -2496,7 +2586,7 @@
           <w:b/>
           <w:bCs/>
         </w:rPr>
-        <w:t xml:space="preserve">tipo de cambio</w:t>
+        <w:t>tipo de cambio</w:t>
       </w:r>
       <w:r>
         <w:t xml:space="preserve">, la </w:t>
@@ -2506,7 +2596,7 @@
           <w:b/>
           <w:bCs/>
         </w:rPr>
-        <w:t xml:space="preserve">fecha en que aplica</w:t>
+        <w:t>fecha en que aplica</w:t>
       </w:r>
       <w:r>
         <w:t xml:space="preserve"> y el </w:t>
@@ -2516,10 +2606,16 @@
           <w:b/>
           <w:bCs/>
         </w:rPr>
-        <w:t xml:space="preserve">nuevo valor</w:t>
-      </w:r>
-      <w:r>
-        <w:t xml:space="preserve"> (por ejemplo, el nuevo cargo o el nuevo salario). Las observaciones ayudan a dejar claro el motivo (promoción, ajuste anual, etc.).</w:t>
+        <w:t>nuevo valor</w:t>
+      </w:r>
+      <w:r>
+        <w:t xml:space="preserve"> (por ejemplo, el </w:t>
+      </w:r>
+      <w:r>
+        <w:t>nuevo cargo o salario</w:t>
+      </w:r>
+      <w:r>
+        <w:t>). Las observaciones ayudan a dejar claro el motivo (promoción, ajuste anual, etc.).</w:t>
       </w:r>
     </w:p>
     <w:p>
@@ -2529,15 +2625,16 @@
     </w:p>
     <w:p>
       <w:pPr>
-        <w:pStyle w:val="Heading1"/>
-      </w:pPr>
-      <w:r>
-        <w:t xml:space="preserve">7. Maestro de empleados</w:t>
-      </w:r>
-    </w:p>
-    <w:p>
-      <w:pPr>
-        <w:spacing w:after="140" w:line="276"/>
+        <w:pStyle w:val="Ttulo1"/>
+      </w:pPr>
+      <w:r>
+        <w:lastRenderedPageBreak/>
+        <w:t>7. Maestro de empleados</w:t>
+      </w:r>
+    </w:p>
+    <w:p>
+      <w:pPr>
+        <w:spacing w:after="140" w:line="276" w:lineRule="auto"/>
       </w:pPr>
       <w:r>
         <w:t xml:space="preserve">Aquí se </w:t>
@@ -2547,7 +2644,7 @@
           <w:b/>
           <w:bCs/>
         </w:rPr>
-        <w:t xml:space="preserve">dan de alta los empleados</w:t>
+        <w:t>dan de alta los empleados</w:t>
       </w:r>
       <w:r>
         <w:t xml:space="preserve"> y se guardan todos sus datos. Es la "ficha completa" de cada persona, sincronizada con la base de datos de MineDax. Esta sección suele estar reservada a </w:t>
@@ -2557,24 +2654,28 @@
           <w:b/>
           <w:bCs/>
         </w:rPr>
-        <w:t xml:space="preserve">administradores</w:t>
-      </w:r>
-      <w:r>
-        <w:t xml:space="preserve">.</w:t>
+        <w:t>administradores</w:t>
+      </w:r>
+      <w:r>
+        <w:t>.</w:t>
       </w:r>
     </w:p>
     <w:p>
       <w:pPr>
         <w:keepNext/>
-        <w:spacing w:after="60" w:before="160"/>
+        <w:spacing w:before="160" w:after="60"/>
         <w:jc w:val="center"/>
       </w:pPr>
       <w:r>
+        <w:rPr>
+          <w:noProof/>
+        </w:rPr>
+        <w:lastRenderedPageBreak/>
         <w:drawing>
-          <wp:inline distT="0" distB="0" distL="0" distR="0">
+          <wp:inline distT="0" distB="0" distL="0" distR="0" wp14:anchorId="34E26CC5" wp14:editId="34E26CC6">
             <wp:extent cx="4410075" cy="7239000"/>
-            <wp:effectExtent t="0" r="0" b="0" l="0"/>
-            <wp:docPr id="1" name="07_maestro.png" descr="Maestro Original: la ficha del empleado, organizada en secciones, y la lista de empleados." title="Maestro Original: la ficha del empleado, organizada en secciones, y la lista de empleados."/>
+            <wp:effectExtent l="0" t="0" r="0" b="0"/>
+            <wp:docPr id="1802463123" name="07_maestro.png" descr="Maestro Original: la ficha del empleado, organizada en secciones, y la lista de empleados." title="Maestro Original: la ficha del empleado, organizada en secciones, y la lista de empleados."/>
             <wp:cNvGraphicFramePr>
               <a:graphicFrameLocks xmlns:a="http://schemas.openxmlformats.org/drawingml/2006/main" noChangeAspect="1"/>
             </wp:cNvGraphicFramePr>
@@ -2582,13 +2683,13 @@
               <a:graphicData uri="http://schemas.openxmlformats.org/drawingml/2006/picture">
                 <pic:pic xmlns:pic="http://schemas.openxmlformats.org/drawingml/2006/picture">
                   <pic:nvPicPr>
-                    <pic:cNvPr id="0" name="" descr=""/>
+                    <pic:cNvPr id="0" name=""/>
                     <pic:cNvPicPr>
                       <a:picLocks noChangeAspect="1" noChangeArrowheads="1"/>
                     </pic:cNvPicPr>
                   </pic:nvPicPr>
                   <pic:blipFill>
-                    <a:blip r:embed="rId15" cstate="none"/>
+                    <a:blip r:embed="rId13"/>
                     <a:srcRect/>
                     <a:stretch>
                       <a:fillRect/>
@@ -2623,25 +2724,25 @@
           <w:sz w:val="18"/>
           <w:szCs w:val="18"/>
         </w:rPr>
-        <w:t xml:space="preserve">Maestro Original: la ficha del empleado, organizada en secciones, y la lista de empleados.</w:t>
-      </w:r>
-    </w:p>
-    <w:p>
-      <w:pPr>
-        <w:spacing w:after="140" w:line="276"/>
-      </w:pPr>
-      <w:r>
-        <w:t xml:space="preserve">El formulario es largo porque recoge todo. Para que no abrume, está dividido en tarjetas temáticas:</w:t>
-      </w:r>
-    </w:p>
-    <w:p>
-      <w:pPr>
-        <w:pStyle w:val="ListParagraph"/>
+        <w:t>Maestro Original: la ficha del empleado, organizada en secciones, y la lista de empleados.</w:t>
+      </w:r>
+    </w:p>
+    <w:p>
+      <w:pPr>
+        <w:spacing w:after="140" w:line="276" w:lineRule="auto"/>
+      </w:pPr>
+      <w:r>
+        <w:t>El formulario es largo porque recoge todo. Para que no abrume, está dividido en tarjetas temáticas:</w:t>
+      </w:r>
+    </w:p>
+    <w:p>
+      <w:pPr>
+        <w:pStyle w:val="Prrafodelista"/>
         <w:numPr>
           <w:ilvl w:val="0"/>
           <w:numId w:val="2"/>
         </w:numPr>
-        <w:spacing w:after="70" w:line="270"/>
+        <w:spacing w:after="70" w:line="270" w:lineRule="auto"/>
       </w:pPr>
       <w:r>
         <w:rPr>
@@ -2651,37 +2752,38 @@
         <w:t xml:space="preserve">Identificación: </w:t>
       </w:r>
       <w:r>
-        <w:t xml:space="preserve">número de documento, código alterno y tipo de documento.</w:t>
-      </w:r>
-    </w:p>
-    <w:p>
-      <w:pPr>
-        <w:pStyle w:val="ListParagraph"/>
+        <w:t>número de documento, código alterno y tipo de documento.</w:t>
+      </w:r>
+    </w:p>
+    <w:p>
+      <w:pPr>
+        <w:pStyle w:val="Prrafodelista"/>
         <w:numPr>
           <w:ilvl w:val="0"/>
           <w:numId w:val="2"/>
         </w:numPr>
-        <w:spacing w:after="70" w:line="270"/>
-      </w:pPr>
-      <w:r>
-        <w:rPr>
-          <w:b/>
-          <w:bCs/>
-        </w:rPr>
+        <w:spacing w:after="70" w:line="270" w:lineRule="auto"/>
+      </w:pPr>
+      <w:r>
+        <w:rPr>
+          <w:b/>
+          <w:bCs/>
+        </w:rPr>
+        <w:lastRenderedPageBreak/>
         <w:t xml:space="preserve">Nombre completo: </w:t>
       </w:r>
       <w:r>
-        <w:t xml:space="preserve">apellidos y nombres; el "nombre completo" se arma solo a medida que escribes.</w:t>
-      </w:r>
-    </w:p>
-    <w:p>
-      <w:pPr>
-        <w:pStyle w:val="ListParagraph"/>
+        <w:t>apellidos y nombres; el "nombre completo" se arma solo a medida que escribes.</w:t>
+      </w:r>
+    </w:p>
+    <w:p>
+      <w:pPr>
+        <w:pStyle w:val="Prrafodelista"/>
         <w:numPr>
           <w:ilvl w:val="0"/>
           <w:numId w:val="2"/>
         </w:numPr>
-        <w:spacing w:after="70" w:line="270"/>
+        <w:spacing w:after="70" w:line="270" w:lineRule="auto"/>
       </w:pPr>
       <w:r>
         <w:rPr>
@@ -2691,17 +2793,17 @@
         <w:t xml:space="preserve">Datos personales: </w:t>
       </w:r>
       <w:r>
-        <w:t xml:space="preserve">sexo, grupo sanguíneo, estado civil, hijos, nacimiento, contacto y dirección.</w:t>
-      </w:r>
-    </w:p>
-    <w:p>
-      <w:pPr>
-        <w:pStyle w:val="ListParagraph"/>
+        <w:t>sexo, grupo sanguíneo, estado civil, hijos, nacimiento, contacto y dirección.</w:t>
+      </w:r>
+    </w:p>
+    <w:p>
+      <w:pPr>
+        <w:pStyle w:val="Prrafodelista"/>
         <w:numPr>
           <w:ilvl w:val="0"/>
           <w:numId w:val="2"/>
         </w:numPr>
-        <w:spacing w:after="70" w:line="270"/>
+        <w:spacing w:after="70" w:line="270" w:lineRule="auto"/>
       </w:pPr>
       <w:r>
         <w:rPr>
@@ -2711,17 +2813,17 @@
         <w:t xml:space="preserve">Cargo y liquidación: </w:t>
       </w:r>
       <w:r>
-        <w:t xml:space="preserve">cargo, valor hora, clase de salario, modo de liquidación, días de vacaciones, etc.</w:t>
-      </w:r>
-    </w:p>
-    <w:p>
-      <w:pPr>
-        <w:pStyle w:val="ListParagraph"/>
+        <w:t>cargo, valor hora, clase de salario, modo de liquidación, días de vacaciones, etc.</w:t>
+      </w:r>
+    </w:p>
+    <w:p>
+      <w:pPr>
+        <w:pStyle w:val="Prrafodelista"/>
         <w:numPr>
           <w:ilvl w:val="0"/>
           <w:numId w:val="2"/>
         </w:numPr>
-        <w:spacing w:after="70" w:line="270"/>
+        <w:spacing w:after="70" w:line="270" w:lineRule="auto"/>
       </w:pPr>
       <w:r>
         <w:rPr>
@@ -2731,17 +2833,17 @@
         <w:t xml:space="preserve">Cuenta bancaria y centro de costos: </w:t>
       </w:r>
       <w:r>
-        <w:t xml:space="preserve">banco, tipo y número de cuenta, y el área a la que pertenece.</w:t>
-      </w:r>
-    </w:p>
-    <w:p>
-      <w:pPr>
-        <w:pStyle w:val="ListParagraph"/>
+        <w:t>banco, tipo y número de cuenta, y el área a la que pertenece.</w:t>
+      </w:r>
+    </w:p>
+    <w:p>
+      <w:pPr>
+        <w:pStyle w:val="Prrafodelista"/>
         <w:numPr>
           <w:ilvl w:val="0"/>
           <w:numId w:val="2"/>
         </w:numPr>
-        <w:spacing w:after="70" w:line="270"/>
+        <w:spacing w:after="70" w:line="270" w:lineRule="auto"/>
       </w:pPr>
       <w:r>
         <w:rPr>
@@ -2751,17 +2853,17 @@
         <w:t xml:space="preserve">Seguridad social: </w:t>
       </w:r>
       <w:r>
-        <w:t xml:space="preserve">EPS, AFP (pensiones), caja de compensación, cesantías y nivel de riesgo ARL.</w:t>
-      </w:r>
-    </w:p>
-    <w:p>
-      <w:pPr>
-        <w:pStyle w:val="ListParagraph"/>
+        <w:t>EPS, AFP (pensiones), caja de compensación, cesantías y nivel de riesgo ARL.</w:t>
+      </w:r>
+    </w:p>
+    <w:p>
+      <w:pPr>
+        <w:pStyle w:val="Prrafodelista"/>
         <w:numPr>
           <w:ilvl w:val="0"/>
           <w:numId w:val="2"/>
         </w:numPr>
-        <w:spacing w:after="70" w:line="270"/>
+        <w:spacing w:after="70" w:line="270" w:lineRule="auto"/>
       </w:pPr>
       <w:r>
         <w:rPr>
@@ -2771,12 +2873,12 @@
         <w:t xml:space="preserve">Contrato, fechas y retención: </w:t>
       </w:r>
       <w:r>
-        <w:t xml:space="preserve">tipo y número de contrato, fecha de ingreso/retiro y porcentajes de retención y deducciones.</w:t>
-      </w:r>
-    </w:p>
-    <w:p>
-      <w:pPr>
-        <w:spacing w:after="140" w:line="276"/>
+        <w:t>tipo y número de contrato, fecha de ingreso/retiro y porcentajes de retención y deducciones.</w:t>
+      </w:r>
+    </w:p>
+    <w:p>
+      <w:pPr>
+        <w:spacing w:after="140" w:line="276" w:lineRule="auto"/>
       </w:pPr>
       <w:r>
         <w:t xml:space="preserve">Los campos marcados con un </w:t>
@@ -2786,7 +2888,7 @@
           <w:b/>
           <w:bCs/>
         </w:rPr>
-        <w:t xml:space="preserve">asterisco rojo (*)</w:t>
+        <w:t>asterisco rojo (*)</w:t>
       </w:r>
       <w:r>
         <w:t xml:space="preserve"> son obligatorios. Al terminar, pulsa </w:t>
@@ -2796,7 +2898,7 @@
           <w:b/>
           <w:bCs/>
         </w:rPr>
-        <w:t xml:space="preserve">"Guardar en Base de Datos"</w:t>
+        <w:t>"Guardar en Base de Datos"</w:t>
       </w:r>
       <w:r>
         <w:t xml:space="preserve">. Más abajo, la tabla </w:t>
@@ -2806,7 +2908,7 @@
           <w:b/>
           <w:bCs/>
         </w:rPr>
-        <w:t xml:space="preserve">"Empleados en MineDax"</w:t>
+        <w:t>"Empleados en MineDax"</w:t>
       </w:r>
       <w:r>
         <w:t xml:space="preserve"> lista a todo el personal; puedes buscar por nombre o cédula y recargar desde la base con un clic.</w:t>
@@ -2819,15 +2921,16 @@
     </w:p>
     <w:p>
       <w:pPr>
-        <w:pStyle w:val="Heading1"/>
-      </w:pPr>
-      <w:r>
-        <w:t xml:space="preserve">8. Importar archivos (carga masiva)</w:t>
-      </w:r>
-    </w:p>
-    <w:p>
-      <w:pPr>
-        <w:spacing w:after="140" w:line="276"/>
+        <w:pStyle w:val="Ttulo1"/>
+      </w:pPr>
+      <w:r>
+        <w:lastRenderedPageBreak/>
+        <w:t>8. Importar archivos (carga masiva)</w:t>
+      </w:r>
+    </w:p>
+    <w:p>
+      <w:pPr>
+        <w:spacing w:after="140" w:line="276" w:lineRule="auto"/>
       </w:pPr>
       <w:r>
         <w:t xml:space="preserve">Cuando tienes muchas novedades a la vez, no hace falta capturarlas una por una. Esta sección permite </w:t>
@@ -2837,7 +2940,7 @@
           <w:b/>
           <w:bCs/>
         </w:rPr>
-        <w:t xml:space="preserve">subir archivos</w:t>
+        <w:t>subir archivos</w:t>
       </w:r>
       <w:r>
         <w:t xml:space="preserve"> y que el sistema los procese solo. Hay dos caminos, lado a lado.</w:t>
@@ -2846,15 +2949,18 @@
     <w:p>
       <w:pPr>
         <w:keepNext/>
-        <w:spacing w:after="60" w:before="160"/>
+        <w:spacing w:before="160" w:after="60"/>
         <w:jc w:val="center"/>
       </w:pPr>
       <w:r>
+        <w:rPr>
+          <w:noProof/>
+        </w:rPr>
         <w:drawing>
-          <wp:inline distT="0" distB="0" distL="0" distR="0">
+          <wp:inline distT="0" distB="0" distL="0" distR="0" wp14:anchorId="34E26CC7" wp14:editId="34E26CC8">
             <wp:extent cx="5715000" cy="3676650"/>
-            <wp:effectExtent t="0" r="0" b="0" l="0"/>
-            <wp:docPr id="1" name="08_importar.png" descr="Importar: panel de Excel/ADECCO a la izquierda y panel de PDFs a la derecha, con la guía de formato abajo." title="Importar: panel de Excel/ADECCO a la izquierda y panel de PDFs a la derecha, con la guía de formato abajo."/>
+            <wp:effectExtent l="0" t="0" r="0" b="0"/>
+            <wp:docPr id="1562704362" name="08_importar.png" descr="Importar: panel de Excel/ADECCO a la izquierda y panel de PDFs a la derecha, con la guía de formato abajo." title="Importar: panel de Excel/ADECCO a la izquierda y panel de PDFs a la derecha, con la guía de formato abajo."/>
             <wp:cNvGraphicFramePr>
               <a:graphicFrameLocks xmlns:a="http://schemas.openxmlformats.org/drawingml/2006/main" noChangeAspect="1"/>
             </wp:cNvGraphicFramePr>
@@ -2862,13 +2968,13 @@
               <a:graphicData uri="http://schemas.openxmlformats.org/drawingml/2006/picture">
                 <pic:pic xmlns:pic="http://schemas.openxmlformats.org/drawingml/2006/picture">
                   <pic:nvPicPr>
-                    <pic:cNvPr id="0" name="" descr=""/>
+                    <pic:cNvPr id="0" name=""/>
                     <pic:cNvPicPr>
                       <a:picLocks noChangeAspect="1" noChangeArrowheads="1"/>
                     </pic:cNvPicPr>
                   </pic:nvPicPr>
                   <pic:blipFill>
-                    <a:blip r:embed="rId16" cstate="none"/>
+                    <a:blip r:embed="rId14"/>
                     <a:srcRect/>
                     <a:stretch>
                       <a:fillRect/>
@@ -2903,20 +3009,20 @@
           <w:sz w:val="18"/>
           <w:szCs w:val="18"/>
         </w:rPr>
-        <w:t xml:space="preserve">Importar: panel de Excel/ADECCO a la izquierda y panel de PDFs a la derecha, con la guía de formato abajo.</w:t>
-      </w:r>
-    </w:p>
-    <w:p>
-      <w:pPr>
-        <w:pStyle w:val="Heading2"/>
-      </w:pPr>
-      <w:r>
-        <w:t xml:space="preserve">Excel y ADECCO</w:t>
-      </w:r>
-    </w:p>
-    <w:p>
-      <w:pPr>
-        <w:spacing w:after="140" w:line="276"/>
+        <w:t>Importar: panel de Excel/ADECCO a la izquierda y panel de PDFs a la derecha, con la guía de formato abajo.</w:t>
+      </w:r>
+    </w:p>
+    <w:p>
+      <w:pPr>
+        <w:pStyle w:val="Ttulo2"/>
+      </w:pPr>
+      <w:r>
+        <w:t>Excel y ADECCO</w:t>
+      </w:r>
+    </w:p>
+    <w:p>
+      <w:pPr>
+        <w:spacing w:after="140" w:line="276" w:lineRule="auto"/>
       </w:pPr>
       <w:r>
         <w:t xml:space="preserve">Arrastra (o haz clic para elegir) uno o varios archivos </w:t>
@@ -2926,7 +3032,7 @@
           <w:b/>
           <w:bCs/>
         </w:rPr>
-        <w:t xml:space="preserve">.xlsx</w:t>
+        <w:t>.xlsx</w:t>
       </w:r>
       <w:r>
         <w:t xml:space="preserve">. El sistema reconoce el formato automáticamente: tablas de horas extra, pólizas de salud, pólizas de vida y los formatos ADECCO. Si detecta un </w:t>
@@ -2936,7 +3042,7 @@
           <w:b/>
           <w:bCs/>
         </w:rPr>
-        <w:t xml:space="preserve">archivo ADECCO</w:t>
+        <w:t>archivo ADECCO</w:t>
       </w:r>
       <w:r>
         <w:t xml:space="preserve">, te pregunta qué quieres importar: solo </w:t>
@@ -2946,7 +3052,7 @@
           <w:b/>
           <w:bCs/>
         </w:rPr>
-        <w:t xml:space="preserve">novedades</w:t>
+        <w:t>novedades</w:t>
       </w:r>
       <w:r>
         <w:t xml:space="preserve">, solo </w:t>
@@ -2956,7 +3062,7 @@
           <w:b/>
           <w:bCs/>
         </w:rPr>
-        <w:t xml:space="preserve">empleados</w:t>
+        <w:t>empleados</w:t>
       </w:r>
       <w:r>
         <w:t xml:space="preserve">, o </w:t>
@@ -2966,43 +3072,54 @@
           <w:b/>
           <w:bCs/>
         </w:rPr>
-        <w:t xml:space="preserve">ambos</w:t>
-      </w:r>
-      <w:r>
-        <w:t xml:space="preserve">.</w:t>
+        <w:t>ambos</w:t>
+      </w:r>
+      <w:r>
+        <w:t>.</w:t>
       </w:r>
     </w:p>
     <w:tbl>
       <w:tblPr>
-        <w:tblW w:type="dxa" w:w="9360"/>
+        <w:tblW w:w="9360" w:type="dxa"/>
         <w:tblBorders>
-          <w:top w:val="single" w:color="auto" w:sz="4"/>
-          <w:left w:val="single" w:color="auto" w:sz="4"/>
-          <w:bottom w:val="single" w:color="auto" w:sz="4"/>
-          <w:right w:val="single" w:color="auto" w:sz="4"/>
-          <w:insideH w:val="single" w:color="auto" w:sz="4"/>
-          <w:insideV w:val="single" w:color="auto" w:sz="4"/>
+          <w:top w:val="single" w:sz="4" w:space="0" w:color="auto"/>
+          <w:left w:val="single" w:sz="4" w:space="0" w:color="auto"/>
+          <w:bottom w:val="single" w:sz="4" w:space="0" w:color="auto"/>
+          <w:right w:val="single" w:sz="4" w:space="0" w:color="auto"/>
+          <w:insideH w:val="single" w:sz="4" w:space="0" w:color="auto"/>
+          <w:insideV w:val="single" w:sz="4" w:space="0" w:color="auto"/>
         </w:tblBorders>
+        <w:tblCellMar>
+          <w:left w:w="10" w:type="dxa"/>
+          <w:right w:w="10" w:type="dxa"/>
+        </w:tblCellMar>
+        <w:tblLook w:val="04A0" w:firstRow="1" w:lastRow="0" w:firstColumn="1" w:lastColumn="0" w:noHBand="0" w:noVBand="1"/>
       </w:tblPr>
       <w:tblGrid>
         <w:gridCol w:w="9360"/>
       </w:tblGrid>
       <w:tr>
+        <w:tblPrEx>
+          <w:tblCellMar>
+            <w:top w:w="0" w:type="dxa"/>
+            <w:bottom w:w="0" w:type="dxa"/>
+          </w:tblCellMar>
+        </w:tblPrEx>
         <w:tc>
           <w:tcPr>
-            <w:tcW w:type="dxa" w:w="9360"/>
+            <w:tcW w:w="9360" w:type="dxa"/>
             <w:tcBorders>
-              <w:top w:val="single" w:color="20A7C9" w:sz="2"/>
-              <w:left w:val="single" w:color="20A7C9" w:sz="18"/>
-              <w:bottom w:val="single" w:color="20A7C9" w:sz="2"/>
-              <w:right w:val="single" w:color="20A7C9" w:sz="2"/>
+              <w:top w:val="single" w:sz="2" w:space="0" w:color="20A7C9"/>
+              <w:left w:val="single" w:sz="18" w:space="0" w:color="20A7C9"/>
+              <w:bottom w:val="single" w:sz="2" w:space="0" w:color="20A7C9"/>
+              <w:right w:val="single" w:sz="2" w:space="0" w:color="20A7C9"/>
             </w:tcBorders>
-            <w:shd w:fill="EAF6F9" w:val="clear"/>
+            <w:shd w:val="clear" w:color="auto" w:fill="EAF6F9"/>
             <w:tcMar>
-              <w:top w:type="dxa" w:w="120"/>
-              <w:left w:type="dxa" w:w="200"/>
-              <w:bottom w:type="dxa" w:w="120"/>
-              <w:right w:type="dxa" w:w="160"/>
+              <w:top w:w="120" w:type="dxa"/>
+              <w:left w:w="200" w:type="dxa"/>
+              <w:bottom w:w="120" w:type="dxa"/>
+              <w:right w:w="160" w:type="dxa"/>
             </w:tcMar>
           </w:tcPr>
           <w:p>
@@ -3017,12 +3134,12 @@
                 <w:sz w:val="21"/>
                 <w:szCs w:val="21"/>
               </w:rPr>
-              <w:t xml:space="preserve">Formato esperado del Excel de horas</w:t>
+              <w:t>Formato esperado del Excel de horas</w:t>
             </w:r>
           </w:p>
           <w:p>
             <w:pPr>
-              <w:spacing w:after="40" w:line="264"/>
+              <w:spacing w:after="40" w:line="264" w:lineRule="auto"/>
             </w:pPr>
             <w:r>
               <w:rPr>
@@ -3032,12 +3149,12 @@
               <w:t xml:space="preserve">Hoja: </w:t>
             </w:r>
             <w:r>
-              <w:t xml:space="preserve">debe llamarse "Reporte Final".</w:t>
+              <w:t>debe llamarse "Reporte Final".</w:t>
             </w:r>
           </w:p>
           <w:p>
             <w:pPr>
-              <w:spacing w:after="40" w:line="264"/>
+              <w:spacing w:after="40" w:line="264" w:lineRule="auto"/>
             </w:pPr>
             <w:r>
               <w:rPr>
@@ -3047,12 +3164,12 @@
               <w:t xml:space="preserve">Fila 4: </w:t>
             </w:r>
             <w:r>
-              <w:t xml:space="preserve">encabezados (Cédula, Nombre, Cargo, Centro de Costo y los tipos de novedad).</w:t>
+              <w:t>encabezados (Cédula, Nombre, Cargo, Centro de Costo y los tipos de novedad).</w:t>
             </w:r>
           </w:p>
           <w:p>
             <w:pPr>
-              <w:spacing w:after="40" w:line="264"/>
+              <w:spacing w:after="40" w:line="264" w:lineRule="auto"/>
             </w:pPr>
             <w:r>
               <w:rPr>
@@ -3062,15 +3179,15 @@
               <w:t xml:space="preserve">Fila 5 en adelante: </w:t>
             </w:r>
             <w:r>
-              <w:t xml:space="preserve">los datos de cada empleado con sus cantidades de horas.</w:t>
+              <w:t>los datos de cada empleado con sus cantidades de horas.</w:t>
             </w:r>
           </w:p>
           <w:p>
             <w:pPr>
-              <w:spacing w:after="40" w:line="264"/>
+              <w:spacing w:after="40" w:line="264" w:lineRule="auto"/>
             </w:pPr>
             <w:r>
-              <w:t xml:space="preserve">Las columnas F a N corresponden a conceptos específicos (hora extra diurna 125%, nocturna 175%, dominical, recargos, etc.). La propia pantalla muestra el mapeo completo al final.</w:t>
+              <w:t>Las columnas F a N corresponden a conceptos específicos (hora extra diurna 125%, nocturna 175%, dominical, recargos, etc.). La propia pantalla muestra el mapeo completo al final.</w:t>
             </w:r>
           </w:p>
         </w:tc>
@@ -3078,17 +3195,18 @@
     </w:tbl>
     <w:p>
       <w:pPr>
-        <w:pStyle w:val="Heading2"/>
-      </w:pPr>
-      <w:r>
-        <w:t xml:space="preserve">PDFs de permisos y vacaciones</w:t>
-      </w:r>
-    </w:p>
-    <w:p>
-      <w:pPr>
-        <w:spacing w:after="140" w:line="276"/>
-      </w:pPr>
-      <w:r>
+        <w:pStyle w:val="Ttulo2"/>
+      </w:pPr>
+      <w:r>
+        <w:t>PDFs de permisos y vacaciones</w:t>
+      </w:r>
+    </w:p>
+    <w:p>
+      <w:pPr>
+        <w:spacing w:after="140" w:line="276" w:lineRule="auto"/>
+      </w:pPr>
+      <w:r>
+        <w:lastRenderedPageBreak/>
         <w:t xml:space="preserve">En el panel derecho puedes subir los </w:t>
       </w:r>
       <w:r>
@@ -3096,7 +3214,7 @@
           <w:b/>
           <w:bCs/>
         </w:rPr>
-        <w:t xml:space="preserve">PDFs</w:t>
+        <w:t>PDFs</w:t>
       </w:r>
       <w:r>
         <w:t xml:space="preserve"> de los formularios oficiales (Permiso CM-TH-FR-003 y Vacaciones CM-TH-SV-001). El sistema usa </w:t>
@@ -3106,7 +3224,7 @@
           <w:b/>
           <w:bCs/>
         </w:rPr>
-        <w:t xml:space="preserve">lectura automática (OCR)</w:t>
+        <w:t>lectura automática (OCR)</w:t>
       </w:r>
       <w:r>
         <w:t xml:space="preserve"> para extraer los datos del documento, incluso si está escaneado.</w:t>
@@ -3114,15 +3232,15 @@
     </w:p>
     <w:p>
       <w:pPr>
-        <w:pStyle w:val="Heading2"/>
-      </w:pPr>
-      <w:r>
-        <w:t xml:space="preserve">Revisar antes de guardar</w:t>
-      </w:r>
-    </w:p>
-    <w:p>
-      <w:pPr>
-        <w:spacing w:after="140" w:line="276"/>
+        <w:pStyle w:val="Ttulo2"/>
+      </w:pPr>
+      <w:r>
+        <w:t>Revisar antes de guardar</w:t>
+      </w:r>
+    </w:p>
+    <w:p>
+      <w:pPr>
+        <w:spacing w:after="140" w:line="276" w:lineRule="auto"/>
       </w:pPr>
       <w:r>
         <w:t xml:space="preserve">Antes de grabar, el sistema te muestra una </w:t>
@@ -3132,7 +3250,7 @@
           <w:b/>
           <w:bCs/>
         </w:rPr>
-        <w:t xml:space="preserve">revisión previa</w:t>
+        <w:t>revisión previa</w:t>
       </w:r>
       <w:r>
         <w:t xml:space="preserve">: las filas en </w:t>
@@ -3143,7 +3261,7 @@
           <w:bCs/>
           <w:color w:val="2E7D32"/>
         </w:rPr>
-        <w:t xml:space="preserve">verde</w:t>
+        <w:t>verde</w:t>
       </w:r>
       <w:r>
         <w:t xml:space="preserve"> se importarán y las que tengan errores aparecen en </w:t>
@@ -3154,7 +3272,7 @@
           <w:bCs/>
           <w:color w:val="C62828"/>
         </w:rPr>
-        <w:t xml:space="preserve">rojo</w:t>
+        <w:t>rojo</w:t>
       </w:r>
       <w:r>
         <w:t xml:space="preserve"> y se omiten. Así confirmas que todo se leyó bien antes de afectar la base.</w:t>
@@ -3162,18 +3280,18 @@
     </w:p>
     <w:p>
       <w:pPr>
-        <w:pStyle w:val="Heading2"/>
-      </w:pPr>
-      <w:r>
-        <w:t xml:space="preserve">El resultado</w:t>
-      </w:r>
-    </w:p>
-    <w:p>
-      <w:pPr>
-        <w:spacing w:after="140" w:line="276"/>
-      </w:pPr>
-      <w:r>
-        <w:t xml:space="preserve">Al terminar, verás un resumen con tarjetas: archivos procesados, filas leídas, empleados con novedades, registros insertados, cantidades acumuladas y errores. Una tabla de detalle te deja filtrar por estado (insertado, acumulado, actualizado, error, etc.) y buscar empleados puntuales.</w:t>
+        <w:pStyle w:val="Ttulo2"/>
+      </w:pPr>
+      <w:r>
+        <w:t>El resultado</w:t>
+      </w:r>
+    </w:p>
+    <w:p>
+      <w:pPr>
+        <w:spacing w:after="140" w:line="276" w:lineRule="auto"/>
+      </w:pPr>
+      <w:r>
+        <w:t>Al terminar, verás un resumen con tarjetas: archivos procesados, filas leídas, empleados con novedades, registros insertados, cantidades acumuladas y errores. Una tabla de detalle te deja filtrar por estado (insertado, acumulado, actualizado, error, etc.) y buscar empleados puntuales.</w:t>
       </w:r>
     </w:p>
     <w:p>
@@ -3183,15 +3301,16 @@
     </w:p>
     <w:p>
       <w:pPr>
-        <w:pStyle w:val="Heading1"/>
-      </w:pPr>
-      <w:r>
-        <w:t xml:space="preserve">9. Exportar a ADECCO (el archivo final)</w:t>
-      </w:r>
-    </w:p>
-    <w:p>
-      <w:pPr>
-        <w:spacing w:after="140" w:line="276"/>
+        <w:pStyle w:val="Ttulo1"/>
+      </w:pPr>
+      <w:r>
+        <w:lastRenderedPageBreak/>
+        <w:t>9. Exportar a ADECCO (el archivo final)</w:t>
+      </w:r>
+    </w:p>
+    <w:p>
+      <w:pPr>
+        <w:spacing w:after="140" w:line="276" w:lineRule="auto"/>
       </w:pPr>
       <w:r>
         <w:t xml:space="preserve">Cuando el período está listo, este es el paso que cierra el ciclo. El botón </w:t>
@@ -3201,7 +3320,7 @@
           <w:b/>
           <w:bCs/>
         </w:rPr>
-        <w:t xml:space="preserve">"Exportar ADECCO"</w:t>
+        <w:t>"Exportar ADECCO"</w:t>
       </w:r>
       <w:r>
         <w:t xml:space="preserve"> (arriba a la derecha, en el encabezado) genera el </w:t>
@@ -3211,7 +3330,7 @@
           <w:b/>
           <w:bCs/>
         </w:rPr>
-        <w:t xml:space="preserve">Excel oficial</w:t>
+        <w:t>Excel oficial</w:t>
       </w:r>
       <w:r>
         <w:t xml:space="preserve"> con todas las novedades del período para entregárselo a Adecco.</w:t>
@@ -3219,24 +3338,24 @@
     </w:p>
     <w:p>
       <w:pPr>
-        <w:spacing w:after="140" w:line="276"/>
-      </w:pPr>
-      <w:r>
-        <w:rPr>
-          <w:b/>
-          <w:bCs/>
-        </w:rPr>
-        <w:t xml:space="preserve">Cómo hacerlo:</w:t>
-      </w:r>
-    </w:p>
-    <w:p>
-      <w:pPr>
-        <w:pStyle w:val="ListParagraph"/>
+        <w:spacing w:after="140" w:line="276" w:lineRule="auto"/>
+      </w:pPr>
+      <w:r>
+        <w:rPr>
+          <w:b/>
+          <w:bCs/>
+        </w:rPr>
+        <w:t>Cómo hacerlo:</w:t>
+      </w:r>
+    </w:p>
+    <w:p>
+      <w:pPr>
+        <w:pStyle w:val="Prrafodelista"/>
         <w:numPr>
           <w:ilvl w:val="0"/>
           <w:numId w:val="3"/>
         </w:numPr>
-        <w:spacing w:after="70" w:line="270"/>
+        <w:spacing w:after="70" w:line="270" w:lineRule="auto"/>
       </w:pPr>
       <w:r>
         <w:t xml:space="preserve">Haz clic en </w:t>
@@ -3246,20 +3365,20 @@
           <w:b/>
           <w:bCs/>
         </w:rPr>
-        <w:t xml:space="preserve">"Exportar ADECCO"</w:t>
-      </w:r>
-      <w:r>
-        <w:t xml:space="preserve">. Se abre una ventana.</w:t>
-      </w:r>
-    </w:p>
-    <w:p>
-      <w:pPr>
-        <w:pStyle w:val="ListParagraph"/>
+        <w:t>"Exportar ADECCO"</w:t>
+      </w:r>
+      <w:r>
+        <w:t>. Se abre una ventana.</w:t>
+      </w:r>
+    </w:p>
+    <w:p>
+      <w:pPr>
+        <w:pStyle w:val="Prrafodelista"/>
         <w:numPr>
           <w:ilvl w:val="0"/>
           <w:numId w:val="3"/>
         </w:numPr>
-        <w:spacing w:after="70" w:line="270"/>
+        <w:spacing w:after="70" w:line="270" w:lineRule="auto"/>
       </w:pPr>
       <w:r>
         <w:t xml:space="preserve">Elige el </w:t>
@@ -3269,7 +3388,7 @@
           <w:b/>
           <w:bCs/>
         </w:rPr>
-        <w:t xml:space="preserve">período</w:t>
+        <w:t>período</w:t>
       </w:r>
       <w:r>
         <w:t xml:space="preserve"> que quieres exportar (el sistema preselecciona el período activo).</w:t>
@@ -3277,12 +3396,12 @@
     </w:p>
     <w:p>
       <w:pPr>
-        <w:pStyle w:val="ListParagraph"/>
+        <w:pStyle w:val="Prrafodelista"/>
         <w:numPr>
           <w:ilvl w:val="0"/>
           <w:numId w:val="3"/>
         </w:numPr>
-        <w:spacing w:after="70" w:line="270"/>
+        <w:spacing w:after="70" w:line="270" w:lineRule="auto"/>
       </w:pPr>
       <w:r>
         <w:t xml:space="preserve">Verás un resumen con las fechas del período y un aviso de que se incluirán </w:t>
@@ -3292,7 +3411,7 @@
           <w:b/>
           <w:bCs/>
         </w:rPr>
-        <w:t xml:space="preserve">todas las novedades activas</w:t>
+        <w:t>todas las novedades activas</w:t>
       </w:r>
       <w:r>
         <w:t xml:space="preserve"> (ocasionales, fijas, ausentismos y cambios).</w:t>
@@ -3300,12 +3419,12 @@
     </w:p>
     <w:p>
       <w:pPr>
-        <w:pStyle w:val="ListParagraph"/>
+        <w:pStyle w:val="Prrafodelista"/>
         <w:numPr>
           <w:ilvl w:val="0"/>
           <w:numId w:val="3"/>
         </w:numPr>
-        <w:spacing w:after="70" w:line="270"/>
+        <w:spacing w:after="70" w:line="270" w:lineRule="auto"/>
       </w:pPr>
       <w:r>
         <w:t xml:space="preserve">Pulsa </w:t>
@@ -3315,43 +3434,54 @@
           <w:b/>
           <w:bCs/>
         </w:rPr>
-        <w:t xml:space="preserve">"Descargar"</w:t>
-      </w:r>
-      <w:r>
-        <w:t xml:space="preserve">. El Excel se baja a tu computador, listo para enviar.</w:t>
+        <w:t>"Descargar"</w:t>
+      </w:r>
+      <w:r>
+        <w:t>. El Excel se baja a tu computador, listo para enviar.</w:t>
       </w:r>
     </w:p>
     <w:tbl>
       <w:tblPr>
-        <w:tblW w:type="dxa" w:w="9360"/>
+        <w:tblW w:w="9360" w:type="dxa"/>
         <w:tblBorders>
-          <w:top w:val="single" w:color="auto" w:sz="4"/>
-          <w:left w:val="single" w:color="auto" w:sz="4"/>
-          <w:bottom w:val="single" w:color="auto" w:sz="4"/>
-          <w:right w:val="single" w:color="auto" w:sz="4"/>
-          <w:insideH w:val="single" w:color="auto" w:sz="4"/>
-          <w:insideV w:val="single" w:color="auto" w:sz="4"/>
+          <w:top w:val="single" w:sz="4" w:space="0" w:color="auto"/>
+          <w:left w:val="single" w:sz="4" w:space="0" w:color="auto"/>
+          <w:bottom w:val="single" w:sz="4" w:space="0" w:color="auto"/>
+          <w:right w:val="single" w:sz="4" w:space="0" w:color="auto"/>
+          <w:insideH w:val="single" w:sz="4" w:space="0" w:color="auto"/>
+          <w:insideV w:val="single" w:sz="4" w:space="0" w:color="auto"/>
         </w:tblBorders>
+        <w:tblCellMar>
+          <w:left w:w="10" w:type="dxa"/>
+          <w:right w:w="10" w:type="dxa"/>
+        </w:tblCellMar>
+        <w:tblLook w:val="04A0" w:firstRow="1" w:lastRow="0" w:firstColumn="1" w:lastColumn="0" w:noHBand="0" w:noVBand="1"/>
       </w:tblPr>
       <w:tblGrid>
         <w:gridCol w:w="9360"/>
       </w:tblGrid>
       <w:tr>
+        <w:tblPrEx>
+          <w:tblCellMar>
+            <w:top w:w="0" w:type="dxa"/>
+            <w:bottom w:w="0" w:type="dxa"/>
+          </w:tblCellMar>
+        </w:tblPrEx>
         <w:tc>
           <w:tcPr>
-            <w:tcW w:type="dxa" w:w="9360"/>
+            <w:tcW w:w="9360" w:type="dxa"/>
             <w:tcBorders>
-              <w:top w:val="single" w:color="20A7C9" w:sz="2"/>
-              <w:left w:val="single" w:color="B8860B" w:sz="18"/>
-              <w:bottom w:val="single" w:color="20A7C9" w:sz="2"/>
-              <w:right w:val="single" w:color="20A7C9" w:sz="2"/>
+              <w:top w:val="single" w:sz="2" w:space="0" w:color="20A7C9"/>
+              <w:left w:val="single" w:sz="18" w:space="0" w:color="B8860B"/>
+              <w:bottom w:val="single" w:sz="2" w:space="0" w:color="20A7C9"/>
+              <w:right w:val="single" w:sz="2" w:space="0" w:color="20A7C9"/>
             </w:tcBorders>
-            <w:shd w:fill="EAF6F9" w:val="clear"/>
+            <w:shd w:val="clear" w:color="auto" w:fill="EAF6F9"/>
             <w:tcMar>
-              <w:top w:type="dxa" w:w="120"/>
-              <w:left w:type="dxa" w:w="200"/>
-              <w:bottom w:type="dxa" w:w="120"/>
-              <w:right w:type="dxa" w:w="160"/>
+              <w:top w:w="120" w:type="dxa"/>
+              <w:left w:w="200" w:type="dxa"/>
+              <w:bottom w:w="120" w:type="dxa"/>
+              <w:right w:w="160" w:type="dxa"/>
             </w:tcMar>
           </w:tcPr>
           <w:p>
@@ -3366,19 +3496,19 @@
                 <w:sz w:val="21"/>
                 <w:szCs w:val="21"/>
               </w:rPr>
-              <w:t xml:space="preserve">Consejo</w:t>
+              <w:t>Consejo</w:t>
             </w:r>
           </w:p>
           <w:p>
             <w:pPr>
-              <w:spacing w:after="40" w:line="264"/>
+              <w:spacing w:after="40" w:line="264" w:lineRule="auto"/>
             </w:pPr>
             <w:r>
               <w:rPr>
                 <w:sz w:val="20"/>
                 <w:szCs w:val="20"/>
               </w:rPr>
-              <w:t xml:space="preserve">Antes de exportar, revisa el Dashboard y los gráficos para confirmar que los números cuadran. Una vez generado el archivo, ese es el insumo oficial de la liquidación.</w:t>
+              <w:t>Antes de exportar, revisa el Dashboard y los gráficos para confirmar que los números cuadran. Una vez generado el archivo, ese es el insumo oficial de la liquidación.</w:t>
             </w:r>
           </w:p>
         </w:tc>
@@ -3391,15 +3521,16 @@
     </w:p>
     <w:p>
       <w:pPr>
-        <w:pStyle w:val="Heading1"/>
-      </w:pPr>
-      <w:r>
-        <w:t xml:space="preserve">10. Gráficos y analítica</w:t>
-      </w:r>
-    </w:p>
-    <w:p>
-      <w:pPr>
-        <w:spacing w:after="140" w:line="276"/>
+        <w:pStyle w:val="Ttulo1"/>
+      </w:pPr>
+      <w:r>
+        <w:lastRenderedPageBreak/>
+        <w:t>10. Gráficos y analítica</w:t>
+      </w:r>
+    </w:p>
+    <w:p>
+      <w:pPr>
+        <w:spacing w:after="140" w:line="276" w:lineRule="auto"/>
       </w:pPr>
       <w:r>
         <w:t xml:space="preserve">Esta sección convierte los datos en </w:t>
@@ -3409,24 +3540,28 @@
           <w:b/>
           <w:bCs/>
         </w:rPr>
-        <w:t xml:space="preserve">tableros visuales</w:t>
-      </w:r>
-      <w:r>
-        <w:t xml:space="preserve">, al estilo de Power BI. Sirve para entender el período de un vistazo y para presentar resultados sin tener que armar nada a mano.</w:t>
+        <w:t>tableros visuales</w:t>
+      </w:r>
+      <w:r>
+        <w:t>, al estilo de Power BI. Sirve para entender el período de un vistazo y para presentar resultados sin tener que armar nada a mano.</w:t>
       </w:r>
     </w:p>
     <w:p>
       <w:pPr>
         <w:keepNext/>
-        <w:spacing w:after="60" w:before="160"/>
+        <w:spacing w:before="160" w:after="60"/>
         <w:jc w:val="center"/>
       </w:pPr>
       <w:r>
+        <w:rPr>
+          <w:noProof/>
+        </w:rPr>
+        <w:lastRenderedPageBreak/>
         <w:drawing>
-          <wp:inline distT="0" distB="0" distL="0" distR="0">
+          <wp:inline distT="0" distB="0" distL="0" distR="0" wp14:anchorId="34E26CC9" wp14:editId="34E26CCA">
             <wp:extent cx="4286250" cy="7239000"/>
-            <wp:effectExtent t="0" r="0" b="0" l="0"/>
-            <wp:docPr id="1" name="09_graficos.png" descr="Gráficos: indicadores clave (KPIs) y visualizaciones segmentadas por tipo de novedad." title="Gráficos: indicadores clave (KPIs) y visualizaciones segmentadas por tipo de novedad."/>
+            <wp:effectExtent l="0" t="0" r="0" b="0"/>
+            <wp:docPr id="1168116604" name="09_graficos.png" descr="Gráficos: indicadores clave (KPIs) y visualizaciones segmentadas por tipo de novedad." title="Gráficos: indicadores clave (KPIs) y visualizaciones segmentadas por tipo de novedad."/>
             <wp:cNvGraphicFramePr>
               <a:graphicFrameLocks xmlns:a="http://schemas.openxmlformats.org/drawingml/2006/main" noChangeAspect="1"/>
             </wp:cNvGraphicFramePr>
@@ -3434,13 +3569,13 @@
               <a:graphicData uri="http://schemas.openxmlformats.org/drawingml/2006/picture">
                 <pic:pic xmlns:pic="http://schemas.openxmlformats.org/drawingml/2006/picture">
                   <pic:nvPicPr>
-                    <pic:cNvPr id="0" name="" descr=""/>
+                    <pic:cNvPr id="0" name=""/>
                     <pic:cNvPicPr>
                       <a:picLocks noChangeAspect="1" noChangeArrowheads="1"/>
                     </pic:cNvPicPr>
                   </pic:nvPicPr>
                   <pic:blipFill>
-                    <a:blip r:embed="rId17" cstate="none"/>
+                    <a:blip r:embed="rId15"/>
                     <a:srcRect/>
                     <a:stretch>
                       <a:fillRect/>
@@ -3475,12 +3610,12 @@
           <w:sz w:val="18"/>
           <w:szCs w:val="18"/>
         </w:rPr>
-        <w:t xml:space="preserve">Gráficos: indicadores clave (KPIs) y visualizaciones segmentadas por tipo de novedad.</w:t>
-      </w:r>
-    </w:p>
-    <w:p>
-      <w:pPr>
-        <w:spacing w:after="140" w:line="276"/>
+        <w:t>Gráficos: indicadores clave (KPIs) y visualizaciones segmentadas por tipo de novedad.</w:t>
+      </w:r>
+    </w:p>
+    <w:p>
+      <w:pPr>
+        <w:spacing w:after="140" w:line="276" w:lineRule="auto"/>
       </w:pPr>
       <w:r>
         <w:t xml:space="preserve">Arriba hay pestañas para segmentar la información: </w:t>
@@ -3490,7 +3625,7 @@
           <w:b/>
           <w:bCs/>
         </w:rPr>
-        <w:t xml:space="preserve">Resumen</w:t>
+        <w:t>Resumen</w:t>
       </w:r>
       <w:r>
         <w:t xml:space="preserve">, </w:t>
@@ -3500,7 +3635,7 @@
           <w:b/>
           <w:bCs/>
         </w:rPr>
-        <w:t xml:space="preserve">Ocasionales</w:t>
+        <w:t>Ocasionales</w:t>
       </w:r>
       <w:r>
         <w:t xml:space="preserve">, </w:t>
@@ -3510,7 +3645,7 @@
           <w:b/>
           <w:bCs/>
         </w:rPr>
-        <w:t xml:space="preserve">Fijas</w:t>
+        <w:t>Fijas</w:t>
       </w:r>
       <w:r>
         <w:t xml:space="preserve">, </w:t>
@@ -3520,7 +3655,7 @@
           <w:b/>
           <w:bCs/>
         </w:rPr>
-        <w:t xml:space="preserve">Ausentismos</w:t>
+        <w:t>Ausentismos</w:t>
       </w:r>
       <w:r>
         <w:t xml:space="preserve"> y </w:t>
@@ -3530,15 +3665,19 @@
           <w:b/>
           <w:bCs/>
         </w:rPr>
-        <w:t xml:space="preserve">Cambios</w:t>
-      </w:r>
-      <w:r>
-        <w:t xml:space="preserve">. En cada una verás indicadores (empleados con novedades, total de novedades, devengos, deducciones, impacto neto, ausencias y días) y gráficos como la distribución por tipo, el top de centros de costo, y el impacto financiero por área.</w:t>
-      </w:r>
-    </w:p>
-    <w:p>
-      <w:pPr>
-        <w:spacing w:after="140" w:line="276"/>
+        <w:t>Cambios</w:t>
+      </w:r>
+      <w:r>
+        <w:t xml:space="preserve">. En cada una verás indicadores (empleados con novedades, total de </w:t>
+      </w:r>
+      <w:r>
+        <w:lastRenderedPageBreak/>
+        <w:t>novedades, devengos, deducciones, impacto neto, ausencias y días) y gráficos como la distribución por tipo, el top de centros de costo, y el impacto financiero por área.</w:t>
+      </w:r>
+    </w:p>
+    <w:p>
+      <w:pPr>
+        <w:spacing w:after="140" w:line="276" w:lineRule="auto"/>
       </w:pPr>
       <w:r>
         <w:t xml:space="preserve">Puedes cambiar el </w:t>
@@ -3548,7 +3687,7 @@
           <w:b/>
           <w:bCs/>
         </w:rPr>
-        <w:t xml:space="preserve">período</w:t>
+        <w:t>período</w:t>
       </w:r>
       <w:r>
         <w:t xml:space="preserve"> y actualizar para comparar la nómina activa con el histórico. Es la mejor herramienta para responder "¿en qué se nos va la plata este mes?" de forma visual.</w:t>
@@ -3561,15 +3700,16 @@
     </w:p>
     <w:p>
       <w:pPr>
-        <w:pStyle w:val="Heading1"/>
-      </w:pPr>
-      <w:r>
-        <w:t xml:space="preserve">11. Formularios de autoservicio</w:t>
-      </w:r>
-    </w:p>
-    <w:p>
-      <w:pPr>
-        <w:spacing w:after="140" w:line="276"/>
+        <w:pStyle w:val="Ttulo1"/>
+      </w:pPr>
+      <w:r>
+        <w:lastRenderedPageBreak/>
+        <w:t>11. Formularios de autoservicio</w:t>
+      </w:r>
+    </w:p>
+    <w:p>
+      <w:pPr>
+        <w:spacing w:after="140" w:line="276" w:lineRule="auto"/>
       </w:pPr>
       <w:r>
         <w:t xml:space="preserve">Una de las funciones más cómodas: el propio </w:t>
@@ -3579,7 +3719,7 @@
           <w:b/>
           <w:bCs/>
         </w:rPr>
-        <w:t xml:space="preserve">empleado</w:t>
+        <w:t>empleado</w:t>
       </w:r>
       <w:r>
         <w:t xml:space="preserve"> puede solicitar permisos y vacaciones desde su celular, </w:t>
@@ -3589,24 +3729,27 @@
           <w:b/>
           <w:bCs/>
         </w:rPr>
-        <w:t xml:space="preserve">sin necesidad de iniciar sesión</w:t>
-      </w:r>
-      <w:r>
-        <w:t xml:space="preserve">. El equipo de nómina solo comparte un enlace o un código QR.</w:t>
+        <w:t>sin necesidad de iniciar sesión</w:t>
+      </w:r>
+      <w:r>
+        <w:t>. El equipo de nómina solo comparte un enlace o un código QR.</w:t>
       </w:r>
     </w:p>
     <w:p>
       <w:pPr>
         <w:keepNext/>
-        <w:spacing w:after="60" w:before="160"/>
+        <w:spacing w:before="160" w:after="60"/>
         <w:jc w:val="center"/>
       </w:pPr>
       <w:r>
+        <w:rPr>
+          <w:noProof/>
+        </w:rPr>
         <w:drawing>
-          <wp:inline distT="0" distB="0" distL="0" distR="0">
+          <wp:inline distT="0" distB="0" distL="0" distR="0" wp14:anchorId="34E26CCB" wp14:editId="34E26CCC">
             <wp:extent cx="5715000" cy="3571875"/>
-            <wp:effectExtent t="0" r="0" b="0" l="0"/>
-            <wp:docPr id="1" name="10_formularios.png" descr="Formularios: enlaces y códigos QR listos para compartir por WhatsApp o imprimir." title="Formularios: enlaces y códigos QR listos para compartir por WhatsApp o imprimir."/>
+            <wp:effectExtent l="0" t="0" r="0" b="0"/>
+            <wp:docPr id="93510193" name="10_formularios.png" descr="Formularios: enlaces y códigos QR listos para compartir por WhatsApp o imprimir." title="Formularios: enlaces y códigos QR listos para compartir por WhatsApp o imprimir."/>
             <wp:cNvGraphicFramePr>
               <a:graphicFrameLocks xmlns:a="http://schemas.openxmlformats.org/drawingml/2006/main" noChangeAspect="1"/>
             </wp:cNvGraphicFramePr>
@@ -3614,13 +3757,13 @@
               <a:graphicData uri="http://schemas.openxmlformats.org/drawingml/2006/picture">
                 <pic:pic xmlns:pic="http://schemas.openxmlformats.org/drawingml/2006/picture">
                   <pic:nvPicPr>
-                    <pic:cNvPr id="0" name="" descr=""/>
+                    <pic:cNvPr id="0" name=""/>
                     <pic:cNvPicPr>
                       <a:picLocks noChangeAspect="1" noChangeArrowheads="1"/>
                     </pic:cNvPicPr>
                   </pic:nvPicPr>
                   <pic:blipFill>
-                    <a:blip r:embed="rId18" cstate="none"/>
+                    <a:blip r:embed="rId16"/>
                     <a:srcRect/>
                     <a:stretch>
                       <a:fillRect/>
@@ -3655,12 +3798,12 @@
           <w:sz w:val="18"/>
           <w:szCs w:val="18"/>
         </w:rPr>
-        <w:t xml:space="preserve">Formularios: enlaces y códigos QR listos para compartir por WhatsApp o imprimir.</w:t>
-      </w:r>
-    </w:p>
-    <w:p>
-      <w:pPr>
-        <w:spacing w:after="140" w:line="276"/>
+        <w:t>Formularios: enlaces y códigos QR listos para compartir por WhatsApp o imprimir.</w:t>
+      </w:r>
+    </w:p>
+    <w:p>
+      <w:pPr>
+        <w:spacing w:after="140" w:line="276" w:lineRule="auto"/>
       </w:pPr>
       <w:r>
         <w:t xml:space="preserve">En esta pantalla tienes, para cada formulario (Permiso y Vacaciones), su </w:t>
@@ -3670,7 +3813,7 @@
           <w:b/>
           <w:bCs/>
         </w:rPr>
-        <w:t xml:space="preserve">enlace</w:t>
+        <w:t>enlace</w:t>
       </w:r>
       <w:r>
         <w:t xml:space="preserve"> con botón de copiar, un </w:t>
@@ -3680,7 +3823,7 @@
           <w:b/>
           <w:bCs/>
         </w:rPr>
-        <w:t xml:space="preserve">botón para abrirlo</w:t>
+        <w:t>botón para abrirlo</w:t>
       </w:r>
       <w:r>
         <w:t xml:space="preserve"> y un </w:t>
@@ -3690,32 +3833,36 @@
           <w:b/>
           <w:bCs/>
         </w:rPr>
-        <w:t xml:space="preserve">código QR</w:t>
-      </w:r>
-      <w:r>
-        <w:t xml:space="preserve">. Hay además URLs cortas, ideales para carteleras o mensajes. Cuando el empleado envía la solicitud, el sistema registra la novedad en nómina y envía el formato oficial por correo.</w:t>
-      </w:r>
-    </w:p>
-    <w:p>
-      <w:pPr>
-        <w:pStyle w:val="Heading2"/>
-      </w:pPr>
-      <w:r>
-        <w:t xml:space="preserve">Cómo lo ve el empleado: Solicitud de Permiso</w:t>
+        <w:t>código QR</w:t>
+      </w:r>
+      <w:r>
+        <w:t>. Hay además URLs cortas, ideales para carteleras o mensajes. Cuando el empleado envía la solicitud, el sistema registra la novedad en nómina y envía el formato oficial por correo.</w:t>
+      </w:r>
+    </w:p>
+    <w:p>
+      <w:pPr>
+        <w:pStyle w:val="Ttulo2"/>
+      </w:pPr>
+      <w:r>
+        <w:t>Cómo lo ve el empleado: Solicitud de Permiso</w:t>
       </w:r>
     </w:p>
     <w:p>
       <w:pPr>
         <w:keepNext/>
-        <w:spacing w:after="60" w:before="160"/>
+        <w:spacing w:before="160" w:after="60"/>
         <w:jc w:val="center"/>
       </w:pPr>
       <w:r>
+        <w:rPr>
+          <w:noProof/>
+        </w:rPr>
+        <w:lastRenderedPageBreak/>
         <w:drawing>
-          <wp:inline distT="0" distB="0" distL="0" distR="0">
+          <wp:inline distT="0" distB="0" distL="0" distR="0" wp14:anchorId="34E26CCD" wp14:editId="34E26CCE">
             <wp:extent cx="5715000" cy="3571875"/>
-            <wp:effectExtent t="0" r="0" b="0" l="0"/>
-            <wp:docPr id="1" name="12_permiso.png" descr="Formulario público de permiso (CM-TH-FR-003): el empleado empieza buscándose por nombre o cédula." title="Formulario público de permiso (CM-TH-FR-003): el empleado empieza buscándose por nombre o cédula."/>
+            <wp:effectExtent l="0" t="0" r="0" b="0"/>
+            <wp:docPr id="2131228544" name="12_permiso.png" descr="Formulario público de permiso (CM-TH-FR-003): el empleado empieza buscándose por nombre o cédula." title="Formulario público de permiso (CM-TH-FR-003): el empleado empieza buscándose por nombre o cédula."/>
             <wp:cNvGraphicFramePr>
               <a:graphicFrameLocks xmlns:a="http://schemas.openxmlformats.org/drawingml/2006/main" noChangeAspect="1"/>
             </wp:cNvGraphicFramePr>
@@ -3723,13 +3870,13 @@
               <a:graphicData uri="http://schemas.openxmlformats.org/drawingml/2006/picture">
                 <pic:pic xmlns:pic="http://schemas.openxmlformats.org/drawingml/2006/picture">
                   <pic:nvPicPr>
-                    <pic:cNvPr id="0" name="" descr=""/>
+                    <pic:cNvPr id="0" name=""/>
                     <pic:cNvPicPr>
                       <a:picLocks noChangeAspect="1" noChangeArrowheads="1"/>
                     </pic:cNvPicPr>
                   </pic:nvPicPr>
                   <pic:blipFill>
-                    <a:blip r:embed="rId19" cstate="none"/>
+                    <a:blip r:embed="rId17"/>
                     <a:srcRect/>
                     <a:stretch>
                       <a:fillRect/>
@@ -3764,12 +3911,12 @@
           <w:sz w:val="18"/>
           <w:szCs w:val="18"/>
         </w:rPr>
-        <w:t xml:space="preserve">Formulario público de permiso (CM-TH-FR-003): el empleado empieza buscándose por nombre o cédula.</w:t>
-      </w:r>
-    </w:p>
-    <w:p>
-      <w:pPr>
-        <w:spacing w:after="140" w:line="276"/>
+        <w:t>Formulario público de permiso (CM-TH-FR-003): el empleado empieza buscándose por nombre o cédula.</w:t>
+      </w:r>
+    </w:p>
+    <w:p>
+      <w:pPr>
+        <w:spacing w:after="140" w:line="276" w:lineRule="auto"/>
       </w:pPr>
       <w:r>
         <w:t xml:space="preserve">El empleado primero se </w:t>
@@ -3779,7 +3926,7 @@
           <w:b/>
           <w:bCs/>
         </w:rPr>
-        <w:t xml:space="preserve">busca por nombre o cédula</w:t>
+        <w:t>busca por nombre o cédula</w:t>
       </w:r>
       <w:r>
         <w:t xml:space="preserve">. Al seleccionarse, se despliega el resto del formulario: </w:t>
@@ -3789,7 +3936,7 @@
           <w:b/>
           <w:bCs/>
         </w:rPr>
-        <w:t xml:space="preserve">correo</w:t>
+        <w:t>correo</w:t>
       </w:r>
       <w:r>
         <w:t xml:space="preserve">, </w:t>
@@ -3799,7 +3946,7 @@
           <w:b/>
           <w:bCs/>
         </w:rPr>
-        <w:t xml:space="preserve">fechas desde/hasta</w:t>
+        <w:t>fechas desde/hasta</w:t>
       </w:r>
       <w:r>
         <w:t xml:space="preserve">, </w:t>
@@ -3809,7 +3956,7 @@
           <w:b/>
           <w:bCs/>
         </w:rPr>
-        <w:t xml:space="preserve">horas</w:t>
+        <w:t>horas</w:t>
       </w:r>
       <w:r>
         <w:t xml:space="preserve"> (si aplica), </w:t>
@@ -3819,7 +3966,7 @@
           <w:b/>
           <w:bCs/>
         </w:rPr>
-        <w:t xml:space="preserve">tipo de ausentismo</w:t>
+        <w:t>tipo de ausentismo</w:t>
       </w:r>
       <w:r>
         <w:t xml:space="preserve">, el </w:t>
@@ -3829,7 +3976,7 @@
           <w:b/>
           <w:bCs/>
         </w:rPr>
-        <w:t xml:space="preserve">motivo</w:t>
+        <w:t>motivo</w:t>
       </w:r>
       <w:r>
         <w:t xml:space="preserve"> (médico, estudio, calamidad, compensatorio, fuerza mayor u otra), una </w:t>
@@ -3839,7 +3986,7 @@
           <w:b/>
           <w:bCs/>
         </w:rPr>
-        <w:t xml:space="preserve">descripción</w:t>
+        <w:t>descripción</w:t>
       </w:r>
       <w:r>
         <w:t xml:space="preserve"> y datos adicionales para Talento Humano. Al enviar, queda todo registrado.</w:t>
@@ -3847,24 +3994,28 @@
     </w:p>
     <w:p>
       <w:pPr>
-        <w:pStyle w:val="Heading2"/>
-      </w:pPr>
-      <w:r>
-        <w:t xml:space="preserve">Cómo lo ve el empleado: Solicitud de Vacaciones</w:t>
+        <w:pStyle w:val="Ttulo2"/>
+      </w:pPr>
+      <w:r>
+        <w:t>Cómo lo ve el empleado: Solicitud de Vacaciones</w:t>
       </w:r>
     </w:p>
     <w:p>
       <w:pPr>
         <w:keepNext/>
-        <w:spacing w:after="60" w:before="160"/>
+        <w:spacing w:before="160" w:after="60"/>
         <w:jc w:val="center"/>
       </w:pPr>
       <w:r>
+        <w:rPr>
+          <w:noProof/>
+        </w:rPr>
+        <w:lastRenderedPageBreak/>
         <w:drawing>
-          <wp:inline distT="0" distB="0" distL="0" distR="0">
+          <wp:inline distT="0" distB="0" distL="0" distR="0" wp14:anchorId="34E26CCF" wp14:editId="34E26CD0">
             <wp:extent cx="5715000" cy="3571875"/>
-            <wp:effectExtent t="0" r="0" b="0" l="0"/>
-            <wp:docPr id="1" name="13_vacaciones.png" descr="Formulario público de vacaciones (CM-TH-SV-001): mismo arranque, buscándose por nombre o cédula." title="Formulario público de vacaciones (CM-TH-SV-001): mismo arranque, buscándose por nombre o cédula."/>
+            <wp:effectExtent l="0" t="0" r="0" b="0"/>
+            <wp:docPr id="734045842" name="13_vacaciones.png" descr="Formulario público de vacaciones (CM-TH-SV-001): mismo arranque, buscándose por nombre o cédula." title="Formulario público de vacaciones (CM-TH-SV-001): mismo arranque, buscándose por nombre o cédula."/>
             <wp:cNvGraphicFramePr>
               <a:graphicFrameLocks xmlns:a="http://schemas.openxmlformats.org/drawingml/2006/main" noChangeAspect="1"/>
             </wp:cNvGraphicFramePr>
@@ -3872,13 +4023,13 @@
               <a:graphicData uri="http://schemas.openxmlformats.org/drawingml/2006/picture">
                 <pic:pic xmlns:pic="http://schemas.openxmlformats.org/drawingml/2006/picture">
                   <pic:nvPicPr>
-                    <pic:cNvPr id="0" name="" descr=""/>
+                    <pic:cNvPr id="0" name=""/>
                     <pic:cNvPicPr>
                       <a:picLocks noChangeAspect="1" noChangeArrowheads="1"/>
                     </pic:cNvPicPr>
                   </pic:nvPicPr>
                   <pic:blipFill>
-                    <a:blip r:embed="rId20" cstate="none"/>
+                    <a:blip r:embed="rId18"/>
                     <a:srcRect/>
                     <a:stretch>
                       <a:fillRect/>
@@ -3913,12 +4064,12 @@
           <w:sz w:val="18"/>
           <w:szCs w:val="18"/>
         </w:rPr>
-        <w:t xml:space="preserve">Formulario público de vacaciones (CM-TH-SV-001): mismo arranque, buscándose por nombre o cédula.</w:t>
-      </w:r>
-    </w:p>
-    <w:p>
-      <w:pPr>
-        <w:spacing w:after="140" w:line="276"/>
+        <w:t>Formulario público de vacaciones (CM-TH-SV-001): mismo arranque, buscándose por nombre o cédula.</w:t>
+      </w:r>
+    </w:p>
+    <w:p>
+      <w:pPr>
+        <w:spacing w:after="140" w:line="276" w:lineRule="auto"/>
       </w:pPr>
       <w:r>
         <w:t xml:space="preserve">Igual de simple: tras identificarse, el empleado indica </w:t>
@@ -3928,7 +4079,7 @@
           <w:b/>
           <w:bCs/>
         </w:rPr>
-        <w:t xml:space="preserve">correo</w:t>
+        <w:t>correo</w:t>
       </w:r>
       <w:r>
         <w:t xml:space="preserve">, </w:t>
@@ -3938,7 +4089,7 @@
           <w:b/>
           <w:bCs/>
         </w:rPr>
-        <w:t xml:space="preserve">fecha de inicio y fin</w:t>
+        <w:t>fecha de inicio y fin</w:t>
       </w:r>
       <w:r>
         <w:t xml:space="preserve"> (el </w:t>
@@ -3948,7 +4099,7 @@
           <w:b/>
           <w:bCs/>
         </w:rPr>
-        <w:t xml:space="preserve">total de días</w:t>
+        <w:t>total de días</w:t>
       </w:r>
       <w:r>
         <w:t xml:space="preserve"> se calcula solo), las </w:t>
@@ -3958,7 +4109,7 @@
           <w:b/>
           <w:bCs/>
         </w:rPr>
-        <w:t xml:space="preserve">actividades que deja programadas</w:t>
+        <w:t>actividades que deja programadas</w:t>
       </w:r>
       <w:r>
         <w:t xml:space="preserve">, la </w:t>
@@ -3968,7 +4119,7 @@
           <w:b/>
           <w:bCs/>
         </w:rPr>
-        <w:t xml:space="preserve">persona que lo reemplaza</w:t>
+        <w:t>persona que lo reemplaza</w:t>
       </w:r>
       <w:r>
         <w:t xml:space="preserve"> y observaciones. El sistema registra el ausentismo y envía el formato por correo.</w:t>
@@ -3981,15 +4132,16 @@
     </w:p>
     <w:p>
       <w:pPr>
-        <w:pStyle w:val="Heading1"/>
-      </w:pPr>
-      <w:r>
-        <w:t xml:space="preserve">12. Versiones y cambios del sistema</w:t>
-      </w:r>
-    </w:p>
-    <w:p>
-      <w:pPr>
-        <w:spacing w:after="140" w:line="276"/>
+        <w:pStyle w:val="Ttulo1"/>
+      </w:pPr>
+      <w:r>
+        <w:lastRenderedPageBreak/>
+        <w:t>12. Versiones y cambios del sistema</w:t>
+      </w:r>
+    </w:p>
+    <w:p>
+      <w:pPr>
+        <w:spacing w:after="140" w:line="276" w:lineRule="auto"/>
       </w:pPr>
       <w:r>
         <w:t xml:space="preserve">La sección </w:t>
@@ -3999,7 +4151,7 @@
           <w:b/>
           <w:bCs/>
         </w:rPr>
-        <w:t xml:space="preserve">"Versiones"</w:t>
+        <w:t>"Versiones"</w:t>
       </w:r>
       <w:r>
         <w:t xml:space="preserve"> es el historial de mejoras del sistema. Tiene dos vistas: un </w:t>
@@ -4009,7 +4161,7 @@
           <w:b/>
           <w:bCs/>
         </w:rPr>
-        <w:t xml:space="preserve">Resumen</w:t>
+        <w:t>Resumen</w:t>
       </w:r>
       <w:r>
         <w:t xml:space="preserve"> fácil de leer (qué se agregó o mejoró en cada actualización) y un </w:t>
@@ -4019,7 +4171,7 @@
           <w:b/>
           <w:bCs/>
         </w:rPr>
-        <w:t xml:space="preserve">Detalle técnico</w:t>
+        <w:t>Detalle técnico</w:t>
       </w:r>
       <w:r>
         <w:t xml:space="preserve"> para quien quiera ver el registro completo. No necesitas hacer nada aquí; es simplemente para enterarte de las novedades de la plataforma.</w:t>
@@ -4028,15 +4180,18 @@
     <w:p>
       <w:pPr>
         <w:keepNext/>
-        <w:spacing w:after="60" w:before="160"/>
+        <w:spacing w:before="160" w:after="60"/>
         <w:jc w:val="center"/>
       </w:pPr>
       <w:r>
+        <w:rPr>
+          <w:noProof/>
+        </w:rPr>
         <w:drawing>
-          <wp:inline distT="0" distB="0" distL="0" distR="0">
+          <wp:inline distT="0" distB="0" distL="0" distR="0" wp14:anchorId="34E26CD1" wp14:editId="34E26CD2">
             <wp:extent cx="5715000" cy="3571875"/>
-            <wp:effectExtent t="0" r="0" b="0" l="0"/>
-            <wp:docPr id="1" name="11_versiones.png" descr="Versiones: el historial de actualizaciones del sistema." title="Versiones: el historial de actualizaciones del sistema."/>
+            <wp:effectExtent l="0" t="0" r="0" b="0"/>
+            <wp:docPr id="87090863" name="11_versiones.png" descr="Versiones: el historial de actualizaciones del sistema." title="Versiones: el historial de actualizaciones del sistema."/>
             <wp:cNvGraphicFramePr>
               <a:graphicFrameLocks xmlns:a="http://schemas.openxmlformats.org/drawingml/2006/main" noChangeAspect="1"/>
             </wp:cNvGraphicFramePr>
@@ -4044,13 +4199,13 @@
               <a:graphicData uri="http://schemas.openxmlformats.org/drawingml/2006/picture">
                 <pic:pic xmlns:pic="http://schemas.openxmlformats.org/drawingml/2006/picture">
                   <pic:nvPicPr>
-                    <pic:cNvPr id="0" name="" descr=""/>
+                    <pic:cNvPr id="0" name=""/>
                     <pic:cNvPicPr>
                       <a:picLocks noChangeAspect="1" noChangeArrowheads="1"/>
                     </pic:cNvPicPr>
                   </pic:nvPicPr>
                   <pic:blipFill>
-                    <a:blip r:embed="rId21" cstate="none"/>
+                    <a:blip r:embed="rId19"/>
                     <a:srcRect/>
                     <a:stretch>
                       <a:fillRect/>
@@ -4085,7 +4240,7 @@
           <w:sz w:val="18"/>
           <w:szCs w:val="18"/>
         </w:rPr>
-        <w:t xml:space="preserve">Versiones: el historial de actualizaciones del sistema.</w:t>
+        <w:t>Versiones: el historial de actualizaciones del sistema.</w:t>
       </w:r>
     </w:p>
     <w:p>
@@ -4095,28 +4250,29 @@
     </w:p>
     <w:p>
       <w:pPr>
-        <w:pStyle w:val="Heading1"/>
-      </w:pPr>
-      <w:r>
-        <w:t xml:space="preserve">13. Consejos y preguntas frecuentes</w:t>
-      </w:r>
-    </w:p>
-    <w:p>
-      <w:pPr>
-        <w:pStyle w:val="Heading2"/>
-      </w:pPr>
-      <w:r>
-        <w:t xml:space="preserve">Flujo recomendado de un período</w:t>
-      </w:r>
-    </w:p>
-    <w:p>
-      <w:pPr>
-        <w:pStyle w:val="ListParagraph"/>
+        <w:pStyle w:val="Ttulo1"/>
+      </w:pPr>
+      <w:r>
+        <w:lastRenderedPageBreak/>
+        <w:t>13. Consejos y preguntas frecuentes</w:t>
+      </w:r>
+    </w:p>
+    <w:p>
+      <w:pPr>
+        <w:pStyle w:val="Ttulo2"/>
+      </w:pPr>
+      <w:r>
+        <w:t>Flujo recomendado de un período</w:t>
+      </w:r>
+    </w:p>
+    <w:p>
+      <w:pPr>
+        <w:pStyle w:val="Prrafodelista"/>
         <w:numPr>
           <w:ilvl w:val="0"/>
           <w:numId w:val="3"/>
         </w:numPr>
-        <w:spacing w:after="70" w:line="270"/>
+        <w:spacing w:after="70" w:line="270" w:lineRule="auto"/>
       </w:pPr>
       <w:r>
         <w:t xml:space="preserve">Verifica que estés en el </w:t>
@@ -4126,7 +4282,7 @@
           <w:b/>
           <w:bCs/>
         </w:rPr>
-        <w:t xml:space="preserve">período correcto</w:t>
+        <w:t>período correcto</w:t>
       </w:r>
       <w:r>
         <w:t xml:space="preserve"> (etiqueta del encabezado).</w:t>
@@ -4134,12 +4290,12 @@
     </w:p>
     <w:p>
       <w:pPr>
-        <w:pStyle w:val="ListParagraph"/>
+        <w:pStyle w:val="Prrafodelista"/>
         <w:numPr>
           <w:ilvl w:val="0"/>
           <w:numId w:val="3"/>
         </w:numPr>
-        <w:spacing w:after="70" w:line="270"/>
+        <w:spacing w:after="70" w:line="270" w:lineRule="auto"/>
       </w:pPr>
       <w:r>
         <w:t xml:space="preserve">Carga las novedades: </w:t>
@@ -4149,7 +4305,7 @@
           <w:b/>
           <w:bCs/>
         </w:rPr>
-        <w:t xml:space="preserve">importa</w:t>
+        <w:t>importa</w:t>
       </w:r>
       <w:r>
         <w:t xml:space="preserve"> lo masivo y </w:t>
@@ -4159,7 +4315,7 @@
           <w:b/>
           <w:bCs/>
         </w:rPr>
-        <w:t xml:space="preserve">captura a mano</w:t>
+        <w:t>captura a mano</w:t>
       </w:r>
       <w:r>
         <w:t xml:space="preserve"> lo puntual.</w:t>
@@ -4167,12 +4323,12 @@
     </w:p>
     <w:p>
       <w:pPr>
-        <w:pStyle w:val="ListParagraph"/>
+        <w:pStyle w:val="Prrafodelista"/>
         <w:numPr>
           <w:ilvl w:val="0"/>
           <w:numId w:val="3"/>
         </w:numPr>
-        <w:spacing w:after="70" w:line="270"/>
+        <w:spacing w:after="70" w:line="270" w:lineRule="auto"/>
       </w:pPr>
       <w:r>
         <w:t xml:space="preserve">Revisa el </w:t>
@@ -4182,7 +4338,7 @@
           <w:b/>
           <w:bCs/>
         </w:rPr>
-        <w:t xml:space="preserve">Dashboard</w:t>
+        <w:t>Dashboard</w:t>
       </w:r>
       <w:r>
         <w:t xml:space="preserve"> y los </w:t>
@@ -4192,7 +4348,7 @@
           <w:b/>
           <w:bCs/>
         </w:rPr>
-        <w:t xml:space="preserve">Gráficos</w:t>
+        <w:t>Gráficos</w:t>
       </w:r>
       <w:r>
         <w:t xml:space="preserve"> para confirmar que los números cuadran.</w:t>
@@ -4200,12 +4356,12 @@
     </w:p>
     <w:p>
       <w:pPr>
-        <w:pStyle w:val="ListParagraph"/>
+        <w:pStyle w:val="Prrafodelista"/>
         <w:numPr>
           <w:ilvl w:val="0"/>
           <w:numId w:val="3"/>
         </w:numPr>
-        <w:spacing w:after="70" w:line="270"/>
+        <w:spacing w:after="70" w:line="270" w:lineRule="auto"/>
       </w:pPr>
       <w:r>
         <w:t xml:space="preserve">Usa la </w:t>
@@ -4215,7 +4371,7 @@
           <w:b/>
           <w:bCs/>
         </w:rPr>
-        <w:t xml:space="preserve">Trazabilidad histórica</w:t>
+        <w:t>Trazabilidad histórica</w:t>
       </w:r>
       <w:r>
         <w:t xml:space="preserve"> para auditar casos específicos.</w:t>
@@ -4223,12 +4379,12 @@
     </w:p>
     <w:p>
       <w:pPr>
-        <w:pStyle w:val="ListParagraph"/>
+        <w:pStyle w:val="Prrafodelista"/>
         <w:numPr>
           <w:ilvl w:val="0"/>
           <w:numId w:val="3"/>
         </w:numPr>
-        <w:spacing w:after="70" w:line="270"/>
+        <w:spacing w:after="70" w:line="270" w:lineRule="auto"/>
       </w:pPr>
       <w:r>
         <w:t xml:space="preserve">Cuando todo esté listo, </w:t>
@@ -4238,167 +4394,172 @@
           <w:b/>
           <w:bCs/>
         </w:rPr>
-        <w:t xml:space="preserve">Exporta a ADECCO</w:t>
-      </w:r>
-      <w:r>
-        <w:t xml:space="preserve">.</w:t>
+        <w:t>Exporta a ADECCO</w:t>
+      </w:r>
+      <w:r>
+        <w:t>.</w:t>
       </w:r>
     </w:p>
     <w:p>
       <w:pPr>
         <w:spacing w:after="120"/>
       </w:pPr>
-      <w:r>
-        <w:t xml:space="preserve"/>
-      </w:r>
-    </w:p>
-    <w:p>
-      <w:pPr>
-        <w:pStyle w:val="Heading2"/>
-      </w:pPr>
-      <w:r>
-        <w:t xml:space="preserve">Preguntas frecuentes</w:t>
-      </w:r>
-    </w:p>
-    <w:p>
-      <w:pPr>
-        <w:spacing w:after="140" w:line="276"/>
-      </w:pPr>
-      <w:r>
-        <w:rPr>
-          <w:b/>
-          <w:bCs/>
-        </w:rPr>
-        <w:t xml:space="preserve">Eliminé algo por error, ¿se puede recuperar?</w:t>
-      </w:r>
-    </w:p>
-    <w:p>
-      <w:pPr>
-        <w:spacing w:after="140" w:line="276"/>
-      </w:pPr>
-      <w:r>
-        <w:t xml:space="preserve">El sistema no borra de verdad: marca los registros como inactivos. Un administrador puede reactivarlos o consultarlos filtrando por estado "inactivos".</w:t>
-      </w:r>
-    </w:p>
-    <w:p>
-      <w:pPr>
-        <w:spacing w:after="140" w:line="276"/>
-      </w:pPr>
-      <w:r>
-        <w:rPr>
-          <w:b/>
-          <w:bCs/>
-        </w:rPr>
-        <w:t xml:space="preserve">¿Por qué no veo el módulo de empleados o de configuración?</w:t>
-      </w:r>
-    </w:p>
-    <w:p>
-      <w:pPr>
-        <w:spacing w:after="140" w:line="276"/>
-      </w:pPr>
-      <w:r>
-        <w:t xml:space="preserve">Porque tu rol no lo necesita. Esos módulos están reservados a administradores. Pide acceso si tu trabajo lo requiere.</w:t>
-      </w:r>
-    </w:p>
-    <w:p>
-      <w:pPr>
-        <w:spacing w:after="140" w:line="276"/>
-      </w:pPr>
-      <w:r>
-        <w:rPr>
-          <w:b/>
-          <w:bCs/>
-        </w:rPr>
-        <w:t xml:space="preserve">El nombre no se completa al escribir la cédula.</w:t>
-      </w:r>
-    </w:p>
-    <w:p>
-      <w:pPr>
-        <w:spacing w:after="140" w:line="276"/>
-      </w:pPr>
-      <w:r>
-        <w:t xml:space="preserve">Asegúrate de que el empleado exista en el Maestro. Si no aparece, primero hay que darlo de alta (capítulo 7) o importarlo.</w:t>
-      </w:r>
-    </w:p>
-    <w:p>
-      <w:pPr>
-        <w:spacing w:after="140" w:line="276"/>
-      </w:pPr>
-      <w:r>
-        <w:rPr>
-          <w:b/>
-          <w:bCs/>
-        </w:rPr>
-        <w:t xml:space="preserve">¿Qué pasa si subo dos veces el mismo Excel?</w:t>
-      </w:r>
-    </w:p>
-    <w:p>
-      <w:pPr>
-        <w:spacing w:after="140" w:line="276"/>
-      </w:pPr>
-      <w:r>
-        <w:t xml:space="preserve">La pantalla de resultados te dirá qué se insertó, qué se acumuló y qué se omitió. Revisa siempre la revisión previa y el detalle por registro antes de confirmar.</w:t>
-      </w:r>
-    </w:p>
-    <w:p>
-      <w:pPr>
-        <w:spacing w:after="140" w:line="276"/>
-      </w:pPr>
-      <w:r>
-        <w:rPr>
-          <w:b/>
-          <w:bCs/>
-        </w:rPr>
-        <w:t xml:space="preserve">Olvidé mi contraseña.</w:t>
-      </w:r>
-    </w:p>
-    <w:p>
-      <w:pPr>
-        <w:spacing w:after="140" w:line="276"/>
-      </w:pPr>
-      <w:r>
-        <w:t xml:space="preserve">Usa "Olvidé mi contraseña" en la pantalla de inicio. Recibirás un enlace válido por 2 horas.</w:t>
+    </w:p>
+    <w:p>
+      <w:pPr>
+        <w:pStyle w:val="Ttulo2"/>
+      </w:pPr>
+      <w:r>
+        <w:t>Preguntas frecuentes</w:t>
+      </w:r>
+    </w:p>
+    <w:p>
+      <w:pPr>
+        <w:spacing w:after="140" w:line="276" w:lineRule="auto"/>
+      </w:pPr>
+      <w:r>
+        <w:rPr>
+          <w:b/>
+          <w:bCs/>
+        </w:rPr>
+        <w:t>Eliminé algo por error, ¿se puede recuperar?</w:t>
+      </w:r>
+    </w:p>
+    <w:p>
+      <w:pPr>
+        <w:spacing w:after="140" w:line="276" w:lineRule="auto"/>
+      </w:pPr>
+      <w:r>
+        <w:t>El sistema no borra de verdad: marca los registros como inactivos. Un administrador puede reactivarlos o consultarlos filtrando por estado "inactivos".</w:t>
+      </w:r>
+    </w:p>
+    <w:p>
+      <w:pPr>
+        <w:spacing w:after="140" w:line="276" w:lineRule="auto"/>
+      </w:pPr>
+      <w:r>
+        <w:rPr>
+          <w:b/>
+          <w:bCs/>
+        </w:rPr>
+        <w:t>¿Por qué no veo el módulo de empleados o de configuración?</w:t>
+      </w:r>
+    </w:p>
+    <w:p>
+      <w:pPr>
+        <w:spacing w:after="140" w:line="276" w:lineRule="auto"/>
+      </w:pPr>
+      <w:r>
+        <w:t>Porque tu rol no lo necesita. Esos módulos están reservados a administradores. Pide acceso si tu trabajo lo requiere.</w:t>
+      </w:r>
+    </w:p>
+    <w:p>
+      <w:pPr>
+        <w:spacing w:after="140" w:line="276" w:lineRule="auto"/>
+      </w:pPr>
+      <w:r>
+        <w:rPr>
+          <w:b/>
+          <w:bCs/>
+        </w:rPr>
+        <w:t>El nombre no se completa al escribir la cédula.</w:t>
+      </w:r>
+    </w:p>
+    <w:p>
+      <w:pPr>
+        <w:spacing w:after="140" w:line="276" w:lineRule="auto"/>
+      </w:pPr>
+      <w:r>
+        <w:t>Asegúrate de que el empleado exista en el Maestro. Si no aparece, primero hay que darlo de alta (capítulo 7) o importarlo.</w:t>
+      </w:r>
+    </w:p>
+    <w:p>
+      <w:pPr>
+        <w:spacing w:after="140" w:line="276" w:lineRule="auto"/>
+      </w:pPr>
+      <w:r>
+        <w:rPr>
+          <w:b/>
+          <w:bCs/>
+        </w:rPr>
+        <w:t>¿Qué pasa si subo dos veces el mismo Excel?</w:t>
+      </w:r>
+    </w:p>
+    <w:p>
+      <w:pPr>
+        <w:spacing w:after="140" w:line="276" w:lineRule="auto"/>
+      </w:pPr>
+      <w:r>
+        <w:t>La pantalla de resultados te dirá qué se insertó, qué se acumuló y qué se omitió. Revisa siempre la revisión previa y el detalle por registro antes de confirmar.</w:t>
+      </w:r>
+    </w:p>
+    <w:p>
+      <w:pPr>
+        <w:spacing w:after="140" w:line="276" w:lineRule="auto"/>
+      </w:pPr>
+      <w:r>
+        <w:rPr>
+          <w:b/>
+          <w:bCs/>
+        </w:rPr>
+        <w:t>Olvidé mi contraseña.</w:t>
+      </w:r>
+    </w:p>
+    <w:p>
+      <w:pPr>
+        <w:spacing w:after="140" w:line="276" w:lineRule="auto"/>
+      </w:pPr>
+      <w:r>
+        <w:t>Usa "Olvidé mi contraseña" en la pantalla de inicio. Recibirás un enlace válido por 2 horas.</w:t>
       </w:r>
     </w:p>
     <w:p>
       <w:pPr>
         <w:spacing w:after="120"/>
       </w:pPr>
-      <w:r>
-        <w:t xml:space="preserve"/>
-      </w:r>
     </w:p>
     <w:tbl>
       <w:tblPr>
-        <w:tblW w:type="dxa" w:w="9360"/>
+        <w:tblW w:w="9360" w:type="dxa"/>
         <w:tblBorders>
-          <w:top w:val="single" w:color="auto" w:sz="4"/>
-          <w:left w:val="single" w:color="auto" w:sz="4"/>
-          <w:bottom w:val="single" w:color="auto" w:sz="4"/>
-          <w:right w:val="single" w:color="auto" w:sz="4"/>
-          <w:insideH w:val="single" w:color="auto" w:sz="4"/>
-          <w:insideV w:val="single" w:color="auto" w:sz="4"/>
+          <w:top w:val="single" w:sz="4" w:space="0" w:color="auto"/>
+          <w:left w:val="single" w:sz="4" w:space="0" w:color="auto"/>
+          <w:bottom w:val="single" w:sz="4" w:space="0" w:color="auto"/>
+          <w:right w:val="single" w:sz="4" w:space="0" w:color="auto"/>
+          <w:insideH w:val="single" w:sz="4" w:space="0" w:color="auto"/>
+          <w:insideV w:val="single" w:sz="4" w:space="0" w:color="auto"/>
         </w:tblBorders>
+        <w:tblCellMar>
+          <w:left w:w="10" w:type="dxa"/>
+          <w:right w:w="10" w:type="dxa"/>
+        </w:tblCellMar>
+        <w:tblLook w:val="04A0" w:firstRow="1" w:lastRow="0" w:firstColumn="1" w:lastColumn="0" w:noHBand="0" w:noVBand="1"/>
       </w:tblPr>
       <w:tblGrid>
         <w:gridCol w:w="9360"/>
       </w:tblGrid>
       <w:tr>
+        <w:tblPrEx>
+          <w:tblCellMar>
+            <w:top w:w="0" w:type="dxa"/>
+            <w:bottom w:w="0" w:type="dxa"/>
+          </w:tblCellMar>
+        </w:tblPrEx>
         <w:tc>
           <w:tcPr>
-            <w:tcW w:type="dxa" w:w="9360"/>
+            <w:tcW w:w="9360" w:type="dxa"/>
             <w:tcBorders>
-              <w:top w:val="single" w:color="20A7C9" w:sz="2"/>
-              <w:left w:val="single" w:color="20A7C9" w:sz="18"/>
-              <w:bottom w:val="single" w:color="20A7C9" w:sz="2"/>
-              <w:right w:val="single" w:color="20A7C9" w:sz="2"/>
+              <w:top w:val="single" w:sz="2" w:space="0" w:color="20A7C9"/>
+              <w:left w:val="single" w:sz="18" w:space="0" w:color="20A7C9"/>
+              <w:bottom w:val="single" w:sz="2" w:space="0" w:color="20A7C9"/>
+              <w:right w:val="single" w:sz="2" w:space="0" w:color="20A7C9"/>
             </w:tcBorders>
-            <w:shd w:fill="EAF6F9" w:val="clear"/>
+            <w:shd w:val="clear" w:color="auto" w:fill="EAF6F9"/>
             <w:tcMar>
-              <w:top w:type="dxa" w:w="120"/>
-              <w:left w:type="dxa" w:w="200"/>
-              <w:bottom w:type="dxa" w:w="120"/>
-              <w:right w:type="dxa" w:w="160"/>
+              <w:top w:w="120" w:type="dxa"/>
+              <w:left w:w="200" w:type="dxa"/>
+              <w:bottom w:w="120" w:type="dxa"/>
+              <w:right w:w="160" w:type="dxa"/>
             </w:tcMar>
           </w:tcPr>
           <w:p>
@@ -4413,53 +4574,41 @@
                 <w:sz w:val="21"/>
                 <w:szCs w:val="21"/>
               </w:rPr>
-              <w:t xml:space="preserve">Recuerda</w:t>
+              <w:t>Recuerda</w:t>
             </w:r>
           </w:p>
           <w:p>
             <w:pPr>
-              <w:spacing w:after="40" w:line="264"/>
+              <w:spacing w:after="40" w:line="264" w:lineRule="auto"/>
             </w:pPr>
             <w:r>
               <w:rPr>
                 <w:sz w:val="20"/>
                 <w:szCs w:val="20"/>
               </w:rPr>
-              <w:t xml:space="preserve">Esta guía describe qué hace cada sección y cómo usarla. Si algo en tu pantalla luce distinto, puede deberse a tu rol o a una versión más reciente del sistema. Ante cualquier duda, consulta con el equipo de Talento Humano o con un administrador.</w:t>
+              <w:t>Esta guía describe qué hace cada sección y cómo usarla. Si algo en tu pantalla luce distinto, puede deberse a tu rol o a una versión más reciente del sistema. Ante cualquier duda, consulta con el equipo de Talento Humano o con un administrador.</w:t>
             </w:r>
           </w:p>
         </w:tc>
       </w:tr>
     </w:tbl>
+    <w:p/>
     <w:sectPr>
-      <w:headerReference w:type="default" r:id="rId7"/>
-      <w:footerReference w:type="default" r:id="rId8"/>
-      <w:pgSz w:w="12240" w:h="15840" w:orient="portrait"/>
+      <w:headerReference w:type="default" r:id="rId20"/>
+      <w:footerReference w:type="default" r:id="rId21"/>
+      <w:pgSz w:w="12240" w:h="15840"/>
       <w:pgMar w:top="1440" w:right="1440" w:bottom="1440" w:left="1440" w:header="708" w:footer="708" w:gutter="0"/>
-      <w:pgNumType/>
+      <w:cols w:space="720"/>
       <w:docGrid w:linePitch="360"/>
     </w:sectPr>
   </w:body>
 </w:document>
 </file>
 
-<file path=word/comments.xml><?xml version="1.0" encoding="utf-8"?>
-<w:comments xmlns:cx="http://schemas.microsoft.com/office/drawing/2014/chartex" xmlns:cx1="http://schemas.microsoft.com/office/drawing/2015/9/8/chartex" xmlns:cx2="http://schemas.microsoft.com/office/drawing/2015/10/21/chartex" xmlns:cx3="http://schemas.microsoft.com/office/drawing/2016/5/9/chartex" xmlns:cx4="http://schemas.microsoft.com/office/drawing/2016/5/10/chartex" xmlns:cx5="http://schemas.microsoft.com/office/drawing/2016/5/11/chartex" xmlns:cx6="http://schemas.microsoft.com/office/drawing/2016/5/12/chartex" xmlns:cx7="http://schemas.microsoft.com/office/drawing/2016/5/13/chartex" xmlns:cx8="http://schemas.microsoft.com/office/drawing/2016/5/14/chartex" xmlns:mc="http://schemas.openxmlformats.org/markup-compatibility/2006" xmlns:aink="http://schemas.microsoft.com/office/drawing/2016/ink" xmlns:am3d="http://schemas.microsoft.com/office/drawing/2017/model3d" xmlns:o="urn:schemas-microsoft-com:office:office" xmlns:r="http://schemas.openxmlformats.org/officeDocument/2006/relationships" xmlns:m="http://schemas.openxmlformats.org/officeDocument/2006/math" xmlns:v="urn:schemas-microsoft-com:vml" xmlns:wp14="http://schemas.microsoft.com/office/word/2010/wordprocessingDrawing" xmlns:wp="http://schemas.openxmlformats.org/drawingml/2006/wordprocessingDrawing" xmlns:w10="urn:schemas-microsoft-com:office:word" xmlns:w="http://schemas.openxmlformats.org/wordprocessingml/2006/main" xmlns:w14="http://schemas.microsoft.com/office/word/2010/wordml" xmlns:w15="http://schemas.microsoft.com/office/word/2012/wordml" xmlns:w16cex="http://schemas.microsoft.com/office/word/2018/wordml/cex" xmlns:w16cid="http://schemas.microsoft.com/office/word/2016/wordml/cid" xmlns:w16="http://schemas.microsoft.com/office/word/2018/wordml" xmlns:w16sdtdh="http://schemas.microsoft.com/office/word/2020/wordml/sdtdatahash" xmlns:w16se="http://schemas.microsoft.com/office/word/2015/wordml/symex" xmlns:wpg="http://schemas.microsoft.com/office/word/2010/wordprocessingGroup" xmlns:wpi="http://schemas.microsoft.com/office/word/2010/wordprocessingInk" xmlns:wne="http://schemas.microsoft.com/office/word/2006/wordml" xmlns:wps="http://schemas.microsoft.com/office/word/2010/wordprocessingShape"/>
-</file>
-
 <file path=word/endnotes.xml><?xml version="1.0" encoding="utf-8"?>
-<w:endnotes xmlns:wpc="http://schemas.microsoft.com/office/word/2010/wordprocessingCanvas" xmlns:mc="http://schemas.openxmlformats.org/markup-compatibility/2006" xmlns:o="urn:schemas-microsoft-com:office:office" xmlns:r="http://schemas.openxmlformats.org/officeDocument/2006/relationships" xmlns:m="http://schemas.openxmlformats.org/officeDocument/2006/math" xmlns:v="urn:schemas-microsoft-com:vml" xmlns:wp14="http://schemas.microsoft.com/office/word/2010/wordprocessingDrawing" xmlns:wp="http://schemas.openxmlformats.org/drawingml/2006/wordprocessingDrawing" xmlns:w10="urn:schemas-microsoft-com:office:word" xmlns:w="http://schemas.openxmlformats.org/wordprocessingml/2006/main" xmlns:w14="http://schemas.microsoft.com/office/word/2010/wordml" xmlns:w15="http://schemas.microsoft.com/office/word/2012/wordml" xmlns:wpg="http://schemas.microsoft.com/office/word/2010/wordprocessingGroup" xmlns:wpi="http://schemas.microsoft.com/office/word/2010/wordprocessingInk" xmlns:wne="http://schemas.microsoft.com/office/word/2006/wordml" xmlns:wps="http://schemas.microsoft.com/office/word/2010/wordprocessingShape" mc:Ignorable="w14 w15 wp14">
+<w:endnotes xmlns:wpc="http://schemas.microsoft.com/office/word/2010/wordprocessingCanvas" xmlns:cx="http://schemas.microsoft.com/office/drawing/2014/chartex" xmlns:cx1="http://schemas.microsoft.com/office/drawing/2015/9/8/chartex" xmlns:cx2="http://schemas.microsoft.com/office/drawing/2015/10/21/chartex" xmlns:cx3="http://schemas.microsoft.com/office/drawing/2016/5/9/chartex" xmlns:cx4="http://schemas.microsoft.com/office/drawing/2016/5/10/chartex" xmlns:cx5="http://schemas.microsoft.com/office/drawing/2016/5/11/chartex" xmlns:cx6="http://schemas.microsoft.com/office/drawing/2016/5/12/chartex" xmlns:cx7="http://schemas.microsoft.com/office/drawing/2016/5/13/chartex" xmlns:cx8="http://schemas.microsoft.com/office/drawing/2016/5/14/chartex" xmlns:mc="http://schemas.openxmlformats.org/markup-compatibility/2006" xmlns:aink="http://schemas.microsoft.com/office/drawing/2016/ink" xmlns:am3d="http://schemas.microsoft.com/office/drawing/2017/model3d" xmlns:o="urn:schemas-microsoft-com:office:office" xmlns:oel="http://schemas.microsoft.com/office/2019/extlst" xmlns:r="http://schemas.openxmlformats.org/officeDocument/2006/relationships" xmlns:m="http://schemas.openxmlformats.org/officeDocument/2006/math" xmlns:v="urn:schemas-microsoft-com:vml" xmlns:wp14="http://schemas.microsoft.com/office/word/2010/wordprocessingDrawing" xmlns:wp="http://schemas.openxmlformats.org/drawingml/2006/wordprocessingDrawing" xmlns:w10="urn:schemas-microsoft-com:office:word" xmlns:w="http://schemas.openxmlformats.org/wordprocessingml/2006/main" xmlns:w14="http://schemas.microsoft.com/office/word/2010/wordml" xmlns:w15="http://schemas.microsoft.com/office/word/2012/wordml" xmlns:w16cex="http://schemas.microsoft.com/office/word/2018/wordml/cex" xmlns:w16cid="http://schemas.microsoft.com/office/word/2016/wordml/cid" xmlns:w16="http://schemas.microsoft.com/office/word/2018/wordml" xmlns:w16du="http://schemas.microsoft.com/office/word/2023/wordml/word16du" xmlns:w16sdtdh="http://schemas.microsoft.com/office/word/2020/wordml/sdtdatahash" xmlns:w16sdtfl="http://schemas.microsoft.com/office/word/2024/wordml/sdtformatlock" xmlns:w16se="http://schemas.microsoft.com/office/word/2015/wordml/symex" xmlns:wpg="http://schemas.microsoft.com/office/word/2010/wordprocessingGroup" xmlns:wpi="http://schemas.microsoft.com/office/word/2010/wordprocessingInk" xmlns:wne="http://schemas.microsoft.com/office/word/2006/wordml" xmlns:wps="http://schemas.microsoft.com/office/word/2010/wordprocessingShape" mc:Ignorable="w14 w15 w16se w16cid w16 w16cex w16sdtdh w16sdtfl w16du wp14">
   <w:endnote w:type="separator" w:id="-1">
     <w:p>
-      <w:pPr>
-        <w:spacing w:after="0" w:line="240" w:lineRule="auto"/>
-      </w:pPr>
-      <w:r>
-        <w:rPr>
-          <w:rStyle w:val="EndnoteReference"/>
-        </w:rPr>
-        <w:endnoteRef/>
-      </w:r>
       <w:r>
         <w:separator/>
       </w:r>
@@ -4467,15 +4616,6 @@
   </w:endnote>
   <w:endnote w:type="continuationSeparator" w:id="0">
     <w:p>
-      <w:pPr>
-        <w:spacing w:after="0" w:line="240" w:lineRule="auto"/>
-      </w:pPr>
-      <w:r>
-        <w:rPr>
-          <w:rStyle w:val="EndnoteReference"/>
-        </w:rPr>
-        <w:endnoteRef/>
-      </w:r>
       <w:r>
         <w:continuationSeparator/>
       </w:r>
@@ -4485,7 +4625,7 @@
 </file>
 
 <file path=word/footer1.xml><?xml version="1.0" encoding="utf-8"?>
-<w:ftr xmlns:wpc="http://schemas.microsoft.com/office/word/2010/wordprocessingCanvas" xmlns:mc="http://schemas.openxmlformats.org/markup-compatibility/2006" xmlns:o="urn:schemas-microsoft-com:office:office" xmlns:r="http://schemas.openxmlformats.org/officeDocument/2006/relationships" xmlns:m="http://schemas.openxmlformats.org/officeDocument/2006/math" xmlns:v="urn:schemas-microsoft-com:vml" xmlns:wp14="http://schemas.microsoft.com/office/word/2010/wordprocessingDrawing" xmlns:wp="http://schemas.openxmlformats.org/drawingml/2006/wordprocessingDrawing" xmlns:w10="urn:schemas-microsoft-com:office:word" xmlns:w="http://schemas.openxmlformats.org/wordprocessingml/2006/main" xmlns:w14="http://schemas.microsoft.com/office/word/2010/wordml" xmlns:w15="http://schemas.microsoft.com/office/word/2012/wordml" xmlns:wpg="http://schemas.microsoft.com/office/word/2010/wordprocessingGroup" xmlns:wpi="http://schemas.microsoft.com/office/word/2010/wordprocessingInk" xmlns:wne="http://schemas.microsoft.com/office/word/2006/wordml" xmlns:wps="http://schemas.microsoft.com/office/word/2010/wordprocessingShape">
+<w:ftr xmlns:wpc="http://schemas.microsoft.com/office/word/2010/wordprocessingCanvas" xmlns:cx="http://schemas.microsoft.com/office/drawing/2014/chartex" xmlns:cx1="http://schemas.microsoft.com/office/drawing/2015/9/8/chartex" xmlns:cx2="http://schemas.microsoft.com/office/drawing/2015/10/21/chartex" xmlns:cx3="http://schemas.microsoft.com/office/drawing/2016/5/9/chartex" xmlns:cx4="http://schemas.microsoft.com/office/drawing/2016/5/10/chartex" xmlns:cx5="http://schemas.microsoft.com/office/drawing/2016/5/11/chartex" xmlns:cx6="http://schemas.microsoft.com/office/drawing/2016/5/12/chartex" xmlns:cx7="http://schemas.microsoft.com/office/drawing/2016/5/13/chartex" xmlns:cx8="http://schemas.microsoft.com/office/drawing/2016/5/14/chartex" xmlns:mc="http://schemas.openxmlformats.org/markup-compatibility/2006" xmlns:aink="http://schemas.microsoft.com/office/drawing/2016/ink" xmlns:am3d="http://schemas.microsoft.com/office/drawing/2017/model3d" xmlns:o="urn:schemas-microsoft-com:office:office" xmlns:oel="http://schemas.microsoft.com/office/2019/extlst" xmlns:r="http://schemas.openxmlformats.org/officeDocument/2006/relationships" xmlns:m="http://schemas.openxmlformats.org/officeDocument/2006/math" xmlns:v="urn:schemas-microsoft-com:vml" xmlns:wp14="http://schemas.microsoft.com/office/word/2010/wordprocessingDrawing" xmlns:wp="http://schemas.openxmlformats.org/drawingml/2006/wordprocessingDrawing" xmlns:w10="urn:schemas-microsoft-com:office:word" xmlns:w="http://schemas.openxmlformats.org/wordprocessingml/2006/main" xmlns:w14="http://schemas.microsoft.com/office/word/2010/wordml" xmlns:w15="http://schemas.microsoft.com/office/word/2012/wordml" xmlns:w16cex="http://schemas.microsoft.com/office/word/2018/wordml/cex" xmlns:w16cid="http://schemas.microsoft.com/office/word/2016/wordml/cid" xmlns:w16="http://schemas.microsoft.com/office/word/2018/wordml" xmlns:w16du="http://schemas.microsoft.com/office/word/2023/wordml/word16du" xmlns:w16sdtdh="http://schemas.microsoft.com/office/word/2020/wordml/sdtdatahash" xmlns:w16sdtfl="http://schemas.microsoft.com/office/word/2024/wordml/sdtformatlock" xmlns:w16se="http://schemas.microsoft.com/office/word/2015/wordml/symex" xmlns:wpg="http://schemas.microsoft.com/office/word/2010/wordprocessingGroup" xmlns:wpi="http://schemas.microsoft.com/office/word/2010/wordprocessingInk" xmlns:wne="http://schemas.microsoft.com/office/word/2006/wordml" xmlns:wps="http://schemas.microsoft.com/office/word/2010/wordprocessingShape" mc:Ignorable="w14 w15 w16se w16cid w16 w16cex w16sdtdh w16sdtfl w16du wp14">
   <w:p>
     <w:pPr>
       <w:jc w:val="center"/>
@@ -4505,8 +4645,38 @@
         <w:szCs w:val="16"/>
       </w:rPr>
       <w:fldChar w:fldCharType="begin"/>
-      <w:instrText xml:space="preserve">PAGE</w:instrText>
+    </w:r>
+    <w:r>
+      <w:rPr>
+        <w:color w:val="5A6473"/>
+        <w:sz w:val="16"/>
+        <w:szCs w:val="16"/>
+      </w:rPr>
+      <w:instrText>PAGE</w:instrText>
+    </w:r>
+    <w:r>
+      <w:rPr>
+        <w:color w:val="5A6473"/>
+        <w:sz w:val="16"/>
+        <w:szCs w:val="16"/>
+      </w:rPr>
       <w:fldChar w:fldCharType="separate"/>
+    </w:r>
+    <w:r>
+      <w:rPr>
+        <w:noProof/>
+        <w:color w:val="5A6473"/>
+        <w:sz w:val="16"/>
+        <w:szCs w:val="16"/>
+      </w:rPr>
+      <w:t>1</w:t>
+    </w:r>
+    <w:r>
+      <w:rPr>
+        <w:color w:val="5A6473"/>
+        <w:sz w:val="16"/>
+        <w:szCs w:val="16"/>
+      </w:rPr>
       <w:fldChar w:fldCharType="end"/>
     </w:r>
   </w:p>
@@ -4514,18 +4684,9 @@
 </file>
 
 <file path=word/footnotes.xml><?xml version="1.0" encoding="utf-8"?>
-<w:footnotes xmlns:wpc="http://schemas.microsoft.com/office/word/2010/wordprocessingCanvas" xmlns:mc="http://schemas.openxmlformats.org/markup-compatibility/2006" xmlns:o="urn:schemas-microsoft-com:office:office" xmlns:r="http://schemas.openxmlformats.org/officeDocument/2006/relationships" xmlns:m="http://schemas.openxmlformats.org/officeDocument/2006/math" xmlns:v="urn:schemas-microsoft-com:vml" xmlns:wp14="http://schemas.microsoft.com/office/word/2010/wordprocessingDrawing" xmlns:wp="http://schemas.openxmlformats.org/drawingml/2006/wordprocessingDrawing" xmlns:w10="urn:schemas-microsoft-com:office:word" xmlns:w="http://schemas.openxmlformats.org/wordprocessingml/2006/main" xmlns:w14="http://schemas.microsoft.com/office/word/2010/wordml" xmlns:w15="http://schemas.microsoft.com/office/word/2012/wordml" xmlns:wpg="http://schemas.microsoft.com/office/word/2010/wordprocessingGroup" xmlns:wpi="http://schemas.microsoft.com/office/word/2010/wordprocessingInk" xmlns:wne="http://schemas.microsoft.com/office/word/2006/wordml" xmlns:wps="http://schemas.microsoft.com/office/word/2010/wordprocessingShape" mc:Ignorable="w14 w15 wp14">
+<w:footnotes xmlns:wpc="http://schemas.microsoft.com/office/word/2010/wordprocessingCanvas" xmlns:cx="http://schemas.microsoft.com/office/drawing/2014/chartex" xmlns:cx1="http://schemas.microsoft.com/office/drawing/2015/9/8/chartex" xmlns:cx2="http://schemas.microsoft.com/office/drawing/2015/10/21/chartex" xmlns:cx3="http://schemas.microsoft.com/office/drawing/2016/5/9/chartex" xmlns:cx4="http://schemas.microsoft.com/office/drawing/2016/5/10/chartex" xmlns:cx5="http://schemas.microsoft.com/office/drawing/2016/5/11/chartex" xmlns:cx6="http://schemas.microsoft.com/office/drawing/2016/5/12/chartex" xmlns:cx7="http://schemas.microsoft.com/office/drawing/2016/5/13/chartex" xmlns:cx8="http://schemas.microsoft.com/office/drawing/2016/5/14/chartex" xmlns:mc="http://schemas.openxmlformats.org/markup-compatibility/2006" xmlns:aink="http://schemas.microsoft.com/office/drawing/2016/ink" xmlns:am3d="http://schemas.microsoft.com/office/drawing/2017/model3d" xmlns:o="urn:schemas-microsoft-com:office:office" xmlns:oel="http://schemas.microsoft.com/office/2019/extlst" xmlns:r="http://schemas.openxmlformats.org/officeDocument/2006/relationships" xmlns:m="http://schemas.openxmlformats.org/officeDocument/2006/math" xmlns:v="urn:schemas-microsoft-com:vml" xmlns:wp14="http://schemas.microsoft.com/office/word/2010/wordprocessingDrawing" xmlns:wp="http://schemas.openxmlformats.org/drawingml/2006/wordprocessingDrawing" xmlns:w10="urn:schemas-microsoft-com:office:word" xmlns:w="http://schemas.openxmlformats.org/wordprocessingml/2006/main" xmlns:w14="http://schemas.microsoft.com/office/word/2010/wordml" xmlns:w15="http://schemas.microsoft.com/office/word/2012/wordml" xmlns:w16cex="http://schemas.microsoft.com/office/word/2018/wordml/cex" xmlns:w16cid="http://schemas.microsoft.com/office/word/2016/wordml/cid" xmlns:w16="http://schemas.microsoft.com/office/word/2018/wordml" xmlns:w16du="http://schemas.microsoft.com/office/word/2023/wordml/word16du" xmlns:w16sdtdh="http://schemas.microsoft.com/office/word/2020/wordml/sdtdatahash" xmlns:w16sdtfl="http://schemas.microsoft.com/office/word/2024/wordml/sdtformatlock" xmlns:w16se="http://schemas.microsoft.com/office/word/2015/wordml/symex" xmlns:wpg="http://schemas.microsoft.com/office/word/2010/wordprocessingGroup" xmlns:wpi="http://schemas.microsoft.com/office/word/2010/wordprocessingInk" xmlns:wne="http://schemas.microsoft.com/office/word/2006/wordml" xmlns:wps="http://schemas.microsoft.com/office/word/2010/wordprocessingShape" mc:Ignorable="w14 w15 w16se w16cid w16 w16cex w16sdtdh w16sdtfl w16du wp14">
   <w:footnote w:type="separator" w:id="-1">
     <w:p>
-      <w:pPr>
-        <w:spacing w:after="0" w:line="240" w:lineRule="auto"/>
-      </w:pPr>
-      <w:r>
-        <w:rPr>
-          <w:rStyle w:val="FootnoteReference"/>
-        </w:rPr>
-        <w:footnoteRef/>
-      </w:r>
       <w:r>
         <w:separator/>
       </w:r>
@@ -4533,15 +4694,6 @@
   </w:footnote>
   <w:footnote w:type="continuationSeparator" w:id="0">
     <w:p>
-      <w:pPr>
-        <w:spacing w:after="0" w:line="240" w:lineRule="auto"/>
-      </w:pPr>
-      <w:r>
-        <w:rPr>
-          <w:rStyle w:val="FootnoteReference"/>
-        </w:rPr>
-        <w:footnoteRef/>
-      </w:r>
       <w:r>
         <w:continuationSeparator/>
       </w:r>
@@ -4551,13 +4703,12 @@
 </file>
 
 <file path=word/header1.xml><?xml version="1.0" encoding="utf-8"?>
-<w:hdr xmlns:wpc="http://schemas.microsoft.com/office/word/2010/wordprocessingCanvas" xmlns:mc="http://schemas.openxmlformats.org/markup-compatibility/2006" xmlns:o="urn:schemas-microsoft-com:office:office" xmlns:r="http://schemas.openxmlformats.org/officeDocument/2006/relationships" xmlns:m="http://schemas.openxmlformats.org/officeDocument/2006/math" xmlns:v="urn:schemas-microsoft-com:vml" xmlns:wp14="http://schemas.microsoft.com/office/word/2010/wordprocessingDrawing" xmlns:wp="http://schemas.openxmlformats.org/drawingml/2006/wordprocessingDrawing" xmlns:w10="urn:schemas-microsoft-com:office:word" xmlns:w="http://schemas.openxmlformats.org/wordprocessingml/2006/main" xmlns:w14="http://schemas.microsoft.com/office/word/2010/wordml" xmlns:w15="http://schemas.microsoft.com/office/word/2012/wordml" xmlns:wpg="http://schemas.microsoft.com/office/word/2010/wordprocessingGroup" xmlns:wpi="http://schemas.microsoft.com/office/word/2010/wordprocessingInk" xmlns:wne="http://schemas.microsoft.com/office/word/2006/wordml" xmlns:wps="http://schemas.microsoft.com/office/word/2010/wordprocessingShape" xmlns:cx="http://schemas.microsoft.com/office/drawing/2014/chartex" xmlns:cx1="http://schemas.microsoft.com/office/drawing/2015/9/8/chartex" xmlns:cx2="http://schemas.microsoft.com/office/drawing/2015/10/21/chartex" xmlns:cx3="http://schemas.microsoft.com/office/drawing/2016/5/9/chartex" xmlns:cx4="http://schemas.microsoft.com/office/drawing/2016/5/10/chartex" xmlns:cx5="http://schemas.microsoft.com/office/drawing/2016/5/11/chartex" xmlns:cx6="http://schemas.microsoft.com/office/drawing/2016/5/12/chartex" xmlns:cx7="http://schemas.microsoft.com/office/drawing/2016/5/13/chartex" xmlns:cx8="http://schemas.microsoft.com/office/drawing/2016/5/14/chartex" xmlns:w16cid="http://schemas.microsoft.com/office/word/2016/wordml/cid" xmlns:w16se="http://schemas.microsoft.com/office/word/2015/wordml/symex">
+<w:hdr xmlns:wpc="http://schemas.microsoft.com/office/word/2010/wordprocessingCanvas" xmlns:cx="http://schemas.microsoft.com/office/drawing/2014/chartex" xmlns:cx1="http://schemas.microsoft.com/office/drawing/2015/9/8/chartex" xmlns:cx2="http://schemas.microsoft.com/office/drawing/2015/10/21/chartex" xmlns:cx3="http://schemas.microsoft.com/office/drawing/2016/5/9/chartex" xmlns:cx4="http://schemas.microsoft.com/office/drawing/2016/5/10/chartex" xmlns:cx5="http://schemas.microsoft.com/office/drawing/2016/5/11/chartex" xmlns:cx6="http://schemas.microsoft.com/office/drawing/2016/5/12/chartex" xmlns:cx7="http://schemas.microsoft.com/office/drawing/2016/5/13/chartex" xmlns:cx8="http://schemas.microsoft.com/office/drawing/2016/5/14/chartex" xmlns:mc="http://schemas.openxmlformats.org/markup-compatibility/2006" xmlns:aink="http://schemas.microsoft.com/office/drawing/2016/ink" xmlns:am3d="http://schemas.microsoft.com/office/drawing/2017/model3d" xmlns:o="urn:schemas-microsoft-com:office:office" xmlns:oel="http://schemas.microsoft.com/office/2019/extlst" xmlns:r="http://schemas.openxmlformats.org/officeDocument/2006/relationships" xmlns:m="http://schemas.openxmlformats.org/officeDocument/2006/math" xmlns:v="urn:schemas-microsoft-com:vml" xmlns:wp14="http://schemas.microsoft.com/office/word/2010/wordprocessingDrawing" xmlns:wp="http://schemas.openxmlformats.org/drawingml/2006/wordprocessingDrawing" xmlns:w10="urn:schemas-microsoft-com:office:word" xmlns:w="http://schemas.openxmlformats.org/wordprocessingml/2006/main" xmlns:w14="http://schemas.microsoft.com/office/word/2010/wordml" xmlns:w15="http://schemas.microsoft.com/office/word/2012/wordml" xmlns:w16cex="http://schemas.microsoft.com/office/word/2018/wordml/cex" xmlns:w16cid="http://schemas.microsoft.com/office/word/2016/wordml/cid" xmlns:w16="http://schemas.microsoft.com/office/word/2018/wordml" xmlns:w16du="http://schemas.microsoft.com/office/word/2023/wordml/word16du" xmlns:w16sdtdh="http://schemas.microsoft.com/office/word/2020/wordml/sdtdatahash" xmlns:w16sdtfl="http://schemas.microsoft.com/office/word/2024/wordml/sdtformatlock" xmlns:w16se="http://schemas.microsoft.com/office/word/2015/wordml/symex" xmlns:wpg="http://schemas.microsoft.com/office/word/2010/wordprocessingGroup" xmlns:wpi="http://schemas.microsoft.com/office/word/2010/wordprocessingInk" xmlns:wne="http://schemas.microsoft.com/office/word/2006/wordml" xmlns:wps="http://schemas.microsoft.com/office/word/2010/wordprocessingShape" mc:Ignorable="w14 w15 w16se w16cid w16 w16cex w16sdtdh w16sdtfl w16du wp14">
   <w:p>
     <w:pPr>
       <w:pBdr>
-        <w:bottom w:val="single" w:color="DDDDDD" w:sz="4" w:space="4"/>
+        <w:bottom w:val="single" w:sz="4" w:space="4" w:color="DDDDDD"/>
       </w:pBdr>
-      <w:spacing w:after="0"/>
       <w:jc w:val="right"/>
     </w:pPr>
     <w:r>
@@ -4566,17 +4717,19 @@
         <w:sz w:val="16"/>
         <w:szCs w:val="16"/>
       </w:rPr>
-      <w:t xml:space="preserve">Collective Mining · Sistema de Novedades de Nómina</w:t>
+      <w:t>Collective Mining · Sistema de Novedades de Nómina</w:t>
     </w:r>
   </w:p>
 </w:hdr>
 </file>
 
 <file path=word/numbering.xml><?xml version="1.0" encoding="utf-8"?>
-<w:numbering xmlns:wpc="http://schemas.microsoft.com/office/word/2010/wordprocessingCanvas" xmlns:mc="http://schemas.openxmlformats.org/markup-compatibility/2006" xmlns:o="urn:schemas-microsoft-com:office:office" xmlns:r="http://schemas.openxmlformats.org/officeDocument/2006/relationships" xmlns:m="http://schemas.openxmlformats.org/officeDocument/2006/math" xmlns:v="urn:schemas-microsoft-com:vml" xmlns:wp14="http://schemas.microsoft.com/office/word/2010/wordprocessingDrawing" xmlns:wp="http://schemas.openxmlformats.org/drawingml/2006/wordprocessingDrawing" xmlns:w10="urn:schemas-microsoft-com:office:word" xmlns:w="http://schemas.openxmlformats.org/wordprocessingml/2006/main" xmlns:w14="http://schemas.microsoft.com/office/word/2010/wordml" xmlns:w15="http://schemas.microsoft.com/office/word/2012/wordml" xmlns:wpg="http://schemas.microsoft.com/office/word/2010/wordprocessingGroup" xmlns:wpi="http://schemas.microsoft.com/office/word/2010/wordprocessingInk" xmlns:wne="http://schemas.microsoft.com/office/word/2006/wordml" xmlns:wps="http://schemas.microsoft.com/office/word/2010/wordprocessingShape" mc:Ignorable="w14 w15 wp14">
-  <w:abstractNum w:abstractNumId="1" w15:restartNumberingAfterBreak="0">
+<w:numbering xmlns:wpc="http://schemas.microsoft.com/office/word/2010/wordprocessingCanvas" xmlns:cx="http://schemas.microsoft.com/office/drawing/2014/chartex" xmlns:cx1="http://schemas.microsoft.com/office/drawing/2015/9/8/chartex" xmlns:cx2="http://schemas.microsoft.com/office/drawing/2015/10/21/chartex" xmlns:cx3="http://schemas.microsoft.com/office/drawing/2016/5/9/chartex" xmlns:cx4="http://schemas.microsoft.com/office/drawing/2016/5/10/chartex" xmlns:cx5="http://schemas.microsoft.com/office/drawing/2016/5/11/chartex" xmlns:cx6="http://schemas.microsoft.com/office/drawing/2016/5/12/chartex" xmlns:cx7="http://schemas.microsoft.com/office/drawing/2016/5/13/chartex" xmlns:cx8="http://schemas.microsoft.com/office/drawing/2016/5/14/chartex" xmlns:mc="http://schemas.openxmlformats.org/markup-compatibility/2006" xmlns:aink="http://schemas.microsoft.com/office/drawing/2016/ink" xmlns:am3d="http://schemas.microsoft.com/office/drawing/2017/model3d" xmlns:o="urn:schemas-microsoft-com:office:office" xmlns:oel="http://schemas.microsoft.com/office/2019/extlst" xmlns:r="http://schemas.openxmlformats.org/officeDocument/2006/relationships" xmlns:m="http://schemas.openxmlformats.org/officeDocument/2006/math" xmlns:v="urn:schemas-microsoft-com:vml" xmlns:wp14="http://schemas.microsoft.com/office/word/2010/wordprocessingDrawing" xmlns:wp="http://schemas.openxmlformats.org/drawingml/2006/wordprocessingDrawing" xmlns:w10="urn:schemas-microsoft-com:office:word" xmlns:w="http://schemas.openxmlformats.org/wordprocessingml/2006/main" xmlns:w14="http://schemas.microsoft.com/office/word/2010/wordml" xmlns:w15="http://schemas.microsoft.com/office/word/2012/wordml" xmlns:w16cex="http://schemas.microsoft.com/office/word/2018/wordml/cex" xmlns:w16cid="http://schemas.microsoft.com/office/word/2016/wordml/cid" xmlns:w16="http://schemas.microsoft.com/office/word/2018/wordml" xmlns:w16du="http://schemas.microsoft.com/office/word/2023/wordml/word16du" xmlns:w16sdtdh="http://schemas.microsoft.com/office/word/2020/wordml/sdtdatahash" xmlns:w16sdtfl="http://schemas.microsoft.com/office/word/2024/wordml/sdtformatlock" xmlns:w16se="http://schemas.microsoft.com/office/word/2015/wordml/symex" xmlns:wpg="http://schemas.microsoft.com/office/word/2010/wordprocessingGroup" xmlns:wpi="http://schemas.microsoft.com/office/word/2010/wordprocessingInk" xmlns:wne="http://schemas.microsoft.com/office/word/2006/wordml" xmlns:wps="http://schemas.microsoft.com/office/word/2010/wordprocessingShape" mc:Ignorable="w14 w15 w16se w16cid w16 w16cex w16sdtdh w16sdtfl w16du wp14">
+  <w:abstractNum w:abstractNumId="0" w15:restartNumberingAfterBreak="0">
+    <w:nsid w:val="6D4F337C"/>
     <w:multiLevelType w:val="hybridMultilevel"/>
-    <w:lvl w:ilvl="0" w15:tentative="1">
+    <w:tmpl w:val="BAFCD9D4"/>
+    <w:lvl w:ilvl="0" w:tplc="46BAD308">
       <w:start w:val="1"/>
       <w:numFmt w:val="bullet"/>
       <w:lvlText w:val="●"/>
@@ -4585,7 +4738,7 @@
         <w:ind w:left="720" w:hanging="360"/>
       </w:pPr>
     </w:lvl>
-    <w:lvl w:ilvl="1" w15:tentative="1">
+    <w:lvl w:ilvl="1" w:tplc="5E068AF6">
       <w:start w:val="1"/>
       <w:numFmt w:val="bullet"/>
       <w:lvlText w:val="○"/>
@@ -4594,7 +4747,7 @@
         <w:ind w:left="1440" w:hanging="360"/>
       </w:pPr>
     </w:lvl>
-    <w:lvl w:ilvl="2" w15:tentative="1">
+    <w:lvl w:ilvl="2" w:tplc="60B46BFE">
       <w:start w:val="1"/>
       <w:numFmt w:val="bullet"/>
       <w:lvlText w:val="■"/>
@@ -4603,7 +4756,7 @@
         <w:ind w:left="2160" w:hanging="360"/>
       </w:pPr>
     </w:lvl>
-    <w:lvl w:ilvl="3" w15:tentative="1">
+    <w:lvl w:ilvl="3" w:tplc="72000804">
       <w:start w:val="1"/>
       <w:numFmt w:val="bullet"/>
       <w:lvlText w:val="●"/>
@@ -4612,7 +4765,7 @@
         <w:ind w:left="2880" w:hanging="360"/>
       </w:pPr>
     </w:lvl>
-    <w:lvl w:ilvl="4" w15:tentative="1">
+    <w:lvl w:ilvl="4" w:tplc="E4AC2798">
       <w:start w:val="1"/>
       <w:numFmt w:val="bullet"/>
       <w:lvlText w:val="○"/>
@@ -4621,7 +4774,7 @@
         <w:ind w:left="3600" w:hanging="360"/>
       </w:pPr>
     </w:lvl>
-    <w:lvl w:ilvl="5" w15:tentative="1">
+    <w:lvl w:ilvl="5" w:tplc="5AC48618">
       <w:start w:val="1"/>
       <w:numFmt w:val="bullet"/>
       <w:lvlText w:val="■"/>
@@ -4630,7 +4783,7 @@
         <w:ind w:left="4320" w:hanging="360"/>
       </w:pPr>
     </w:lvl>
-    <w:lvl w:ilvl="6" w15:tentative="1">
+    <w:lvl w:ilvl="6" w:tplc="B268E5BA">
       <w:start w:val="1"/>
       <w:numFmt w:val="bullet"/>
       <w:lvlText w:val="●"/>
@@ -4639,7 +4792,7 @@
         <w:ind w:left="5040" w:hanging="360"/>
       </w:pPr>
     </w:lvl>
-    <w:lvl w:ilvl="7" w15:tentative="1">
+    <w:lvl w:ilvl="7" w:tplc="B95A4C38">
       <w:start w:val="1"/>
       <w:numFmt w:val="bullet"/>
       <w:lvlText w:val="●"/>
@@ -4648,7 +4801,7 @@
         <w:ind w:left="5760" w:hanging="360"/>
       </w:pPr>
     </w:lvl>
-    <w:lvl w:ilvl="8" w15:tentative="1">
+    <w:lvl w:ilvl="8" w:tplc="93F21F98">
       <w:start w:val="1"/>
       <w:numFmt w:val="bullet"/>
       <w:lvlText w:val="●"/>
@@ -4658,24 +4811,11 @@
       </w:pPr>
     </w:lvl>
   </w:abstractNum>
-  <w:abstractNum w:abstractNumId="2" w15:restartNumberingAfterBreak="0">
+  <w:abstractNum w:abstractNumId="1" w15:restartNumberingAfterBreak="0">
+    <w:nsid w:val="71941580"/>
     <w:multiLevelType w:val="hybridMultilevel"/>
-    <w:lvl w:ilvl="0" w15:tentative="1">
-      <w:start w:val="1"/>
-      <w:numFmt w:val="bullet"/>
-      <w:lvlText w:val="•"/>
-      <w:lvlJc w:val="left"/>
-      <w:pPr>
-        <w:ind w:left="600" w:hanging="280"/>
-      </w:pPr>
-      <w:rPr>
-        <w:color w:val="20A7C9"/>
-      </w:rPr>
-    </w:lvl>
-  </w:abstractNum>
-  <w:abstractNum w:abstractNumId="3" w15:restartNumberingAfterBreak="0">
-    <w:multiLevelType w:val="hybridMultilevel"/>
-    <w:lvl w:ilvl="0" w15:tentative="1">
+    <w:tmpl w:val="E724E588"/>
+    <w:lvl w:ilvl="0" w:tplc="3380033E">
       <w:start w:val="1"/>
       <w:numFmt w:val="decimal"/>
       <w:lvlText w:val="%1."/>
@@ -4689,21 +4829,118 @@
         <w:color w:val="12707F"/>
       </w:rPr>
     </w:lvl>
+    <w:lvl w:ilvl="1" w:tplc="C3C4CCCE">
+      <w:numFmt w:val="decimal"/>
+      <w:lvlText w:val=""/>
+      <w:lvlJc w:val="left"/>
+    </w:lvl>
+    <w:lvl w:ilvl="2" w:tplc="B2D8B0F6">
+      <w:numFmt w:val="decimal"/>
+      <w:lvlText w:val=""/>
+      <w:lvlJc w:val="left"/>
+    </w:lvl>
+    <w:lvl w:ilvl="3" w:tplc="4B8A3D8E">
+      <w:numFmt w:val="decimal"/>
+      <w:lvlText w:val=""/>
+      <w:lvlJc w:val="left"/>
+    </w:lvl>
+    <w:lvl w:ilvl="4" w:tplc="03D0B352">
+      <w:numFmt w:val="decimal"/>
+      <w:lvlText w:val=""/>
+      <w:lvlJc w:val="left"/>
+    </w:lvl>
+    <w:lvl w:ilvl="5" w:tplc="07B4F930">
+      <w:numFmt w:val="decimal"/>
+      <w:lvlText w:val=""/>
+      <w:lvlJc w:val="left"/>
+    </w:lvl>
+    <w:lvl w:ilvl="6" w:tplc="2F820824">
+      <w:numFmt w:val="decimal"/>
+      <w:lvlText w:val=""/>
+      <w:lvlJc w:val="left"/>
+    </w:lvl>
+    <w:lvl w:ilvl="7" w:tplc="C79C4FCA">
+      <w:numFmt w:val="decimal"/>
+      <w:lvlText w:val=""/>
+      <w:lvlJc w:val="left"/>
+    </w:lvl>
+    <w:lvl w:ilvl="8" w:tplc="698ECE40">
+      <w:numFmt w:val="decimal"/>
+      <w:lvlText w:val=""/>
+      <w:lvlJc w:val="left"/>
+    </w:lvl>
   </w:abstractNum>
-  <w:num w:numId="1">
-    <w:abstractNumId w:val="1"/>
+  <w:abstractNum w:abstractNumId="2" w15:restartNumberingAfterBreak="0">
+    <w:nsid w:val="7662506A"/>
+    <w:multiLevelType w:val="hybridMultilevel"/>
+    <w:tmpl w:val="90F48E1C"/>
+    <w:lvl w:ilvl="0" w:tplc="3710BB92">
+      <w:start w:val="1"/>
+      <w:numFmt w:val="bullet"/>
+      <w:lvlText w:val="•"/>
+      <w:lvlJc w:val="left"/>
+      <w:pPr>
+        <w:ind w:left="600" w:hanging="280"/>
+      </w:pPr>
+      <w:rPr>
+        <w:color w:val="20A7C9"/>
+      </w:rPr>
+    </w:lvl>
+    <w:lvl w:ilvl="1" w:tplc="6834E894">
+      <w:numFmt w:val="decimal"/>
+      <w:lvlText w:val=""/>
+      <w:lvlJc w:val="left"/>
+    </w:lvl>
+    <w:lvl w:ilvl="2" w:tplc="2EFA9022">
+      <w:numFmt w:val="decimal"/>
+      <w:lvlText w:val=""/>
+      <w:lvlJc w:val="left"/>
+    </w:lvl>
+    <w:lvl w:ilvl="3" w:tplc="F9F03968">
+      <w:numFmt w:val="decimal"/>
+      <w:lvlText w:val=""/>
+      <w:lvlJc w:val="left"/>
+    </w:lvl>
+    <w:lvl w:ilvl="4" w:tplc="DBA6FD28">
+      <w:numFmt w:val="decimal"/>
+      <w:lvlText w:val=""/>
+      <w:lvlJc w:val="left"/>
+    </w:lvl>
+    <w:lvl w:ilvl="5" w:tplc="6C488FDC">
+      <w:numFmt w:val="decimal"/>
+      <w:lvlText w:val=""/>
+      <w:lvlJc w:val="left"/>
+    </w:lvl>
+    <w:lvl w:ilvl="6" w:tplc="51F0CB1E">
+      <w:numFmt w:val="decimal"/>
+      <w:lvlText w:val=""/>
+      <w:lvlJc w:val="left"/>
+    </w:lvl>
+    <w:lvl w:ilvl="7" w:tplc="F516CEE6">
+      <w:numFmt w:val="decimal"/>
+      <w:lvlText w:val=""/>
+      <w:lvlJc w:val="left"/>
+    </w:lvl>
+    <w:lvl w:ilvl="8" w:tplc="032644EA">
+      <w:numFmt w:val="decimal"/>
+      <w:lvlText w:val=""/>
+      <w:lvlJc w:val="left"/>
+    </w:lvl>
+  </w:abstractNum>
+  <w:num w:numId="1" w16cid:durableId="1844737685">
+    <w:abstractNumId w:val="0"/>
     <w:lvlOverride w:ilvl="0">
       <w:startOverride w:val="1"/>
     </w:lvlOverride>
   </w:num>
-  <w:num w:numId="2">
+  <w:num w:numId="2" w16cid:durableId="757293232">
     <w:abstractNumId w:val="2"/>
     <w:lvlOverride w:ilvl="0">
       <w:startOverride w:val="1"/>
     </w:lvlOverride>
   </w:num>
-  <w:num w:numId="3">
-    <w:abstractNumId w:val="3"/>
+  <w:num w:numId="3" w16cid:durableId="795637719">
+    <w:abstractNumId w:val="1"/>
     <w:lvlOverride w:ilvl="0">
       <w:startOverride w:val="1"/>
     </w:lvlOverride>
@@ -4712,108 +4949,546 @@
 </file>
 
 <file path=word/styles.xml><?xml version="1.0" encoding="utf-8"?>
-<w:styles xmlns:mc="http://schemas.openxmlformats.org/markup-compatibility/2006" xmlns:r="http://schemas.openxmlformats.org/officeDocument/2006/relationships" xmlns:w="http://schemas.openxmlformats.org/wordprocessingml/2006/main" xmlns:w14="http://schemas.microsoft.com/office/word/2010/wordml" xmlns:w15="http://schemas.microsoft.com/office/word/2012/wordml" mc:Ignorable="w14 w15">
+<w:styles xmlns:mc="http://schemas.openxmlformats.org/markup-compatibility/2006" xmlns:r="http://schemas.openxmlformats.org/officeDocument/2006/relationships" xmlns:w="http://schemas.openxmlformats.org/wordprocessingml/2006/main" xmlns:w14="http://schemas.microsoft.com/office/word/2010/wordml" xmlns:w15="http://schemas.microsoft.com/office/word/2012/wordml" xmlns:w16cex="http://schemas.microsoft.com/office/word/2018/wordml/cex" xmlns:w16cid="http://schemas.microsoft.com/office/word/2016/wordml/cid" xmlns:w16="http://schemas.microsoft.com/office/word/2018/wordml" xmlns:w16du="http://schemas.microsoft.com/office/word/2023/wordml/word16du" xmlns:w16sdtdh="http://schemas.microsoft.com/office/word/2020/wordml/sdtdatahash" xmlns:w16sdtfl="http://schemas.microsoft.com/office/word/2024/wordml/sdtformatlock" xmlns:w16se="http://schemas.microsoft.com/office/word/2015/wordml/symex" mc:Ignorable="w14 w15 w16se w16cid w16 w16cex w16sdtdh w16sdtfl w16du">
   <w:docDefaults>
     <w:rPrDefault>
       <w:rPr>
-        <w:rFonts w:ascii="Arial" w:cs="Arial" w:eastAsia="Arial" w:hAnsi="Arial"/>
+        <w:rFonts w:ascii="Arial" w:eastAsia="Arial" w:hAnsi="Arial" w:cs="Arial"/>
         <w:color w:val="222831"/>
         <w:sz w:val="22"/>
         <w:szCs w:val="22"/>
+        <w:lang w:val="es-CO" w:eastAsia="es-CO" w:bidi="ar-SA"/>
       </w:rPr>
     </w:rPrDefault>
     <w:pPrDefault/>
   </w:docDefaults>
-  <w:style w:type="paragraph" w:styleId="Title">
+  <w:latentStyles w:defLockedState="0" w:defUIPriority="99" w:defSemiHidden="0" w:defUnhideWhenUsed="0" w:defQFormat="0" w:count="376">
+    <w:lsdException w:name="Normal" w:uiPriority="0" w:qFormat="1"/>
+    <w:lsdException w:name="heading 1" w:uiPriority="9" w:qFormat="1"/>
+    <w:lsdException w:name="heading 2" w:semiHidden="1" w:uiPriority="9" w:unhideWhenUsed="1" w:qFormat="1"/>
+    <w:lsdException w:name="heading 3" w:semiHidden="1" w:uiPriority="9" w:unhideWhenUsed="1" w:qFormat="1"/>
+    <w:lsdException w:name="heading 4" w:semiHidden="1" w:uiPriority="9" w:unhideWhenUsed="1" w:qFormat="1"/>
+    <w:lsdException w:name="heading 5" w:semiHidden="1" w:uiPriority="9" w:unhideWhenUsed="1" w:qFormat="1"/>
+    <w:lsdException w:name="heading 6" w:semiHidden="1" w:uiPriority="9" w:unhideWhenUsed="1" w:qFormat="1"/>
+    <w:lsdException w:name="heading 7" w:semiHidden="1" w:uiPriority="9" w:unhideWhenUsed="1" w:qFormat="1"/>
+    <w:lsdException w:name="heading 8" w:semiHidden="1" w:uiPriority="9" w:unhideWhenUsed="1" w:qFormat="1"/>
+    <w:lsdException w:name="heading 9" w:semiHidden="1" w:uiPriority="9" w:unhideWhenUsed="1" w:qFormat="1"/>
+    <w:lsdException w:name="index 1" w:semiHidden="1" w:unhideWhenUsed="1"/>
+    <w:lsdException w:name="index 2" w:semiHidden="1" w:unhideWhenUsed="1"/>
+    <w:lsdException w:name="index 3" w:semiHidden="1" w:unhideWhenUsed="1"/>
+    <w:lsdException w:name="index 4" w:semiHidden="1" w:unhideWhenUsed="1"/>
+    <w:lsdException w:name="index 5" w:semiHidden="1" w:unhideWhenUsed="1"/>
+    <w:lsdException w:name="index 6" w:semiHidden="1" w:unhideWhenUsed="1"/>
+    <w:lsdException w:name="index 7" w:semiHidden="1" w:unhideWhenUsed="1"/>
+    <w:lsdException w:name="index 8" w:semiHidden="1" w:unhideWhenUsed="1"/>
+    <w:lsdException w:name="index 9" w:semiHidden="1" w:unhideWhenUsed="1"/>
+    <w:lsdException w:name="toc 1" w:semiHidden="1" w:uiPriority="39" w:unhideWhenUsed="1"/>
+    <w:lsdException w:name="toc 2" w:semiHidden="1" w:uiPriority="39" w:unhideWhenUsed="1"/>
+    <w:lsdException w:name="toc 3" w:semiHidden="1" w:uiPriority="39" w:unhideWhenUsed="1"/>
+    <w:lsdException w:name="toc 4" w:semiHidden="1" w:uiPriority="39" w:unhideWhenUsed="1"/>
+    <w:lsdException w:name="toc 5" w:semiHidden="1" w:uiPriority="39" w:unhideWhenUsed="1"/>
+    <w:lsdException w:name="toc 6" w:semiHidden="1" w:uiPriority="39" w:unhideWhenUsed="1"/>
+    <w:lsdException w:name="toc 7" w:semiHidden="1" w:uiPriority="39" w:unhideWhenUsed="1"/>
+    <w:lsdException w:name="toc 8" w:semiHidden="1" w:uiPriority="39" w:unhideWhenUsed="1"/>
+    <w:lsdException w:name="toc 9" w:semiHidden="1" w:uiPriority="39" w:unhideWhenUsed="1"/>
+    <w:lsdException w:name="Normal Indent" w:semiHidden="1" w:unhideWhenUsed="1"/>
+    <w:lsdException w:name="footnote text" w:semiHidden="1" w:unhideWhenUsed="1"/>
+    <w:lsdException w:name="annotation text" w:semiHidden="1" w:unhideWhenUsed="1"/>
+    <w:lsdException w:name="header" w:semiHidden="1" w:unhideWhenUsed="1"/>
+    <w:lsdException w:name="footer" w:semiHidden="1" w:unhideWhenUsed="1"/>
+    <w:lsdException w:name="index heading" w:semiHidden="1" w:unhideWhenUsed="1"/>
+    <w:lsdException w:name="caption" w:semiHidden="1" w:uiPriority="35" w:unhideWhenUsed="1" w:qFormat="1"/>
+    <w:lsdException w:name="table of figures" w:semiHidden="1" w:unhideWhenUsed="1"/>
+    <w:lsdException w:name="envelope address" w:semiHidden="1" w:unhideWhenUsed="1"/>
+    <w:lsdException w:name="envelope return" w:semiHidden="1" w:unhideWhenUsed="1"/>
+    <w:lsdException w:name="footnote reference" w:semiHidden="1" w:unhideWhenUsed="1"/>
+    <w:lsdException w:name="annotation reference" w:semiHidden="1" w:unhideWhenUsed="1"/>
+    <w:lsdException w:name="line number" w:semiHidden="1" w:unhideWhenUsed="1"/>
+    <w:lsdException w:name="page number" w:semiHidden="1" w:unhideWhenUsed="1"/>
+    <w:lsdException w:name="endnote reference" w:semiHidden="1" w:unhideWhenUsed="1"/>
+    <w:lsdException w:name="endnote text" w:semiHidden="1" w:unhideWhenUsed="1"/>
+    <w:lsdException w:name="table of authorities" w:semiHidden="1" w:unhideWhenUsed="1"/>
+    <w:lsdException w:name="macro" w:semiHidden="1" w:unhideWhenUsed="1"/>
+    <w:lsdException w:name="toa heading" w:semiHidden="1" w:unhideWhenUsed="1"/>
+    <w:lsdException w:name="List" w:semiHidden="1" w:unhideWhenUsed="1"/>
+    <w:lsdException w:name="List Bullet" w:semiHidden="1" w:unhideWhenUsed="1"/>
+    <w:lsdException w:name="List Number" w:semiHidden="1" w:unhideWhenUsed="1"/>
+    <w:lsdException w:name="List 2" w:semiHidden="1" w:unhideWhenUsed="1"/>
+    <w:lsdException w:name="List 3" w:semiHidden="1" w:unhideWhenUsed="1"/>
+    <w:lsdException w:name="List 4" w:semiHidden="1" w:unhideWhenUsed="1"/>
+    <w:lsdException w:name="List 5" w:semiHidden="1" w:unhideWhenUsed="1"/>
+    <w:lsdException w:name="List Bullet 2" w:semiHidden="1" w:unhideWhenUsed="1"/>
+    <w:lsdException w:name="List Bullet 3" w:semiHidden="1" w:unhideWhenUsed="1"/>
+    <w:lsdException w:name="List Bullet 4" w:semiHidden="1" w:unhideWhenUsed="1"/>
+    <w:lsdException w:name="List Bullet 5" w:semiHidden="1" w:unhideWhenUsed="1"/>
+    <w:lsdException w:name="List Number 2" w:semiHidden="1" w:unhideWhenUsed="1"/>
+    <w:lsdException w:name="List Number 3" w:semiHidden="1" w:unhideWhenUsed="1"/>
+    <w:lsdException w:name="List Number 4" w:semiHidden="1" w:unhideWhenUsed="1"/>
+    <w:lsdException w:name="List Number 5" w:semiHidden="1" w:unhideWhenUsed="1"/>
+    <w:lsdException w:name="Title" w:uiPriority="10" w:qFormat="1"/>
+    <w:lsdException w:name="Closing" w:semiHidden="1" w:unhideWhenUsed="1"/>
+    <w:lsdException w:name="Signature" w:semiHidden="1" w:unhideWhenUsed="1"/>
+    <w:lsdException w:name="Default Paragraph Font" w:semiHidden="1" w:uiPriority="1" w:unhideWhenUsed="1"/>
+    <w:lsdException w:name="Body Text" w:semiHidden="1" w:unhideWhenUsed="1"/>
+    <w:lsdException w:name="Body Text Indent" w:semiHidden="1" w:unhideWhenUsed="1"/>
+    <w:lsdException w:name="List Continue" w:semiHidden="1" w:unhideWhenUsed="1"/>
+    <w:lsdException w:name="List Continue 2" w:semiHidden="1" w:unhideWhenUsed="1"/>
+    <w:lsdException w:name="List Continue 3" w:semiHidden="1" w:unhideWhenUsed="1"/>
+    <w:lsdException w:name="List Continue 4" w:semiHidden="1" w:unhideWhenUsed="1"/>
+    <w:lsdException w:name="List Continue 5" w:semiHidden="1" w:unhideWhenUsed="1"/>
+    <w:lsdException w:name="Message Header" w:semiHidden="1" w:unhideWhenUsed="1"/>
+    <w:lsdException w:name="Subtitle" w:uiPriority="11" w:qFormat="1"/>
+    <w:lsdException w:name="Salutation" w:semiHidden="1" w:unhideWhenUsed="1"/>
+    <w:lsdException w:name="Date" w:semiHidden="1" w:unhideWhenUsed="1"/>
+    <w:lsdException w:name="Body Text First Indent" w:semiHidden="1" w:unhideWhenUsed="1"/>
+    <w:lsdException w:name="Body Text First Indent 2" w:semiHidden="1" w:unhideWhenUsed="1"/>
+    <w:lsdException w:name="Note Heading" w:semiHidden="1" w:unhideWhenUsed="1"/>
+    <w:lsdException w:name="Body Text 2" w:semiHidden="1" w:unhideWhenUsed="1"/>
+    <w:lsdException w:name="Body Text 3" w:semiHidden="1" w:unhideWhenUsed="1"/>
+    <w:lsdException w:name="Body Text Indent 2" w:semiHidden="1" w:unhideWhenUsed="1"/>
+    <w:lsdException w:name="Body Text Indent 3" w:semiHidden="1" w:unhideWhenUsed="1"/>
+    <w:lsdException w:name="Block Text" w:semiHidden="1" w:unhideWhenUsed="1"/>
+    <w:lsdException w:name="Hyperlink" w:semiHidden="1" w:unhideWhenUsed="1"/>
+    <w:lsdException w:name="FollowedHyperlink" w:semiHidden="1" w:unhideWhenUsed="1"/>
+    <w:lsdException w:name="Strong" w:uiPriority="22" w:qFormat="1"/>
+    <w:lsdException w:name="Emphasis" w:uiPriority="20" w:qFormat="1"/>
+    <w:lsdException w:name="Document Map" w:semiHidden="1" w:unhideWhenUsed="1"/>
+    <w:lsdException w:name="Plain Text" w:semiHidden="1" w:unhideWhenUsed="1"/>
+    <w:lsdException w:name="E-mail Signature" w:semiHidden="1" w:unhideWhenUsed="1"/>
+    <w:lsdException w:name="HTML Top of Form" w:semiHidden="1" w:unhideWhenUsed="1"/>
+    <w:lsdException w:name="HTML Bottom of Form" w:semiHidden="1" w:unhideWhenUsed="1"/>
+    <w:lsdException w:name="Normal (Web)" w:semiHidden="1" w:unhideWhenUsed="1"/>
+    <w:lsdException w:name="HTML Acronym" w:semiHidden="1" w:unhideWhenUsed="1"/>
+    <w:lsdException w:name="HTML Address" w:semiHidden="1" w:unhideWhenUsed="1"/>
+    <w:lsdException w:name="HTML Cite" w:semiHidden="1" w:unhideWhenUsed="1"/>
+    <w:lsdException w:name="HTML Code" w:semiHidden="1" w:unhideWhenUsed="1"/>
+    <w:lsdException w:name="HTML Definition" w:semiHidden="1" w:unhideWhenUsed="1"/>
+    <w:lsdException w:name="HTML Keyboard" w:semiHidden="1" w:unhideWhenUsed="1"/>
+    <w:lsdException w:name="HTML Preformatted" w:semiHidden="1" w:unhideWhenUsed="1"/>
+    <w:lsdException w:name="HTML Sample" w:semiHidden="1" w:unhideWhenUsed="1"/>
+    <w:lsdException w:name="HTML Typewriter" w:semiHidden="1" w:unhideWhenUsed="1"/>
+    <w:lsdException w:name="HTML Variable" w:semiHidden="1" w:unhideWhenUsed="1"/>
+    <w:lsdException w:name="Normal Table" w:semiHidden="1" w:unhideWhenUsed="1"/>
+    <w:lsdException w:name="annotation subject" w:semiHidden="1" w:unhideWhenUsed="1"/>
+    <w:lsdException w:name="No List" w:semiHidden="1" w:unhideWhenUsed="1"/>
+    <w:lsdException w:name="Outline List 1" w:semiHidden="1" w:unhideWhenUsed="1"/>
+    <w:lsdException w:name="Outline List 2" w:semiHidden="1" w:unhideWhenUsed="1"/>
+    <w:lsdException w:name="Outline List 3" w:semiHidden="1" w:unhideWhenUsed="1"/>
+    <w:lsdException w:name="Table Simple 1" w:semiHidden="1" w:unhideWhenUsed="1"/>
+    <w:lsdException w:name="Table Simple 2" w:semiHidden="1" w:unhideWhenUsed="1"/>
+    <w:lsdException w:name="Table Simple 3" w:semiHidden="1" w:unhideWhenUsed="1"/>
+    <w:lsdException w:name="Table Classic 1" w:semiHidden="1" w:unhideWhenUsed="1"/>
+    <w:lsdException w:name="Table Classic 2" w:semiHidden="1" w:unhideWhenUsed="1"/>
+    <w:lsdException w:name="Table Classic 3" w:semiHidden="1" w:unhideWhenUsed="1"/>
+    <w:lsdException w:name="Table Classic 4" w:semiHidden="1" w:unhideWhenUsed="1"/>
+    <w:lsdException w:name="Table Colorful 1" w:semiHidden="1" w:unhideWhenUsed="1"/>
+    <w:lsdException w:name="Table Colorful 2" w:semiHidden="1" w:unhideWhenUsed="1"/>
+    <w:lsdException w:name="Table Colorful 3" w:semiHidden="1" w:unhideWhenUsed="1"/>
+    <w:lsdException w:name="Table Columns 1" w:semiHidden="1" w:unhideWhenUsed="1"/>
+    <w:lsdException w:name="Table Columns 2" w:semiHidden="1" w:unhideWhenUsed="1"/>
+    <w:lsdException w:name="Table Columns 3" w:semiHidden="1" w:unhideWhenUsed="1"/>
+    <w:lsdException w:name="Table Columns 4" w:semiHidden="1" w:unhideWhenUsed="1"/>
+    <w:lsdException w:name="Table Columns 5" w:semiHidden="1" w:unhideWhenUsed="1"/>
+    <w:lsdException w:name="Table Grid 1" w:semiHidden="1" w:unhideWhenUsed="1"/>
+    <w:lsdException w:name="Table Grid 2" w:semiHidden="1" w:unhideWhenUsed="1"/>
+    <w:lsdException w:name="Table Grid 3" w:semiHidden="1" w:unhideWhenUsed="1"/>
+    <w:lsdException w:name="Table Grid 4" w:semiHidden="1" w:unhideWhenUsed="1"/>
+    <w:lsdException w:name="Table Grid 5" w:semiHidden="1" w:unhideWhenUsed="1"/>
+    <w:lsdException w:name="Table Grid 6" w:semiHidden="1" w:unhideWhenUsed="1"/>
+    <w:lsdException w:name="Table Grid 7" w:semiHidden="1" w:unhideWhenUsed="1"/>
+    <w:lsdException w:name="Table Grid 8" w:semiHidden="1" w:unhideWhenUsed="1"/>
+    <w:lsdException w:name="Table List 1" w:semiHidden="1" w:unhideWhenUsed="1"/>
+    <w:lsdException w:name="Table List 2" w:semiHidden="1" w:unhideWhenUsed="1"/>
+    <w:lsdException w:name="Table List 3" w:semiHidden="1" w:unhideWhenUsed="1"/>
+    <w:lsdException w:name="Table List 4" w:semiHidden="1" w:unhideWhenUsed="1"/>
+    <w:lsdException w:name="Table List 5" w:semiHidden="1" w:unhideWhenUsed="1"/>
+    <w:lsdException w:name="Table List 6" w:semiHidden="1" w:unhideWhenUsed="1"/>
+    <w:lsdException w:name="Table List 7" w:semiHidden="1" w:unhideWhenUsed="1"/>
+    <w:lsdException w:name="Table List 8" w:semiHidden="1" w:unhideWhenUsed="1"/>
+    <w:lsdException w:name="Table 3D effects 1" w:semiHidden="1" w:unhideWhenUsed="1"/>
+    <w:lsdException w:name="Table 3D effects 2" w:semiHidden="1" w:unhideWhenUsed="1"/>
+    <w:lsdException w:name="Table 3D effects 3" w:semiHidden="1" w:unhideWhenUsed="1"/>
+    <w:lsdException w:name="Table Contemporary" w:semiHidden="1" w:unhideWhenUsed="1"/>
+    <w:lsdException w:name="Table Elegant" w:semiHidden="1" w:unhideWhenUsed="1"/>
+    <w:lsdException w:name="Table Professional" w:semiHidden="1" w:unhideWhenUsed="1"/>
+    <w:lsdException w:name="Table Subtle 1" w:semiHidden="1" w:unhideWhenUsed="1"/>
+    <w:lsdException w:name="Table Subtle 2" w:semiHidden="1" w:unhideWhenUsed="1"/>
+    <w:lsdException w:name="Table Web 1" w:semiHidden="1" w:unhideWhenUsed="1"/>
+    <w:lsdException w:name="Table Web 2" w:semiHidden="1" w:unhideWhenUsed="1"/>
+    <w:lsdException w:name="Table Web 3" w:semiHidden="1" w:unhideWhenUsed="1"/>
+    <w:lsdException w:name="Balloon Text" w:semiHidden="1" w:unhideWhenUsed="1"/>
+    <w:lsdException w:name="Table Grid" w:uiPriority="39"/>
+    <w:lsdException w:name="Table Theme" w:semiHidden="1" w:unhideWhenUsed="1"/>
+    <w:lsdException w:name="Placeholder Text" w:semiHidden="1"/>
+    <w:lsdException w:name="No Spacing" w:uiPriority="1" w:qFormat="1"/>
+    <w:lsdException w:name="Light Shading" w:uiPriority="60"/>
+    <w:lsdException w:name="Light List" w:uiPriority="61"/>
+    <w:lsdException w:name="Light Grid" w:uiPriority="62"/>
+    <w:lsdException w:name="Medium Shading 1" w:uiPriority="63"/>
+    <w:lsdException w:name="Medium Shading 2" w:uiPriority="64"/>
+    <w:lsdException w:name="Medium List 1" w:uiPriority="65"/>
+    <w:lsdException w:name="Medium List 2" w:uiPriority="66"/>
+    <w:lsdException w:name="Medium Grid 1" w:uiPriority="67"/>
+    <w:lsdException w:name="Medium Grid 2" w:uiPriority="68"/>
+    <w:lsdException w:name="Medium Grid 3" w:uiPriority="69"/>
+    <w:lsdException w:name="Dark List" w:uiPriority="70"/>
+    <w:lsdException w:name="Colorful Shading" w:uiPriority="71"/>
+    <w:lsdException w:name="Colorful List" w:uiPriority="72"/>
+    <w:lsdException w:name="Colorful Grid" w:uiPriority="73"/>
+    <w:lsdException w:name="Light Shading Accent 1" w:uiPriority="60"/>
+    <w:lsdException w:name="Light List Accent 1" w:uiPriority="61"/>
+    <w:lsdException w:name="Light Grid Accent 1" w:uiPriority="62"/>
+    <w:lsdException w:name="Medium Shading 1 Accent 1" w:uiPriority="63"/>
+    <w:lsdException w:name="Medium Shading 2 Accent 1" w:uiPriority="64"/>
+    <w:lsdException w:name="Medium List 1 Accent 1" w:uiPriority="65"/>
+    <w:lsdException w:name="Revision" w:semiHidden="1"/>
+    <w:lsdException w:name="List Paragraph" w:uiPriority="34" w:qFormat="1"/>
+    <w:lsdException w:name="Quote" w:uiPriority="29" w:qFormat="1"/>
+    <w:lsdException w:name="Intense Quote" w:uiPriority="30" w:qFormat="1"/>
+    <w:lsdException w:name="Medium List 2 Accent 1" w:uiPriority="66"/>
+    <w:lsdException w:name="Medium Grid 1 Accent 1" w:uiPriority="67"/>
+    <w:lsdException w:name="Medium Grid 2 Accent 1" w:uiPriority="68"/>
+    <w:lsdException w:name="Medium Grid 3 Accent 1" w:uiPriority="69"/>
+    <w:lsdException w:name="Dark List Accent 1" w:uiPriority="70"/>
+    <w:lsdException w:name="Colorful Shading Accent 1" w:uiPriority="71"/>
+    <w:lsdException w:name="Colorful List Accent 1" w:uiPriority="72"/>
+    <w:lsdException w:name="Colorful Grid Accent 1" w:uiPriority="73"/>
+    <w:lsdException w:name="Light Shading Accent 2" w:uiPriority="60"/>
+    <w:lsdException w:name="Light List Accent 2" w:uiPriority="61"/>
+    <w:lsdException w:name="Light Grid Accent 2" w:uiPriority="62"/>
+    <w:lsdException w:name="Medium Shading 1 Accent 2" w:uiPriority="63"/>
+    <w:lsdException w:name="Medium Shading 2 Accent 2" w:uiPriority="64"/>
+    <w:lsdException w:name="Medium List 1 Accent 2" w:uiPriority="65"/>
+    <w:lsdException w:name="Medium List 2 Accent 2" w:uiPriority="66"/>
+    <w:lsdException w:name="Medium Grid 1 Accent 2" w:uiPriority="67"/>
+    <w:lsdException w:name="Medium Grid 2 Accent 2" w:uiPriority="68"/>
+    <w:lsdException w:name="Medium Grid 3 Accent 2" w:uiPriority="69"/>
+    <w:lsdException w:name="Dark List Accent 2" w:uiPriority="70"/>
+    <w:lsdException w:name="Colorful Shading Accent 2" w:uiPriority="71"/>
+    <w:lsdException w:name="Colorful List Accent 2" w:uiPriority="72"/>
+    <w:lsdException w:name="Colorful Grid Accent 2" w:uiPriority="73"/>
+    <w:lsdException w:name="Light Shading Accent 3" w:uiPriority="60"/>
+    <w:lsdException w:name="Light List Accent 3" w:uiPriority="61"/>
+    <w:lsdException w:name="Light Grid Accent 3" w:uiPriority="62"/>
+    <w:lsdException w:name="Medium Shading 1 Accent 3" w:uiPriority="63"/>
+    <w:lsdException w:name="Medium Shading 2 Accent 3" w:uiPriority="64"/>
+    <w:lsdException w:name="Medium List 1 Accent 3" w:uiPriority="65"/>
+    <w:lsdException w:name="Medium List 2 Accent 3" w:uiPriority="66"/>
+    <w:lsdException w:name="Medium Grid 1 Accent 3" w:uiPriority="67"/>
+    <w:lsdException w:name="Medium Grid 2 Accent 3" w:uiPriority="68"/>
+    <w:lsdException w:name="Medium Grid 3 Accent 3" w:uiPriority="69"/>
+    <w:lsdException w:name="Dark List Accent 3" w:uiPriority="70"/>
+    <w:lsdException w:name="Colorful Shading Accent 3" w:uiPriority="71"/>
+    <w:lsdException w:name="Colorful List Accent 3" w:uiPriority="72"/>
+    <w:lsdException w:name="Colorful Grid Accent 3" w:uiPriority="73"/>
+    <w:lsdException w:name="Light Shading Accent 4" w:uiPriority="60"/>
+    <w:lsdException w:name="Light List Accent 4" w:uiPriority="61"/>
+    <w:lsdException w:name="Light Grid Accent 4" w:uiPriority="62"/>
+    <w:lsdException w:name="Medium Shading 1 Accent 4" w:uiPriority="63"/>
+    <w:lsdException w:name="Medium Shading 2 Accent 4" w:uiPriority="64"/>
+    <w:lsdException w:name="Medium List 1 Accent 4" w:uiPriority="65"/>
+    <w:lsdException w:name="Medium List 2 Accent 4" w:uiPriority="66"/>
+    <w:lsdException w:name="Medium Grid 1 Accent 4" w:uiPriority="67"/>
+    <w:lsdException w:name="Medium Grid 2 Accent 4" w:uiPriority="68"/>
+    <w:lsdException w:name="Medium Grid 3 Accent 4" w:uiPriority="69"/>
+    <w:lsdException w:name="Dark List Accent 4" w:uiPriority="70"/>
+    <w:lsdException w:name="Colorful Shading Accent 4" w:uiPriority="71"/>
+    <w:lsdException w:name="Colorful List Accent 4" w:uiPriority="72"/>
+    <w:lsdException w:name="Colorful Grid Accent 4" w:uiPriority="73"/>
+    <w:lsdException w:name="Light Shading Accent 5" w:uiPriority="60"/>
+    <w:lsdException w:name="Light List Accent 5" w:uiPriority="61"/>
+    <w:lsdException w:name="Light Grid Accent 5" w:uiPriority="62"/>
+    <w:lsdException w:name="Medium Shading 1 Accent 5" w:uiPriority="63"/>
+    <w:lsdException w:name="Medium Shading 2 Accent 5" w:uiPriority="64"/>
+    <w:lsdException w:name="Medium List 1 Accent 5" w:uiPriority="65"/>
+    <w:lsdException w:name="Medium List 2 Accent 5" w:uiPriority="66"/>
+    <w:lsdException w:name="Medium Grid 1 Accent 5" w:uiPriority="67"/>
+    <w:lsdException w:name="Medium Grid 2 Accent 5" w:uiPriority="68"/>
+    <w:lsdException w:name="Medium Grid 3 Accent 5" w:uiPriority="69"/>
+    <w:lsdException w:name="Dark List Accent 5" w:uiPriority="70"/>
+    <w:lsdException w:name="Colorful Shading Accent 5" w:uiPriority="71"/>
+    <w:lsdException w:name="Colorful List Accent 5" w:uiPriority="72"/>
+    <w:lsdException w:name="Colorful Grid Accent 5" w:uiPriority="73"/>
+    <w:lsdException w:name="Light Shading Accent 6" w:uiPriority="60"/>
+    <w:lsdException w:name="Light List Accent 6" w:uiPriority="61"/>
+    <w:lsdException w:name="Light Grid Accent 6" w:uiPriority="62"/>
+    <w:lsdException w:name="Medium Shading 1 Accent 6" w:uiPriority="63"/>
+    <w:lsdException w:name="Medium Shading 2 Accent 6" w:uiPriority="64"/>
+    <w:lsdException w:name="Medium List 1 Accent 6" w:uiPriority="65"/>
+    <w:lsdException w:name="Medium List 2 Accent 6" w:uiPriority="66"/>
+    <w:lsdException w:name="Medium Grid 1 Accent 6" w:uiPriority="67"/>
+    <w:lsdException w:name="Medium Grid 2 Accent 6" w:uiPriority="68"/>
+    <w:lsdException w:name="Medium Grid 3 Accent 6" w:uiPriority="69"/>
+    <w:lsdException w:name="Dark List Accent 6" w:uiPriority="70"/>
+    <w:lsdException w:name="Colorful Shading Accent 6" w:uiPriority="71"/>
+    <w:lsdException w:name="Colorful List Accent 6" w:uiPriority="72"/>
+    <w:lsdException w:name="Colorful Grid Accent 6" w:uiPriority="73"/>
+    <w:lsdException w:name="Subtle Emphasis" w:uiPriority="19" w:qFormat="1"/>
+    <w:lsdException w:name="Intense Emphasis" w:uiPriority="21" w:qFormat="1"/>
+    <w:lsdException w:name="Subtle Reference" w:uiPriority="31" w:qFormat="1"/>
+    <w:lsdException w:name="Intense Reference" w:uiPriority="32" w:qFormat="1"/>
+    <w:lsdException w:name="Book Title" w:uiPriority="33" w:qFormat="1"/>
+    <w:lsdException w:name="Bibliography" w:semiHidden="1" w:uiPriority="37" w:unhideWhenUsed="1"/>
+    <w:lsdException w:name="TOC Heading" w:semiHidden="1" w:uiPriority="39" w:unhideWhenUsed="1" w:qFormat="1"/>
+    <w:lsdException w:name="Plain Table 1" w:uiPriority="41"/>
+    <w:lsdException w:name="Plain Table 2" w:uiPriority="42"/>
+    <w:lsdException w:name="Plain Table 3" w:uiPriority="43"/>
+    <w:lsdException w:name="Plain Table 4" w:uiPriority="44"/>
+    <w:lsdException w:name="Plain Table 5" w:uiPriority="45"/>
+    <w:lsdException w:name="Grid Table Light" w:uiPriority="40"/>
+    <w:lsdException w:name="Grid Table 1 Light" w:uiPriority="46"/>
+    <w:lsdException w:name="Grid Table 2" w:uiPriority="47"/>
+    <w:lsdException w:name="Grid Table 3" w:uiPriority="48"/>
+    <w:lsdException w:name="Grid Table 4" w:uiPriority="49"/>
+    <w:lsdException w:name="Grid Table 5 Dark" w:uiPriority="50"/>
+    <w:lsdException w:name="Grid Table 6 Colorful" w:uiPriority="51"/>
+    <w:lsdException w:name="Grid Table 7 Colorful" w:uiPriority="52"/>
+    <w:lsdException w:name="Grid Table 1 Light Accent 1" w:uiPriority="46"/>
+    <w:lsdException w:name="Grid Table 2 Accent 1" w:uiPriority="47"/>
+    <w:lsdException w:name="Grid Table 3 Accent 1" w:uiPriority="48"/>
+    <w:lsdException w:name="Grid Table 4 Accent 1" w:uiPriority="49"/>
+    <w:lsdException w:name="Grid Table 5 Dark Accent 1" w:uiPriority="50"/>
+    <w:lsdException w:name="Grid Table 6 Colorful Accent 1" w:uiPriority="51"/>
+    <w:lsdException w:name="Grid Table 7 Colorful Accent 1" w:uiPriority="52"/>
+    <w:lsdException w:name="Grid Table 1 Light Accent 2" w:uiPriority="46"/>
+    <w:lsdException w:name="Grid Table 2 Accent 2" w:uiPriority="47"/>
+    <w:lsdException w:name="Grid Table 3 Accent 2" w:uiPriority="48"/>
+    <w:lsdException w:name="Grid Table 4 Accent 2" w:uiPriority="49"/>
+    <w:lsdException w:name="Grid Table 5 Dark Accent 2" w:uiPriority="50"/>
+    <w:lsdException w:name="Grid Table 6 Colorful Accent 2" w:uiPriority="51"/>
+    <w:lsdException w:name="Grid Table 7 Colorful Accent 2" w:uiPriority="52"/>
+    <w:lsdException w:name="Grid Table 1 Light Accent 3" w:uiPriority="46"/>
+    <w:lsdException w:name="Grid Table 2 Accent 3" w:uiPriority="47"/>
+    <w:lsdException w:name="Grid Table 3 Accent 3" w:uiPriority="48"/>
+    <w:lsdException w:name="Grid Table 4 Accent 3" w:uiPriority="49"/>
+    <w:lsdException w:name="Grid Table 5 Dark Accent 3" w:uiPriority="50"/>
+    <w:lsdException w:name="Grid Table 6 Colorful Accent 3" w:uiPriority="51"/>
+    <w:lsdException w:name="Grid Table 7 Colorful Accent 3" w:uiPriority="52"/>
+    <w:lsdException w:name="Grid Table 1 Light Accent 4" w:uiPriority="46"/>
+    <w:lsdException w:name="Grid Table 2 Accent 4" w:uiPriority="47"/>
+    <w:lsdException w:name="Grid Table 3 Accent 4" w:uiPriority="48"/>
+    <w:lsdException w:name="Grid Table 4 Accent 4" w:uiPriority="49"/>
+    <w:lsdException w:name="Grid Table 5 Dark Accent 4" w:uiPriority="50"/>
+    <w:lsdException w:name="Grid Table 6 Colorful Accent 4" w:uiPriority="51"/>
+    <w:lsdException w:name="Grid Table 7 Colorful Accent 4" w:uiPriority="52"/>
+    <w:lsdException w:name="Grid Table 1 Light Accent 5" w:uiPriority="46"/>
+    <w:lsdException w:name="Grid Table 2 Accent 5" w:uiPriority="47"/>
+    <w:lsdException w:name="Grid Table 3 Accent 5" w:uiPriority="48"/>
+    <w:lsdException w:name="Grid Table 4 Accent 5" w:uiPriority="49"/>
+    <w:lsdException w:name="Grid Table 5 Dark Accent 5" w:uiPriority="50"/>
+    <w:lsdException w:name="Grid Table 6 Colorful Accent 5" w:uiPriority="51"/>
+    <w:lsdException w:name="Grid Table 7 Colorful Accent 5" w:uiPriority="52"/>
+    <w:lsdException w:name="Grid Table 1 Light Accent 6" w:uiPriority="46"/>
+    <w:lsdException w:name="Grid Table 2 Accent 6" w:uiPriority="47"/>
+    <w:lsdException w:name="Grid Table 3 Accent 6" w:uiPriority="48"/>
+    <w:lsdException w:name="Grid Table 4 Accent 6" w:uiPriority="49"/>
+    <w:lsdException w:name="Grid Table 5 Dark Accent 6" w:uiPriority="50"/>
+    <w:lsdException w:name="Grid Table 6 Colorful Accent 6" w:uiPriority="51"/>
+    <w:lsdException w:name="Grid Table 7 Colorful Accent 6" w:uiPriority="52"/>
+    <w:lsdException w:name="List Table 1 Light" w:uiPriority="46"/>
+    <w:lsdException w:name="List Table 2" w:uiPriority="47"/>
+    <w:lsdException w:name="List Table 3" w:uiPriority="48"/>
+    <w:lsdException w:name="List Table 4" w:uiPriority="49"/>
+    <w:lsdException w:name="List Table 5 Dark" w:uiPriority="50"/>
+    <w:lsdException w:name="List Table 6 Colorful" w:uiPriority="51"/>
+    <w:lsdException w:name="List Table 7 Colorful" w:uiPriority="52"/>
+    <w:lsdException w:name="List Table 1 Light Accent 1" w:uiPriority="46"/>
+    <w:lsdException w:name="List Table 2 Accent 1" w:uiPriority="47"/>
+    <w:lsdException w:name="List Table 3 Accent 1" w:uiPriority="48"/>
+    <w:lsdException w:name="List Table 4 Accent 1" w:uiPriority="49"/>
+    <w:lsdException w:name="List Table 5 Dark Accent 1" w:uiPriority="50"/>
+    <w:lsdException w:name="List Table 6 Colorful Accent 1" w:uiPriority="51"/>
+    <w:lsdException w:name="List Table 7 Colorful Accent 1" w:uiPriority="52"/>
+    <w:lsdException w:name="List Table 1 Light Accent 2" w:uiPriority="46"/>
+    <w:lsdException w:name="List Table 2 Accent 2" w:uiPriority="47"/>
+    <w:lsdException w:name="List Table 3 Accent 2" w:uiPriority="48"/>
+    <w:lsdException w:name="List Table 4 Accent 2" w:uiPriority="49"/>
+    <w:lsdException w:name="List Table 5 Dark Accent 2" w:uiPriority="50"/>
+    <w:lsdException w:name="List Table 6 Colorful Accent 2" w:uiPriority="51"/>
+    <w:lsdException w:name="List Table 7 Colorful Accent 2" w:uiPriority="52"/>
+    <w:lsdException w:name="List Table 1 Light Accent 3" w:uiPriority="46"/>
+    <w:lsdException w:name="List Table 2 Accent 3" w:uiPriority="47"/>
+    <w:lsdException w:name="List Table 3 Accent 3" w:uiPriority="48"/>
+    <w:lsdException w:name="List Table 4 Accent 3" w:uiPriority="49"/>
+    <w:lsdException w:name="List Table 5 Dark Accent 3" w:uiPriority="50"/>
+    <w:lsdException w:name="List Table 6 Colorful Accent 3" w:uiPriority="51"/>
+    <w:lsdException w:name="List Table 7 Colorful Accent 3" w:uiPriority="52"/>
+    <w:lsdException w:name="List Table 1 Light Accent 4" w:uiPriority="46"/>
+    <w:lsdException w:name="List Table 2 Accent 4" w:uiPriority="47"/>
+    <w:lsdException w:name="List Table 3 Accent 4" w:uiPriority="48"/>
+    <w:lsdException w:name="List Table 4 Accent 4" w:uiPriority="49"/>
+    <w:lsdException w:name="List Table 5 Dark Accent 4" w:uiPriority="50"/>
+    <w:lsdException w:name="List Table 6 Colorful Accent 4" w:uiPriority="51"/>
+    <w:lsdException w:name="List Table 7 Colorful Accent 4" w:uiPriority="52"/>
+    <w:lsdException w:name="List Table 1 Light Accent 5" w:uiPriority="46"/>
+    <w:lsdException w:name="List Table 2 Accent 5" w:uiPriority="47"/>
+    <w:lsdException w:name="List Table 3 Accent 5" w:uiPriority="48"/>
+    <w:lsdException w:name="List Table 4 Accent 5" w:uiPriority="49"/>
+    <w:lsdException w:name="List Table 5 Dark Accent 5" w:uiPriority="50"/>
+    <w:lsdException w:name="List Table 6 Colorful Accent 5" w:uiPriority="51"/>
+    <w:lsdException w:name="List Table 7 Colorful Accent 5" w:uiPriority="52"/>
+    <w:lsdException w:name="List Table 1 Light Accent 6" w:uiPriority="46"/>
+    <w:lsdException w:name="List Table 2 Accent 6" w:uiPriority="47"/>
+    <w:lsdException w:name="List Table 3 Accent 6" w:uiPriority="48"/>
+    <w:lsdException w:name="List Table 4 Accent 6" w:uiPriority="49"/>
+    <w:lsdException w:name="List Table 5 Dark Accent 6" w:uiPriority="50"/>
+    <w:lsdException w:name="List Table 6 Colorful Accent 6" w:uiPriority="51"/>
+    <w:lsdException w:name="List Table 7 Colorful Accent 6" w:uiPriority="52"/>
+    <w:lsdException w:name="Mention" w:semiHidden="1" w:unhideWhenUsed="1"/>
+    <w:lsdException w:name="Smart Hyperlink" w:semiHidden="1" w:unhideWhenUsed="1"/>
+    <w:lsdException w:name="Hashtag" w:semiHidden="1" w:unhideWhenUsed="1"/>
+    <w:lsdException w:name="Unresolved Mention" w:semiHidden="1" w:unhideWhenUsed="1"/>
+    <w:lsdException w:name="Smart Link" w:semiHidden="1" w:unhideWhenUsed="1"/>
+  </w:latentStyles>
+  <w:style w:type="paragraph" w:default="1" w:styleId="Normal">
+    <w:name w:val="Normal"/>
+    <w:qFormat/>
+  </w:style>
+  <w:style w:type="paragraph" w:styleId="Ttulo1">
+    <w:name w:val="heading 1"/>
+    <w:uiPriority w:val="9"/>
+    <w:qFormat/>
+    <w:pPr>
+      <w:pBdr>
+        <w:bottom w:val="single" w:sz="18" w:space="6" w:color="20A7C9"/>
+      </w:pBdr>
+      <w:spacing w:before="240" w:after="160"/>
+      <w:outlineLvl w:val="0"/>
+    </w:pPr>
+    <w:rPr>
+      <w:b/>
+      <w:bCs/>
+      <w:color w:val="1B2A4A"/>
+      <w:sz w:val="32"/>
+      <w:szCs w:val="32"/>
+    </w:rPr>
+  </w:style>
+  <w:style w:type="paragraph" w:styleId="Ttulo2">
+    <w:name w:val="heading 2"/>
+    <w:uiPriority w:val="9"/>
+    <w:unhideWhenUsed/>
+    <w:qFormat/>
+    <w:pPr>
+      <w:spacing w:before="220" w:after="110"/>
+      <w:outlineLvl w:val="1"/>
+    </w:pPr>
+    <w:rPr>
+      <w:b/>
+      <w:bCs/>
+      <w:color w:val="12707F"/>
+      <w:sz w:val="26"/>
+      <w:szCs w:val="26"/>
+    </w:rPr>
+  </w:style>
+  <w:style w:type="paragraph" w:styleId="Ttulo3">
+    <w:name w:val="heading 3"/>
+    <w:uiPriority w:val="9"/>
+    <w:semiHidden/>
+    <w:unhideWhenUsed/>
+    <w:qFormat/>
+    <w:pPr>
+      <w:spacing w:before="160" w:after="90"/>
+      <w:outlineLvl w:val="2"/>
+    </w:pPr>
+    <w:rPr>
+      <w:b/>
+      <w:bCs/>
+      <w:color w:val="333A45"/>
+      <w:sz w:val="23"/>
+      <w:szCs w:val="23"/>
+    </w:rPr>
+  </w:style>
+  <w:style w:type="paragraph" w:styleId="Ttulo4">
+    <w:name w:val="heading 4"/>
+    <w:uiPriority w:val="9"/>
+    <w:semiHidden/>
+    <w:unhideWhenUsed/>
+    <w:qFormat/>
+    <w:pPr>
+      <w:outlineLvl w:val="3"/>
+    </w:pPr>
+    <w:rPr>
+      <w:i/>
+      <w:iCs/>
+      <w:color w:val="2E74B5"/>
+    </w:rPr>
+  </w:style>
+  <w:style w:type="paragraph" w:styleId="Ttulo5">
+    <w:name w:val="heading 5"/>
+    <w:uiPriority w:val="9"/>
+    <w:semiHidden/>
+    <w:unhideWhenUsed/>
+    <w:qFormat/>
+    <w:pPr>
+      <w:outlineLvl w:val="4"/>
+    </w:pPr>
+    <w:rPr>
+      <w:color w:val="2E74B5"/>
+    </w:rPr>
+  </w:style>
+  <w:style w:type="paragraph" w:styleId="Ttulo6">
+    <w:name w:val="heading 6"/>
+    <w:uiPriority w:val="9"/>
+    <w:semiHidden/>
+    <w:unhideWhenUsed/>
+    <w:qFormat/>
+    <w:pPr>
+      <w:outlineLvl w:val="5"/>
+    </w:pPr>
+    <w:rPr>
+      <w:color w:val="1F4D78"/>
+    </w:rPr>
+  </w:style>
+  <w:style w:type="character" w:default="1" w:styleId="Fuentedeprrafopredeter">
+    <w:name w:val="Default Paragraph Font"/>
+    <w:uiPriority w:val="1"/>
+    <w:semiHidden/>
+    <w:unhideWhenUsed/>
+  </w:style>
+  <w:style w:type="table" w:default="1" w:styleId="Tablanormal">
+    <w:name w:val="Normal Table"/>
+    <w:uiPriority w:val="99"/>
+    <w:semiHidden/>
+    <w:unhideWhenUsed/>
+    <w:tblPr>
+      <w:tblInd w:w="0" w:type="dxa"/>
+      <w:tblCellMar>
+        <w:top w:w="0" w:type="dxa"/>
+        <w:left w:w="108" w:type="dxa"/>
+        <w:bottom w:w="0" w:type="dxa"/>
+        <w:right w:w="108" w:type="dxa"/>
+      </w:tblCellMar>
+    </w:tblPr>
+  </w:style>
+  <w:style w:type="numbering" w:default="1" w:styleId="Sinlista">
+    <w:name w:val="No List"/>
+    <w:uiPriority w:val="99"/>
+    <w:semiHidden/>
+    <w:unhideWhenUsed/>
+  </w:style>
+  <w:style w:type="paragraph" w:styleId="Ttulo">
     <w:name w:val="Title"/>
-    <w:basedOn w:val="Normal"/>
-    <w:next w:val="Normal"/>
+    <w:uiPriority w:val="10"/>
     <w:qFormat/>
     <w:rPr>
       <w:sz w:val="56"/>
       <w:szCs w:val="56"/>
     </w:rPr>
   </w:style>
-  <w:style w:type="paragraph" w:styleId="Heading1">
-    <w:name w:val="Heading 1"/>
-    <w:basedOn w:val="Normal"/>
-    <w:next w:val="Normal"/>
-    <w:qFormat/>
-    <w:rPr>
-      <w:color w:val="2E74B5"/>
-      <w:sz w:val="32"/>
-      <w:szCs w:val="32"/>
-    </w:rPr>
-  </w:style>
-  <w:style w:type="paragraph" w:styleId="Heading2">
-    <w:name w:val="Heading 2"/>
-    <w:basedOn w:val="Normal"/>
-    <w:next w:val="Normal"/>
-    <w:qFormat/>
-    <w:rPr>
-      <w:color w:val="2E74B5"/>
-      <w:sz w:val="26"/>
-      <w:szCs w:val="26"/>
-    </w:rPr>
-  </w:style>
-  <w:style w:type="paragraph" w:styleId="Heading3">
-    <w:name w:val="Heading 3"/>
-    <w:basedOn w:val="Normal"/>
-    <w:next w:val="Normal"/>
-    <w:qFormat/>
-    <w:rPr>
-      <w:color w:val="1F4D78"/>
-      <w:sz w:val="24"/>
-      <w:szCs w:val="24"/>
-    </w:rPr>
-  </w:style>
-  <w:style w:type="paragraph" w:styleId="Heading4">
-    <w:name w:val="Heading 4"/>
-    <w:basedOn w:val="Normal"/>
-    <w:next w:val="Normal"/>
-    <w:qFormat/>
-    <w:rPr>
-      <w:i/>
-      <w:iCs/>
-      <w:color w:val="2E74B5"/>
-    </w:rPr>
-  </w:style>
-  <w:style w:type="paragraph" w:styleId="Heading5">
-    <w:name w:val="Heading 5"/>
-    <w:basedOn w:val="Normal"/>
-    <w:next w:val="Normal"/>
-    <w:qFormat/>
-    <w:rPr>
-      <w:color w:val="2E74B5"/>
-    </w:rPr>
-  </w:style>
-  <w:style w:type="paragraph" w:styleId="Heading6">
-    <w:name w:val="Heading 6"/>
-    <w:basedOn w:val="Normal"/>
-    <w:next w:val="Normal"/>
-    <w:qFormat/>
-    <w:rPr>
-      <w:color w:val="1F4D78"/>
-    </w:rPr>
-  </w:style>
-  <w:style w:type="paragraph" w:styleId="Strong">
-    <w:name w:val="Strong"/>
-    <w:basedOn w:val="Normal"/>
-    <w:next w:val="Normal"/>
+  <w:style w:type="paragraph" w:customStyle="1" w:styleId="Fuerte1">
+    <w:name w:val="Fuerte1"/>
     <w:qFormat/>
     <w:rPr>
       <w:b/>
       <w:bCs/>
     </w:rPr>
   </w:style>
-  <w:style w:type="paragraph" w:styleId="ListParagraph">
+  <w:style w:type="paragraph" w:styleId="Prrafodelista">
     <w:name w:val="List Paragraph"/>
-    <w:basedOn w:val="Normal"/>
     <w:qFormat/>
   </w:style>
-  <w:style w:type="character" w:styleId="Hyperlink">
+  <w:style w:type="character" w:styleId="Hipervnculo">
     <w:name w:val="Hyperlink"/>
-    <w:basedOn w:val="DefaultParagraphFont"/>
     <w:uiPriority w:val="99"/>
     <w:unhideWhenUsed/>
     <w:rPr>
@@ -4821,9 +5496,8 @@
       <w:u w:val="single"/>
     </w:rPr>
   </w:style>
-  <w:style w:type="character" w:styleId="FootnoteReference">
+  <w:style w:type="character" w:styleId="Refdenotaalpie">
     <w:name w:val="footnote reference"/>
-    <w:basedOn w:val="DefaultParagraphFont"/>
     <w:uiPriority w:val="99"/>
     <w:semiHidden/>
     <w:unhideWhenUsed/>
@@ -4831,25 +5505,9 @@
       <w:vertAlign w:val="superscript"/>
     </w:rPr>
   </w:style>
-  <w:style w:type="paragraph" w:styleId="FootnoteText">
+  <w:style w:type="paragraph" w:styleId="Textonotapie">
     <w:name w:val="footnote text"/>
-    <w:basedOn w:val="Normal"/>
-    <w:link w:val="FootnoteTextChar"/>
-    <w:uiPriority w:val="99"/>
-    <w:semiHidden/>
-    <w:unhideWhenUsed/>
-    <w:pPr>
-      <w:spacing w:after="0" w:line="240" w:lineRule="auto"/>
-    </w:pPr>
-    <w:rPr>
-      <w:sz w:val="20"/>
-      <w:szCs w:val="20"/>
-    </w:rPr>
-  </w:style>
-  <w:style w:type="character" w:styleId="FootnoteTextChar">
-    <w:name w:val="Footnote Text Char"/>
-    <w:basedOn w:val="DefaultParagraphFont"/>
-    <w:link w:val="FootnoteText"/>
+    <w:link w:val="TextonotapieCar"/>
     <w:uiPriority w:val="99"/>
     <w:semiHidden/>
     <w:unhideWhenUsed/>
@@ -4858,35 +5516,9 @@
       <w:szCs w:val="20"/>
     </w:rPr>
   </w:style>
-  <w:style w:type="character" w:styleId="EndnoteReference">
-    <w:name w:val="endnote reference"/>
-    <w:basedOn w:val="DefaultParagraphFont"/>
-    <w:uiPriority w:val="99"/>
-    <w:semiHidden/>
-    <w:unhideWhenUsed/>
-    <w:rPr>
-      <w:vertAlign w:val="superscript"/>
-    </w:rPr>
-  </w:style>
-  <w:style w:type="paragraph" w:styleId="EndnoteText">
-    <w:name w:val="endnote text"/>
-    <w:basedOn w:val="Normal"/>
-    <w:link w:val="EndnoteTextChar"/>
-    <w:uiPriority w:val="99"/>
-    <w:semiHidden/>
-    <w:unhideWhenUsed/>
-    <w:pPr>
-      <w:spacing w:after="0" w:line="240" w:lineRule="auto"/>
-    </w:pPr>
-    <w:rPr>
-      <w:sz w:val="20"/>
-      <w:szCs w:val="20"/>
-    </w:rPr>
-  </w:style>
-  <w:style w:type="character" w:styleId="EndnoteTextChar">
-    <w:name w:val="Endnote Text Char"/>
-    <w:basedOn w:val="DefaultParagraphFont"/>
-    <w:link w:val="EndnoteText"/>
+  <w:style w:type="character" w:customStyle="1" w:styleId="TextonotapieCar">
+    <w:name w:val="Texto nota pie Car"/>
+    <w:link w:val="Textonotapie"/>
     <w:uiPriority w:val="99"/>
     <w:semiHidden/>
     <w:unhideWhenUsed/>
@@ -4895,62 +5527,357 @@
       <w:szCs w:val="20"/>
     </w:rPr>
   </w:style>
-  <w:style w:type="paragraph" w:styleId="Heading1">
-    <w:name w:val="Heading 1"/>
-    <w:basedOn w:val="Normal"/>
-    <w:next w:val="Normal"/>
-    <w:qFormat/>
-    <w:pPr>
-      <w:pBdr>
-        <w:bottom w:val="single" w:color="20A7C9" w:sz="18" w:space="6"/>
-      </w:pBdr>
-      <w:spacing w:after="160" w:before="240"/>
-      <w:outlineLvl w:val="0"/>
-    </w:pPr>
+  <w:style w:type="character" w:styleId="Refdenotaalfinal">
+    <w:name w:val="endnote reference"/>
+    <w:uiPriority w:val="99"/>
+    <w:semiHidden/>
+    <w:unhideWhenUsed/>
     <w:rPr>
-      <w:rFonts w:ascii="Arial" w:cs="Arial" w:eastAsia="Arial" w:hAnsi="Arial"/>
-      <w:b/>
-      <w:bCs/>
-      <w:color w:val="1B2A4A"/>
-      <w:sz w:val="32"/>
-      <w:szCs w:val="32"/>
+      <w:vertAlign w:val="superscript"/>
     </w:rPr>
   </w:style>
-  <w:style w:type="paragraph" w:styleId="Heading2">
-    <w:name w:val="Heading 2"/>
-    <w:basedOn w:val="Normal"/>
-    <w:next w:val="Normal"/>
-    <w:qFormat/>
-    <w:pPr>
-      <w:spacing w:after="110" w:before="220"/>
-      <w:outlineLvl w:val="1"/>
-    </w:pPr>
+  <w:style w:type="paragraph" w:styleId="Textonotaalfinal">
+    <w:name w:val="endnote text"/>
+    <w:link w:val="TextonotaalfinalCar"/>
+    <w:uiPriority w:val="99"/>
+    <w:semiHidden/>
+    <w:unhideWhenUsed/>
     <w:rPr>
-      <w:rFonts w:ascii="Arial" w:cs="Arial" w:eastAsia="Arial" w:hAnsi="Arial"/>
-      <w:b/>
-      <w:bCs/>
-      <w:color w:val="12707F"/>
-      <w:sz w:val="26"/>
-      <w:szCs w:val="26"/>
+      <w:sz w:val="20"/>
+      <w:szCs w:val="20"/>
     </w:rPr>
   </w:style>
-  <w:style w:type="paragraph" w:styleId="Heading3">
-    <w:name w:val="Heading 3"/>
-    <w:basedOn w:val="Normal"/>
-    <w:next w:val="Normal"/>
-    <w:qFormat/>
-    <w:pPr>
-      <w:spacing w:after="90" w:before="160"/>
-      <w:outlineLvl w:val="2"/>
-    </w:pPr>
+  <w:style w:type="character" w:customStyle="1" w:styleId="TextonotaalfinalCar">
+    <w:name w:val="Texto nota al final Car"/>
+    <w:link w:val="Textonotaalfinal"/>
+    <w:uiPriority w:val="99"/>
+    <w:semiHidden/>
+    <w:unhideWhenUsed/>
     <w:rPr>
-      <w:rFonts w:ascii="Arial" w:cs="Arial" w:eastAsia="Arial" w:hAnsi="Arial"/>
-      <w:b/>
-      <w:bCs/>
-      <w:color w:val="333A45"/>
-      <w:sz w:val="23"/>
-      <w:szCs w:val="23"/>
+      <w:sz w:val="20"/>
+      <w:szCs w:val="20"/>
     </w:rPr>
   </w:style>
 </w:styles>
+</file>
+
+<file path=word/theme/theme1.xml><?xml version="1.0" encoding="utf-8"?>
+<a:theme xmlns:a="http://schemas.openxmlformats.org/drawingml/2006/main" name="Tema de Office">
+  <a:themeElements>
+    <a:clrScheme name="Office">
+      <a:dk1>
+        <a:sysClr val="windowText" lastClr="000000"/>
+      </a:dk1>
+      <a:lt1>
+        <a:sysClr val="window" lastClr="FFFFFF"/>
+      </a:lt1>
+      <a:dk2>
+        <a:srgbClr val="0E2841"/>
+      </a:dk2>
+      <a:lt2>
+        <a:srgbClr val="E8E8E8"/>
+      </a:lt2>
+      <a:accent1>
+        <a:srgbClr val="156082"/>
+      </a:accent1>
+      <a:accent2>
+        <a:srgbClr val="E97132"/>
+      </a:accent2>
+      <a:accent3>
+        <a:srgbClr val="196B24"/>
+      </a:accent3>
+      <a:accent4>
+        <a:srgbClr val="0F9ED5"/>
+      </a:accent4>
+      <a:accent5>
+        <a:srgbClr val="A02B93"/>
+      </a:accent5>
+      <a:accent6>
+        <a:srgbClr val="4EA72E"/>
+      </a:accent6>
+      <a:hlink>
+        <a:srgbClr val="467886"/>
+      </a:hlink>
+      <a:folHlink>
+        <a:srgbClr val="96607D"/>
+      </a:folHlink>
+    </a:clrScheme>
+    <a:fontScheme name="Office">
+      <a:majorFont>
+        <a:latin typeface="Aptos Display" panose="02110004020202020204"/>
+        <a:ea typeface=""/>
+        <a:cs typeface=""/>
+        <a:font script="Jpan" typeface="游ゴシック Light"/>
+        <a:font script="Hang" typeface="맑은 고딕"/>
+        <a:font script="Hans" typeface="等线 Light"/>
+        <a:font script="Hant" typeface="新細明體"/>
+        <a:font script="Arab" typeface="Times New Roman"/>
+        <a:font script="Hebr" typeface="Times New Roman"/>
+        <a:font script="Thai" typeface="Angsana New"/>
+        <a:font script="Ethi" typeface="Nyala"/>
+        <a:font script="Beng" typeface="Vrinda"/>
+        <a:font script="Gujr" typeface="Shruti"/>
+        <a:font script="Khmr" typeface="MoolBoran"/>
+        <a:font script="Knda" typeface="Tunga"/>
+        <a:font script="Guru" typeface="Raavi"/>
+        <a:font script="Cans" typeface="Euphemia"/>
+        <a:font script="Cher" typeface="Plantagenet Cherokee"/>
+        <a:font script="Yiii" typeface="Microsoft Yi Baiti"/>
+        <a:font script="Tibt" typeface="Microsoft Himalaya"/>
+        <a:font script="Thaa" typeface="MV Boli"/>
+        <a:font script="Deva" typeface="Mangal"/>
+        <a:font script="Telu" typeface="Gautami"/>
+        <a:font script="Taml" typeface="Latha"/>
+        <a:font script="Syrc" typeface="Estrangelo Edessa"/>
+        <a:font script="Orya" typeface="Kalinga"/>
+        <a:font script="Mlym" typeface="Kartika"/>
+        <a:font script="Laoo" typeface="DokChampa"/>
+        <a:font script="Sinh" typeface="Iskoola Pota"/>
+        <a:font script="Mong" typeface="Mongolian Baiti"/>
+        <a:font script="Viet" typeface="Times New Roman"/>
+        <a:font script="Uigh" typeface="Microsoft Uighur"/>
+        <a:font script="Geor" typeface="Sylfaen"/>
+        <a:font script="Armn" typeface="Arial"/>
+        <a:font script="Bugi" typeface="Leelawadee UI"/>
+        <a:font script="Bopo" typeface="Microsoft JhengHei"/>
+        <a:font script="Java" typeface="Javanese Text"/>
+        <a:font script="Lisu" typeface="Segoe UI"/>
+        <a:font script="Mymr" typeface="Myanmar Text"/>
+        <a:font script="Nkoo" typeface="Ebrima"/>
+        <a:font script="Olck" typeface="Nirmala UI"/>
+        <a:font script="Osma" typeface="Ebrima"/>
+        <a:font script="Phag" typeface="Phagspa"/>
+        <a:font script="Syrn" typeface="Estrangelo Edessa"/>
+        <a:font script="Syrj" typeface="Estrangelo Edessa"/>
+        <a:font script="Syre" typeface="Estrangelo Edessa"/>
+        <a:font script="Sora" typeface="Nirmala UI"/>
+        <a:font script="Tale" typeface="Microsoft Tai Le"/>
+        <a:font script="Talu" typeface="Microsoft New Tai Lue"/>
+        <a:font script="Tfng" typeface="Ebrima"/>
+      </a:majorFont>
+      <a:minorFont>
+        <a:latin typeface="Aptos" panose="02110004020202020204"/>
+        <a:ea typeface=""/>
+        <a:cs typeface=""/>
+        <a:font script="Jpan" typeface="游明朝"/>
+        <a:font script="Hang" typeface="맑은 고딕"/>
+        <a:font script="Hans" typeface="等线"/>
+        <a:font script="Hant" typeface="新細明體"/>
+        <a:font script="Arab" typeface="Arial"/>
+        <a:font script="Hebr" typeface="Arial"/>
+        <a:font script="Thai" typeface="Cordia New"/>
+        <a:font script="Ethi" typeface="Nyala"/>
+        <a:font script="Beng" typeface="Vrinda"/>
+        <a:font script="Gujr" typeface="Shruti"/>
+        <a:font script="Khmr" typeface="DaunPenh"/>
+        <a:font script="Knda" typeface="Tunga"/>
+        <a:font script="Guru" typeface="Raavi"/>
+        <a:font script="Cans" typeface="Euphemia"/>
+        <a:font script="Cher" typeface="Plantagenet Cherokee"/>
+        <a:font script="Yiii" typeface="Microsoft Yi Baiti"/>
+        <a:font script="Tibt" typeface="Microsoft Himalaya"/>
+        <a:font script="Thaa" typeface="MV Boli"/>
+        <a:font script="Deva" typeface="Mangal"/>
+        <a:font script="Telu" typeface="Gautami"/>
+        <a:font script="Taml" typeface="Latha"/>
+        <a:font script="Syrc" typeface="Estrangelo Edessa"/>
+        <a:font script="Orya" typeface="Kalinga"/>
+        <a:font script="Mlym" typeface="Kartika"/>
+        <a:font script="Laoo" typeface="DokChampa"/>
+        <a:font script="Sinh" typeface="Iskoola Pota"/>
+        <a:font script="Mong" typeface="Mongolian Baiti"/>
+        <a:font script="Viet" typeface="Arial"/>
+        <a:font script="Uigh" typeface="Microsoft Uighur"/>
+        <a:font script="Geor" typeface="Sylfaen"/>
+        <a:font script="Armn" typeface="Arial"/>
+        <a:font script="Bugi" typeface="Leelawadee UI"/>
+        <a:font script="Bopo" typeface="Microsoft JhengHei"/>
+        <a:font script="Java" typeface="Javanese Text"/>
+        <a:font script="Lisu" typeface="Segoe UI"/>
+        <a:font script="Mymr" typeface="Myanmar Text"/>
+        <a:font script="Nkoo" typeface="Ebrima"/>
+        <a:font script="Olck" typeface="Nirmala UI"/>
+        <a:font script="Osma" typeface="Ebrima"/>
+        <a:font script="Phag" typeface="Phagspa"/>
+        <a:font script="Syrn" typeface="Estrangelo Edessa"/>
+        <a:font script="Syrj" typeface="Estrangelo Edessa"/>
+        <a:font script="Syre" typeface="Estrangelo Edessa"/>
+        <a:font script="Sora" typeface="Nirmala UI"/>
+        <a:font script="Tale" typeface="Microsoft Tai Le"/>
+        <a:font script="Talu" typeface="Microsoft New Tai Lue"/>
+        <a:font script="Tfng" typeface="Ebrima"/>
+      </a:minorFont>
+    </a:fontScheme>
+    <a:fmtScheme name="Office">
+      <a:fillStyleLst>
+        <a:solidFill>
+          <a:schemeClr val="phClr"/>
+        </a:solidFill>
+        <a:gradFill rotWithShape="1">
+          <a:gsLst>
+            <a:gs pos="0">
+              <a:schemeClr val="phClr">
+                <a:lumMod val="110000"/>
+                <a:satMod val="105000"/>
+                <a:tint val="67000"/>
+              </a:schemeClr>
+            </a:gs>
+            <a:gs pos="50000">
+              <a:schemeClr val="phClr">
+                <a:lumMod val="105000"/>
+                <a:satMod val="103000"/>
+                <a:tint val="73000"/>
+              </a:schemeClr>
+            </a:gs>
+            <a:gs pos="100000">
+              <a:schemeClr val="phClr">
+                <a:lumMod val="105000"/>
+                <a:satMod val="109000"/>
+                <a:tint val="81000"/>
+              </a:schemeClr>
+            </a:gs>
+          </a:gsLst>
+          <a:lin ang="5400000" scaled="0"/>
+        </a:gradFill>
+        <a:gradFill rotWithShape="1">
+          <a:gsLst>
+            <a:gs pos="0">
+              <a:schemeClr val="phClr">
+                <a:satMod val="103000"/>
+                <a:lumMod val="102000"/>
+                <a:tint val="94000"/>
+              </a:schemeClr>
+            </a:gs>
+            <a:gs pos="50000">
+              <a:schemeClr val="phClr">
+                <a:satMod val="110000"/>
+                <a:lumMod val="100000"/>
+                <a:shade val="100000"/>
+              </a:schemeClr>
+            </a:gs>
+            <a:gs pos="100000">
+              <a:schemeClr val="phClr">
+                <a:lumMod val="99000"/>
+                <a:satMod val="120000"/>
+                <a:shade val="78000"/>
+              </a:schemeClr>
+            </a:gs>
+          </a:gsLst>
+          <a:lin ang="5400000" scaled="0"/>
+        </a:gradFill>
+      </a:fillStyleLst>
+      <a:lnStyleLst>
+        <a:ln w="12700" cap="flat" cmpd="sng" algn="ctr">
+          <a:solidFill>
+            <a:schemeClr val="phClr"/>
+          </a:solidFill>
+          <a:prstDash val="solid"/>
+          <a:miter lim="800000"/>
+        </a:ln>
+        <a:ln w="19050" cap="flat" cmpd="sng" algn="ctr">
+          <a:solidFill>
+            <a:schemeClr val="phClr"/>
+          </a:solidFill>
+          <a:prstDash val="solid"/>
+          <a:miter lim="800000"/>
+        </a:ln>
+        <a:ln w="25400" cap="flat" cmpd="sng" algn="ctr">
+          <a:solidFill>
+            <a:schemeClr val="phClr"/>
+          </a:solidFill>
+          <a:prstDash val="solid"/>
+          <a:miter lim="800000"/>
+        </a:ln>
+      </a:lnStyleLst>
+      <a:effectStyleLst>
+        <a:effectStyle>
+          <a:effectLst/>
+        </a:effectStyle>
+        <a:effectStyle>
+          <a:effectLst/>
+        </a:effectStyle>
+        <a:effectStyle>
+          <a:effectLst>
+            <a:outerShdw blurRad="57150" dist="19050" dir="5400000" algn="ctr" rotWithShape="0">
+              <a:srgbClr val="000000">
+                <a:alpha val="63000"/>
+              </a:srgbClr>
+            </a:outerShdw>
+          </a:effectLst>
+        </a:effectStyle>
+      </a:effectStyleLst>
+      <a:bgFillStyleLst>
+        <a:solidFill>
+          <a:schemeClr val="phClr"/>
+        </a:solidFill>
+        <a:solidFill>
+          <a:schemeClr val="phClr">
+            <a:tint val="95000"/>
+            <a:satMod val="170000"/>
+          </a:schemeClr>
+        </a:solidFill>
+        <a:gradFill rotWithShape="1">
+          <a:gsLst>
+            <a:gs pos="0">
+              <a:schemeClr val="phClr">
+                <a:tint val="93000"/>
+                <a:satMod val="150000"/>
+                <a:shade val="98000"/>
+                <a:lumMod val="102000"/>
+              </a:schemeClr>
+            </a:gs>
+            <a:gs pos="50000">
+              <a:schemeClr val="phClr">
+                <a:tint val="98000"/>
+                <a:satMod val="130000"/>
+                <a:shade val="90000"/>
+                <a:lumMod val="103000"/>
+              </a:schemeClr>
+            </a:gs>
+            <a:gs pos="100000">
+              <a:schemeClr val="phClr">
+                <a:shade val="63000"/>
+                <a:satMod val="120000"/>
+              </a:schemeClr>
+            </a:gs>
+          </a:gsLst>
+          <a:lin ang="5400000" scaled="0"/>
+        </a:gradFill>
+      </a:bgFillStyleLst>
+    </a:fmtScheme>
+  </a:themeElements>
+  <a:objectDefaults>
+    <a:lnDef>
+      <a:spPr/>
+      <a:bodyPr/>
+      <a:lstStyle/>
+      <a:style>
+        <a:lnRef idx="2">
+          <a:schemeClr val="accent1"/>
+        </a:lnRef>
+        <a:fillRef idx="0">
+          <a:schemeClr val="accent1"/>
+        </a:fillRef>
+        <a:effectRef idx="1">
+          <a:schemeClr val="accent1"/>
+        </a:effectRef>
+        <a:fontRef idx="minor">
+          <a:schemeClr val="tx1"/>
+        </a:fontRef>
+      </a:style>
+    </a:lnDef>
+  </a:objectDefaults>
+  <a:extraClrSchemeLst/>
+  <a:extLst>
+    <a:ext uri="{05A4C25C-085E-4340-85A3-A5531E510DB2}">
+      <thm15:themeFamily xmlns:thm15="http://schemas.microsoft.com/office/thememl/2012/main" name="Office Theme" id="{2E142A2C-CD16-42D6-873A-C26D2A0506FA}" vid="{1BDDFF52-6CD6-40A5-AB3C-68EB2F1E4D0A}"/>
+    </a:ext>
+  </a:extLst>
+</a:theme>
+</file>
+
+<file path=docMetadata/LabelInfo.xml><?xml version="1.0" encoding="utf-8"?>
+<clbl:labelList xmlns:clbl="http://schemas.microsoft.com/office/2020/mipLabelMetadata">
+  <clbl:label id="{199251be-6de3-4a66-990f-20f430cd347f}" enabled="0" method="" siteId="{199251be-6de3-4a66-990f-20f430cd347f}" removed="1"/>
+</clbl:labelList>
 </file>